--- a/Звіт/Диплом/диплом_Ніколаєв_2026.docx
+++ b/Звіт/Диплом/диплом_Ніколаєв_2026.docx
@@ -34,17 +34,58 @@
       <w:pPr>
         <w:pStyle w:val="NormalText"/>
       </w:pPr>
-      <w:r>
-        <w:rPr>
-          <w:lang w:val="en-US"/>
-        </w:rPr>
-        <w:t>Пояснювальна записка до дипломно</w:t>
-      </w:r>
-      <w:r>
-        <w:t>ї роботи</w:t>
-      </w:r>
-      <w:r>
-        <w:t xml:space="preserve">: </w:t>
+      <w:proofErr w:type="spellStart"/>
+      <w:r>
+        <w:rPr>
+          <w:lang w:val="en-US"/>
+        </w:rPr>
+        <w:t>Пояснювальна</w:t>
+      </w:r>
+      <w:proofErr w:type="spellEnd"/>
+      <w:r>
+        <w:rPr>
+          <w:lang w:val="en-US"/>
+        </w:rPr>
+        <w:t xml:space="preserve"> </w:t>
+      </w:r>
+      <w:proofErr w:type="spellStart"/>
+      <w:r>
+        <w:rPr>
+          <w:lang w:val="en-US"/>
+        </w:rPr>
+        <w:t>записка</w:t>
+      </w:r>
+      <w:proofErr w:type="spellEnd"/>
+      <w:r>
+        <w:rPr>
+          <w:lang w:val="en-US"/>
+        </w:rPr>
+        <w:t xml:space="preserve"> </w:t>
+      </w:r>
+      <w:proofErr w:type="spellStart"/>
+      <w:r>
+        <w:rPr>
+          <w:lang w:val="en-US"/>
+        </w:rPr>
+        <w:t>до</w:t>
+      </w:r>
+      <w:proofErr w:type="spellEnd"/>
+      <w:r>
+        <w:rPr>
+          <w:lang w:val="en-US"/>
+        </w:rPr>
+        <w:t xml:space="preserve"> </w:t>
+      </w:r>
+      <w:proofErr w:type="spellStart"/>
+      <w:r>
+        <w:rPr>
+          <w:lang w:val="en-US"/>
+        </w:rPr>
+        <w:t>дипломно</w:t>
+      </w:r>
+      <w:proofErr w:type="spellEnd"/>
+      <w:r>
+        <w:t xml:space="preserve">ї роботи: </w:t>
       </w:r>
       <w:r>
         <w:rPr>
@@ -2051,10 +2092,7 @@
         <w:pStyle w:val="NormalText"/>
       </w:pPr>
       <w:r>
-        <w:t>Поставлено такі з</w:t>
-      </w:r>
-      <w:r>
-        <w:t>авдання:</w:t>
+        <w:t>Поставлено такі завдання:</w:t>
       </w:r>
     </w:p>
     <w:p>
@@ -2476,11 +2514,33 @@
       <w:r>
         <w:t>де V – н</w:t>
       </w:r>
-      <w:r>
-        <w:rPr>
-          <w:lang w:val="en-US"/>
-        </w:rPr>
-        <w:t>оди графа;</w:t>
+      <w:proofErr w:type="spellStart"/>
+      <w:r>
+        <w:rPr>
+          <w:lang w:val="en-US"/>
+        </w:rPr>
+        <w:t>оди</w:t>
+      </w:r>
+      <w:proofErr w:type="spellEnd"/>
+      <w:r>
+        <w:rPr>
+          <w:lang w:val="en-US"/>
+        </w:rPr>
+        <w:t xml:space="preserve"> </w:t>
+      </w:r>
+      <w:proofErr w:type="spellStart"/>
+      <w:r>
+        <w:rPr>
+          <w:lang w:val="en-US"/>
+        </w:rPr>
+        <w:t>графа</w:t>
+      </w:r>
+      <w:proofErr w:type="spellEnd"/>
+      <w:r>
+        <w:rPr>
+          <w:lang w:val="en-US"/>
+        </w:rPr>
+        <w:t>;</w:t>
       </w:r>
     </w:p>
     <w:p>
@@ -2501,8 +2561,16 @@
         <w:rPr>
           <w:lang w:val="en-US"/>
         </w:rPr>
-        <w:t xml:space="preserve"> графа</w:t>
-      </w:r>
+        <w:t xml:space="preserve"> </w:t>
+      </w:r>
+      <w:proofErr w:type="spellStart"/>
+      <w:r>
+        <w:rPr>
+          <w:lang w:val="en-US"/>
+        </w:rPr>
+        <w:t>графа</w:t>
+      </w:r>
+      <w:proofErr w:type="spellEnd"/>
       <w:r>
         <w:t>.</w:t>
       </w:r>
@@ -3636,6 +3704,7 @@
         </w:rPr>
         <w:t xml:space="preserve">Декомпозиція системи виконана за допомогою CASE-засобу </w:t>
       </w:r>
+      <w:proofErr w:type="spellStart"/>
       <w:r>
         <w:rPr>
           <w:color w:val="000000"/>
@@ -3643,6 +3712,7 @@
         </w:rPr>
         <w:t>PlantUML</w:t>
       </w:r>
+      <w:proofErr w:type="spellEnd"/>
       <w:r>
         <w:rPr>
           <w:color w:val="000000"/>
@@ -3831,7 +3901,20 @@
           <w:color w:val="000000"/>
           <w:szCs w:val="28"/>
         </w:rPr>
-        <w:t>Data Models (DeliveryStop, Vehicle, LegInfo): класи, що описують сутності предметної області — пункти доставки з часовими вікнами, параметри транспортних засобів та інформацію про сегменти маршруту.</w:t>
+        <w:t xml:space="preserve">Data Models (DeliveryStop, Vehicle, LegInfo): класи, що описують сутності предметної області </w:t>
+      </w:r>
+      <w:r>
+        <w:rPr>
+          <w:lang w:val="ru-RU"/>
+        </w:rPr>
+        <w:t>–</w:t>
+      </w:r>
+      <w:r>
+        <w:rPr>
+          <w:color w:val="000000"/>
+          <w:szCs w:val="28"/>
+        </w:rPr>
+        <w:t xml:space="preserve"> пункти доставки з часовими вікнами, параметри транспортних засобів та інформацію про сегменти маршруту.</w:t>
       </w:r>
     </w:p>
     <w:p>
@@ -4094,7 +4177,16 @@
         <w:t>, 2.3</w:t>
       </w:r>
       <w:r>
-        <w:t>) описує життєвий цикл запиту на оптимізацію — від ініціалізації додатку до візуалізації результатів. Основні етапи взаємодії включають</w:t>
+        <w:t xml:space="preserve">) описує життєвий цикл запиту на оптимізацію </w:t>
+      </w:r>
+      <w:r>
+        <w:rPr>
+          <w:lang w:val="ru-RU"/>
+        </w:rPr>
+        <w:t>–</w:t>
+      </w:r>
+      <w:r>
+        <w:t xml:space="preserve"> від ініціалізації додатку до візуалізації результатів. Основні етапи взаємодії включають</w:t>
       </w:r>
       <w:r>
         <w:rPr>
@@ -4298,7 +4390,7 @@
         </w:rPr>
         <w:lastRenderedPageBreak/>
         <w:drawing>
-          <wp:inline distT="0" distB="0" distL="0" distR="0" wp14:anchorId="4D81B15D" wp14:editId="148D409D">
+          <wp:inline distT="0" distB="0" distL="0" distR="0" wp14:anchorId="4D81B15D" wp14:editId="0A8E40EB">
             <wp:extent cx="6120130" cy="4850765"/>
             <wp:effectExtent l="0" t="0" r="0" b="6985"/>
             <wp:docPr id="6" name="Picture 6" descr="A black screen with white lines and blue rectangles&#10;&#10;AI-generated content may be incorrect."/>
@@ -4404,7 +4496,16 @@
         <w:t>GA</w:t>
       </w:r>
       <w:r>
-        <w:t xml:space="preserve">) — популяційна метаевристика, що імітує процеси природного відбору для знаходження наближених до оптимальних розв'язків у </w:t>
+        <w:t xml:space="preserve">) </w:t>
+      </w:r>
+      <w:r>
+        <w:rPr>
+          <w:lang w:val="ru-RU"/>
+        </w:rPr>
+        <w:t>–</w:t>
+      </w:r>
+      <w:r>
+        <w:t xml:space="preserve"> популяційна метаевристика, що імітує процеси природного відбору для знаходження наближених до оптимальних розв'язків у </w:t>
       </w:r>
       <w:r>
         <w:rPr>
@@ -4923,7 +5024,19 @@
         <w:rPr>
           <w:lang w:val="ru-RU"/>
         </w:rPr>
-        <w:t xml:space="preserve"> — </w:t>
+        <w:t xml:space="preserve"> </w:t>
+      </w:r>
+      <w:r>
+        <w:rPr>
+          <w:lang w:val="ru-RU"/>
+        </w:rPr>
+        <w:t>–</w:t>
+      </w:r>
+      <w:r>
+        <w:rPr>
+          <w:lang w:val="ru-RU"/>
+        </w:rPr>
+        <w:t xml:space="preserve"> </w:t>
       </w:r>
       <w:r>
         <w:rPr>
@@ -5603,11 +5716,341 @@
         </w:rPr>
         <w:t xml:space="preserve">Розроблена інформаційна система оптимізації маршрутів доставки реалізована як веб-застосунок із серверною логікою. </w:t>
       </w:r>
-      <w:r>
-        <w:rPr>
-          <w:lang w:val="en-US"/>
-        </w:rPr>
-        <w:t>Вибір програмного забезпечення обумовлений вимогами до швидкості розробки, наявності зрілих бібліотек для роботи з географічними даними та можливості створення інтерактивного інтерфейсу без залучення окремої фронтенд-команди.</w:t>
+      <w:proofErr w:type="spellStart"/>
+      <w:r>
+        <w:rPr>
+          <w:lang w:val="en-US"/>
+        </w:rPr>
+        <w:t>Вибір</w:t>
+      </w:r>
+      <w:proofErr w:type="spellEnd"/>
+      <w:r>
+        <w:rPr>
+          <w:lang w:val="en-US"/>
+        </w:rPr>
+        <w:t xml:space="preserve"> </w:t>
+      </w:r>
+      <w:proofErr w:type="spellStart"/>
+      <w:r>
+        <w:rPr>
+          <w:lang w:val="en-US"/>
+        </w:rPr>
+        <w:t>програмного</w:t>
+      </w:r>
+      <w:proofErr w:type="spellEnd"/>
+      <w:r>
+        <w:rPr>
+          <w:lang w:val="en-US"/>
+        </w:rPr>
+        <w:t xml:space="preserve"> </w:t>
+      </w:r>
+      <w:proofErr w:type="spellStart"/>
+      <w:r>
+        <w:rPr>
+          <w:lang w:val="en-US"/>
+        </w:rPr>
+        <w:t>забезпечення</w:t>
+      </w:r>
+      <w:proofErr w:type="spellEnd"/>
+      <w:r>
+        <w:rPr>
+          <w:lang w:val="en-US"/>
+        </w:rPr>
+        <w:t xml:space="preserve"> </w:t>
+      </w:r>
+      <w:proofErr w:type="spellStart"/>
+      <w:r>
+        <w:rPr>
+          <w:lang w:val="en-US"/>
+        </w:rPr>
+        <w:t>обумовлений</w:t>
+      </w:r>
+      <w:proofErr w:type="spellEnd"/>
+      <w:r>
+        <w:rPr>
+          <w:lang w:val="en-US"/>
+        </w:rPr>
+        <w:t xml:space="preserve"> </w:t>
+      </w:r>
+      <w:proofErr w:type="spellStart"/>
+      <w:r>
+        <w:rPr>
+          <w:lang w:val="en-US"/>
+        </w:rPr>
+        <w:t>вимогами</w:t>
+      </w:r>
+      <w:proofErr w:type="spellEnd"/>
+      <w:r>
+        <w:rPr>
+          <w:lang w:val="en-US"/>
+        </w:rPr>
+        <w:t xml:space="preserve"> </w:t>
+      </w:r>
+      <w:proofErr w:type="spellStart"/>
+      <w:r>
+        <w:rPr>
+          <w:lang w:val="en-US"/>
+        </w:rPr>
+        <w:t>до</w:t>
+      </w:r>
+      <w:proofErr w:type="spellEnd"/>
+      <w:r>
+        <w:rPr>
+          <w:lang w:val="en-US"/>
+        </w:rPr>
+        <w:t xml:space="preserve"> </w:t>
+      </w:r>
+      <w:proofErr w:type="spellStart"/>
+      <w:r>
+        <w:rPr>
+          <w:lang w:val="en-US"/>
+        </w:rPr>
+        <w:t>швидкості</w:t>
+      </w:r>
+      <w:proofErr w:type="spellEnd"/>
+      <w:r>
+        <w:rPr>
+          <w:lang w:val="en-US"/>
+        </w:rPr>
+        <w:t xml:space="preserve"> </w:t>
+      </w:r>
+      <w:proofErr w:type="spellStart"/>
+      <w:r>
+        <w:rPr>
+          <w:lang w:val="en-US"/>
+        </w:rPr>
+        <w:t>розробки</w:t>
+      </w:r>
+      <w:proofErr w:type="spellEnd"/>
+      <w:r>
+        <w:rPr>
+          <w:lang w:val="en-US"/>
+        </w:rPr>
+        <w:t xml:space="preserve">, </w:t>
+      </w:r>
+      <w:proofErr w:type="spellStart"/>
+      <w:r>
+        <w:rPr>
+          <w:lang w:val="en-US"/>
+        </w:rPr>
+        <w:t>наявності</w:t>
+      </w:r>
+      <w:proofErr w:type="spellEnd"/>
+      <w:r>
+        <w:rPr>
+          <w:lang w:val="en-US"/>
+        </w:rPr>
+        <w:t xml:space="preserve"> </w:t>
+      </w:r>
+      <w:proofErr w:type="spellStart"/>
+      <w:r>
+        <w:rPr>
+          <w:lang w:val="en-US"/>
+        </w:rPr>
+        <w:t>зрілих</w:t>
+      </w:r>
+      <w:proofErr w:type="spellEnd"/>
+      <w:r>
+        <w:rPr>
+          <w:lang w:val="en-US"/>
+        </w:rPr>
+        <w:t xml:space="preserve"> </w:t>
+      </w:r>
+      <w:proofErr w:type="spellStart"/>
+      <w:r>
+        <w:rPr>
+          <w:lang w:val="en-US"/>
+        </w:rPr>
+        <w:t>бібліотек</w:t>
+      </w:r>
+      <w:proofErr w:type="spellEnd"/>
+      <w:r>
+        <w:rPr>
+          <w:lang w:val="en-US"/>
+        </w:rPr>
+        <w:t xml:space="preserve"> </w:t>
+      </w:r>
+      <w:proofErr w:type="spellStart"/>
+      <w:r>
+        <w:rPr>
+          <w:lang w:val="en-US"/>
+        </w:rPr>
+        <w:t>для</w:t>
+      </w:r>
+      <w:proofErr w:type="spellEnd"/>
+      <w:r>
+        <w:rPr>
+          <w:lang w:val="en-US"/>
+        </w:rPr>
+        <w:t xml:space="preserve"> </w:t>
+      </w:r>
+      <w:proofErr w:type="spellStart"/>
+      <w:r>
+        <w:rPr>
+          <w:lang w:val="en-US"/>
+        </w:rPr>
+        <w:t>роботи</w:t>
+      </w:r>
+      <w:proofErr w:type="spellEnd"/>
+      <w:r>
+        <w:rPr>
+          <w:lang w:val="en-US"/>
+        </w:rPr>
+        <w:t xml:space="preserve"> з </w:t>
+      </w:r>
+      <w:proofErr w:type="spellStart"/>
+      <w:r>
+        <w:rPr>
+          <w:lang w:val="en-US"/>
+        </w:rPr>
+        <w:t>географічними</w:t>
+      </w:r>
+      <w:proofErr w:type="spellEnd"/>
+      <w:r>
+        <w:rPr>
+          <w:lang w:val="en-US"/>
+        </w:rPr>
+        <w:t xml:space="preserve"> </w:t>
+      </w:r>
+      <w:proofErr w:type="spellStart"/>
+      <w:r>
+        <w:rPr>
+          <w:lang w:val="en-US"/>
+        </w:rPr>
+        <w:t>даними</w:t>
+      </w:r>
+      <w:proofErr w:type="spellEnd"/>
+      <w:r>
+        <w:rPr>
+          <w:lang w:val="en-US"/>
+        </w:rPr>
+        <w:t xml:space="preserve"> </w:t>
+      </w:r>
+      <w:proofErr w:type="spellStart"/>
+      <w:r>
+        <w:rPr>
+          <w:lang w:val="en-US"/>
+        </w:rPr>
+        <w:t>та</w:t>
+      </w:r>
+      <w:proofErr w:type="spellEnd"/>
+      <w:r>
+        <w:rPr>
+          <w:lang w:val="en-US"/>
+        </w:rPr>
+        <w:t xml:space="preserve"> </w:t>
+      </w:r>
+      <w:proofErr w:type="spellStart"/>
+      <w:r>
+        <w:rPr>
+          <w:lang w:val="en-US"/>
+        </w:rPr>
+        <w:t>можливості</w:t>
+      </w:r>
+      <w:proofErr w:type="spellEnd"/>
+      <w:r>
+        <w:rPr>
+          <w:lang w:val="en-US"/>
+        </w:rPr>
+        <w:t xml:space="preserve"> </w:t>
+      </w:r>
+      <w:proofErr w:type="spellStart"/>
+      <w:r>
+        <w:rPr>
+          <w:lang w:val="en-US"/>
+        </w:rPr>
+        <w:t>створення</w:t>
+      </w:r>
+      <w:proofErr w:type="spellEnd"/>
+      <w:r>
+        <w:rPr>
+          <w:lang w:val="en-US"/>
+        </w:rPr>
+        <w:t xml:space="preserve"> </w:t>
+      </w:r>
+      <w:proofErr w:type="spellStart"/>
+      <w:r>
+        <w:rPr>
+          <w:lang w:val="en-US"/>
+        </w:rPr>
+        <w:t>інтерактивного</w:t>
+      </w:r>
+      <w:proofErr w:type="spellEnd"/>
+      <w:r>
+        <w:rPr>
+          <w:lang w:val="en-US"/>
+        </w:rPr>
+        <w:t xml:space="preserve"> </w:t>
+      </w:r>
+      <w:proofErr w:type="spellStart"/>
+      <w:r>
+        <w:rPr>
+          <w:lang w:val="en-US"/>
+        </w:rPr>
+        <w:t>інтерфейсу</w:t>
+      </w:r>
+      <w:proofErr w:type="spellEnd"/>
+      <w:r>
+        <w:rPr>
+          <w:lang w:val="en-US"/>
+        </w:rPr>
+        <w:t xml:space="preserve"> </w:t>
+      </w:r>
+      <w:proofErr w:type="spellStart"/>
+      <w:r>
+        <w:rPr>
+          <w:lang w:val="en-US"/>
+        </w:rPr>
+        <w:t>без</w:t>
+      </w:r>
+      <w:proofErr w:type="spellEnd"/>
+      <w:r>
+        <w:rPr>
+          <w:lang w:val="en-US"/>
+        </w:rPr>
+        <w:t xml:space="preserve"> </w:t>
+      </w:r>
+      <w:proofErr w:type="spellStart"/>
+      <w:r>
+        <w:rPr>
+          <w:lang w:val="en-US"/>
+        </w:rPr>
+        <w:t>залучення</w:t>
+      </w:r>
+      <w:proofErr w:type="spellEnd"/>
+      <w:r>
+        <w:rPr>
+          <w:lang w:val="en-US"/>
+        </w:rPr>
+        <w:t xml:space="preserve"> </w:t>
+      </w:r>
+      <w:proofErr w:type="spellStart"/>
+      <w:r>
+        <w:rPr>
+          <w:lang w:val="en-US"/>
+        </w:rPr>
+        <w:t>окремої</w:t>
+      </w:r>
+      <w:proofErr w:type="spellEnd"/>
+      <w:r>
+        <w:rPr>
+          <w:lang w:val="en-US"/>
+        </w:rPr>
+        <w:t xml:space="preserve"> </w:t>
+      </w:r>
+      <w:proofErr w:type="spellStart"/>
+      <w:r>
+        <w:rPr>
+          <w:lang w:val="en-US"/>
+        </w:rPr>
+        <w:t>фронтенд-команди</w:t>
+      </w:r>
+      <w:proofErr w:type="spellEnd"/>
+      <w:r>
+        <w:rPr>
+          <w:lang w:val="en-US"/>
+        </w:rPr>
+        <w:t>.</w:t>
       </w:r>
     </w:p>
     <w:p>
@@ -5661,36 +6104,42 @@
         </w:rPr>
         <w:t>розвинена екосистема бібліотек для роботи з графами (</w:t>
       </w:r>
+      <w:proofErr w:type="spellStart"/>
       <w:r>
         <w:rPr>
           <w:lang w:val="en-US"/>
         </w:rPr>
         <w:t>NetworkX</w:t>
       </w:r>
+      <w:proofErr w:type="spellEnd"/>
       <w:r>
         <w:rPr>
           <w:lang w:val="ru-RU"/>
         </w:rPr>
         <w:t>), геоданими (</w:t>
       </w:r>
+      <w:proofErr w:type="spellStart"/>
       <w:r>
         <w:rPr>
           <w:lang w:val="en-US"/>
         </w:rPr>
         <w:t>OSMnx</w:t>
       </w:r>
+      <w:proofErr w:type="spellEnd"/>
       <w:r>
         <w:rPr>
           <w:lang w:val="ru-RU"/>
         </w:rPr>
         <w:t xml:space="preserve">, </w:t>
       </w:r>
+      <w:proofErr w:type="spellStart"/>
       <w:r>
         <w:rPr>
           <w:lang w:val="en-US"/>
         </w:rPr>
         <w:t>GeoPy</w:t>
       </w:r>
+      <w:proofErr w:type="spellEnd"/>
       <w:r>
         <w:rPr>
           <w:lang w:val="ru-RU"/>
@@ -5897,24 +6346,28 @@
         </w:rPr>
         <w:t xml:space="preserve">, </w:t>
       </w:r>
+      <w:proofErr w:type="spellStart"/>
       <w:r>
         <w:rPr>
           <w:lang w:val="en-US"/>
         </w:rPr>
         <w:t>Pylance</w:t>
       </w:r>
+      <w:proofErr w:type="spellEnd"/>
       <w:r>
         <w:rPr>
           <w:lang w:val="ru-RU"/>
         </w:rPr>
         <w:t xml:space="preserve"> та </w:t>
       </w:r>
+      <w:proofErr w:type="spellStart"/>
       <w:r>
         <w:rPr>
           <w:lang w:val="en-US"/>
         </w:rPr>
         <w:t>GitLens</w:t>
       </w:r>
+      <w:proofErr w:type="spellEnd"/>
       <w:r>
         <w:rPr>
           <w:lang w:val="ru-RU"/>
@@ -6045,12 +6498,14 @@
         </w:rPr>
         <w:t xml:space="preserve"> </w:t>
       </w:r>
+      <w:proofErr w:type="spellStart"/>
       <w:r>
         <w:rPr>
           <w:lang w:val="en-US"/>
         </w:rPr>
         <w:t>i</w:t>
       </w:r>
+      <w:proofErr w:type="spellEnd"/>
       <w:r>
         <w:rPr>
           <w:lang w:val="ru-RU"/>
@@ -6083,24 +6538,28 @@
         </w:rPr>
         <w:t xml:space="preserve">Оперативна пам’ять: не менше 8 ГБ. Граф дорожньої мережі міста середнього розміру (наприклад, м. Дніпро) у форматі </w:t>
       </w:r>
+      <w:proofErr w:type="spellStart"/>
       <w:r>
         <w:rPr>
           <w:lang w:val="en-US"/>
         </w:rPr>
         <w:t>NetworkX</w:t>
       </w:r>
-      <w:r>
-        <w:rPr>
-          <w:lang w:val="ru-RU"/>
-        </w:rPr>
-        <w:t xml:space="preserve"> </w:t>
-      </w:r>
+      <w:proofErr w:type="spellEnd"/>
+      <w:r>
+        <w:rPr>
+          <w:lang w:val="ru-RU"/>
+        </w:rPr>
+        <w:t xml:space="preserve"> </w:t>
+      </w:r>
+      <w:proofErr w:type="spellStart"/>
       <w:r>
         <w:rPr>
           <w:lang w:val="en-US"/>
         </w:rPr>
         <w:t>MultiDiGraph</w:t>
       </w:r>
+      <w:proofErr w:type="spellEnd"/>
       <w:r>
         <w:rPr>
           <w:lang w:val="ru-RU"/>
@@ -6195,12 +6654,14 @@
         </w:rPr>
         <w:t xml:space="preserve"> та звернень до </w:t>
       </w:r>
+      <w:proofErr w:type="spellStart"/>
       <w:r>
         <w:rPr>
           <w:lang w:val="en-US"/>
         </w:rPr>
         <w:t>Nominatim</w:t>
       </w:r>
+      <w:proofErr w:type="spellEnd"/>
       <w:r>
         <w:rPr>
           <w:lang w:val="ru-RU"/>
@@ -6730,11 +7191,19 @@
         </w:rPr>
         <w:t>– </w:t>
       </w:r>
-      <w:r>
-        <w:rPr>
-          <w:lang w:val="en-US"/>
-        </w:rPr>
-        <w:t xml:space="preserve">GraphBuilder </w:t>
+      <w:proofErr w:type="spellStart"/>
+      <w:r>
+        <w:rPr>
+          <w:lang w:val="en-US"/>
+        </w:rPr>
+        <w:t>GraphBuilder</w:t>
+      </w:r>
+      <w:proofErr w:type="spellEnd"/>
+      <w:r>
+        <w:rPr>
+          <w:lang w:val="en-US"/>
+        </w:rPr>
+        <w:t xml:space="preserve"> </w:t>
       </w:r>
       <w:r>
         <w:rPr>
@@ -6866,7 +7335,21 @@
         <w:rPr>
           <w:lang w:val="en-US"/>
         </w:rPr>
-        <w:t xml:space="preserve"> OSMnx </w:t>
+        <w:t xml:space="preserve"> </w:t>
+      </w:r>
+      <w:proofErr w:type="spellStart"/>
+      <w:r>
+        <w:rPr>
+          <w:lang w:val="en-US"/>
+        </w:rPr>
+        <w:t>OSMnx</w:t>
+      </w:r>
+      <w:proofErr w:type="spellEnd"/>
+      <w:r>
+        <w:rPr>
+          <w:lang w:val="en-US"/>
+        </w:rPr>
+        <w:t xml:space="preserve"> </w:t>
       </w:r>
       <w:r>
         <w:rPr>
@@ -7020,12 +7503,14 @@
         </w:rPr>
         <w:t>– </w:t>
       </w:r>
+      <w:proofErr w:type="spellStart"/>
       <w:r>
         <w:rPr>
           <w:lang w:val="en-US"/>
         </w:rPr>
         <w:t>VRPSolver</w:t>
       </w:r>
+      <w:proofErr w:type="spellEnd"/>
       <w:r>
         <w:rPr>
           <w:lang w:val="ru-RU"/>
@@ -7350,7 +7835,35 @@
         <w:rPr>
           <w:lang w:val="en-US"/>
         </w:rPr>
-        <w:t xml:space="preserve"> (DeliveryStop, Vehicle, LegInfo), </w:t>
+        <w:t xml:space="preserve"> (</w:t>
+      </w:r>
+      <w:proofErr w:type="spellStart"/>
+      <w:r>
+        <w:rPr>
+          <w:lang w:val="en-US"/>
+        </w:rPr>
+        <w:t>DeliveryStop</w:t>
+      </w:r>
+      <w:proofErr w:type="spellEnd"/>
+      <w:r>
+        <w:rPr>
+          <w:lang w:val="en-US"/>
+        </w:rPr>
+        <w:t xml:space="preserve">, Vehicle, </w:t>
+      </w:r>
+      <w:proofErr w:type="spellStart"/>
+      <w:r>
+        <w:rPr>
+          <w:lang w:val="en-US"/>
+        </w:rPr>
+        <w:t>LegInfo</w:t>
+      </w:r>
+      <w:proofErr w:type="spellEnd"/>
+      <w:r>
+        <w:rPr>
+          <w:lang w:val="en-US"/>
+        </w:rPr>
+        <w:t xml:space="preserve">), </w:t>
       </w:r>
       <w:r>
         <w:rPr>
@@ -7524,6 +8037,9 @@
     <w:p>
       <w:pPr>
         <w:ind w:firstLine="709"/>
+        <w:rPr>
+          <w:lang w:val="en-US"/>
+        </w:rPr>
       </w:pPr>
       <w:r>
         <w:rPr>
@@ -7558,6 +8074,949 @@
         <w:ind w:firstLine="709"/>
       </w:pPr>
       <w:r>
+        <w:t>Загальна схема взаємодії розроблених програмних модулів між собою, з користувачем та зі зовнішніми сервісами</w:t>
+      </w:r>
+      <w:r>
+        <w:t xml:space="preserve"> </w:t>
+      </w:r>
+      <w:r>
+        <w:t>наведена на рисунку 3.1. На схемі виділено три рівні: клієнтський (веб-інтерфейс на базі Leaflet, що виконується у</w:t>
+      </w:r>
+      <w:r>
+        <w:t xml:space="preserve"> </w:t>
+      </w:r>
+      <w:r>
+        <w:t>браузері), серверний (модулі прикладної логіки, реалізовані мовою Python) та зовнішній (картографічні та</w:t>
+      </w:r>
+      <w:r>
+        <w:t xml:space="preserve"> г</w:t>
+      </w:r>
+      <w:r>
+        <w:t>еокодувальні сервіси, локальне сховище SQLite, кеш графів у форматі GraphML).</w:t>
+      </w:r>
+    </w:p>
+    <w:p>
+      <w:pPr>
+        <w:ind w:firstLine="709"/>
+      </w:pPr>
+      <w:r>
+        <w:t xml:space="preserve">Центральну роль виконує модуль App </w:t>
+      </w:r>
+      <w:r>
+        <w:rPr>
+          <w:lang w:val="ru-RU"/>
+        </w:rPr>
+        <w:t>–</w:t>
+      </w:r>
+      <w:r>
+        <w:t xml:space="preserve"> Streamlit-контролер, що обробляє запити користувача та координує роботу інших </w:t>
+      </w:r>
+      <w:r>
+        <w:rPr>
+          <w:rFonts w:cs="Times New Roman"/>
+        </w:rPr>
+        <w:t>модулів</w:t>
+      </w:r>
+      <w:r>
+        <w:t xml:space="preserve">. </w:t>
+      </w:r>
+      <w:r>
+        <w:rPr>
+          <w:rFonts w:cs="Times New Roman"/>
+        </w:rPr>
+        <w:t>Запит</w:t>
+      </w:r>
+      <w:r>
+        <w:t xml:space="preserve"> </w:t>
+      </w:r>
+      <w:r>
+        <w:rPr>
+          <w:rFonts w:cs="Times New Roman"/>
+        </w:rPr>
+        <w:t>на</w:t>
+      </w:r>
+      <w:r>
+        <w:t xml:space="preserve"> </w:t>
+      </w:r>
+      <w:r>
+        <w:rPr>
+          <w:rFonts w:cs="Times New Roman"/>
+        </w:rPr>
+        <w:t>оптимізацію</w:t>
+      </w:r>
+      <w:r>
+        <w:t xml:space="preserve"> </w:t>
+      </w:r>
+      <w:r>
+        <w:rPr>
+          <w:rFonts w:cs="Times New Roman"/>
+        </w:rPr>
+        <w:t>починається</w:t>
+      </w:r>
+      <w:r>
+        <w:t xml:space="preserve"> </w:t>
+      </w:r>
+      <w:r>
+        <w:rPr>
+          <w:rFonts w:cs="Times New Roman"/>
+        </w:rPr>
+        <w:t>з</w:t>
+      </w:r>
+      <w:r>
+        <w:t xml:space="preserve"> </w:t>
+      </w:r>
+      <w:r>
+        <w:rPr>
+          <w:rFonts w:cs="Times New Roman"/>
+        </w:rPr>
+        <w:t>геокодування</w:t>
+      </w:r>
+      <w:r>
+        <w:t xml:space="preserve"> </w:t>
+      </w:r>
+      <w:r>
+        <w:rPr>
+          <w:rFonts w:cs="Times New Roman"/>
+        </w:rPr>
+        <w:t>адрес</w:t>
+      </w:r>
+      <w:r>
+        <w:t xml:space="preserve"> </w:t>
+      </w:r>
+      <w:r>
+        <w:rPr>
+          <w:rFonts w:cs="Times New Roman"/>
+        </w:rPr>
+        <w:t>через</w:t>
+      </w:r>
+      <w:r>
+        <w:t xml:space="preserve"> </w:t>
+      </w:r>
+      <w:r>
+        <w:rPr>
+          <w:rFonts w:cs="Times New Roman"/>
+        </w:rPr>
+        <w:t>модуль</w:t>
+      </w:r>
+      <w:r>
+        <w:t xml:space="preserve"> Geocoder, </w:t>
+      </w:r>
+      <w:r>
+        <w:rPr>
+          <w:rFonts w:cs="Times New Roman"/>
+        </w:rPr>
+        <w:t>який</w:t>
+      </w:r>
+      <w:r>
+        <w:t xml:space="preserve"> </w:t>
+      </w:r>
+      <w:r>
+        <w:rPr>
+          <w:rFonts w:cs="Times New Roman"/>
+        </w:rPr>
+        <w:t>звертається</w:t>
+      </w:r>
+      <w:r>
+        <w:t xml:space="preserve"> </w:t>
+      </w:r>
+      <w:r>
+        <w:rPr>
+          <w:rFonts w:cs="Times New Roman"/>
+        </w:rPr>
+        <w:t>до</w:t>
+      </w:r>
+      <w:r>
+        <w:t xml:space="preserve"> </w:t>
+      </w:r>
+      <w:r>
+        <w:rPr>
+          <w:rFonts w:cs="Times New Roman"/>
+        </w:rPr>
+        <w:t>сервісу</w:t>
+      </w:r>
+      <w:r>
+        <w:t xml:space="preserve"> Nominatim. </w:t>
+      </w:r>
+      <w:r>
+        <w:rPr>
+          <w:rFonts w:cs="Times New Roman"/>
+        </w:rPr>
+        <w:t>Адреси</w:t>
+      </w:r>
+      <w:r>
+        <w:t xml:space="preserve"> </w:t>
+      </w:r>
+      <w:r>
+        <w:rPr>
+          <w:rFonts w:cs="Times New Roman"/>
+        </w:rPr>
+        <w:t>і</w:t>
+      </w:r>
+      <w:r>
+        <w:t xml:space="preserve"> </w:t>
+      </w:r>
+      <w:r>
+        <w:rPr>
+          <w:rFonts w:cs="Times New Roman"/>
+        </w:rPr>
+        <w:t>відповідні</w:t>
+      </w:r>
+      <w:r>
+        <w:t xml:space="preserve"> </w:t>
+      </w:r>
+      <w:r>
+        <w:rPr>
+          <w:rFonts w:cs="Times New Roman"/>
+        </w:rPr>
+        <w:t>координати</w:t>
+      </w:r>
+      <w:r>
+        <w:t xml:space="preserve"> </w:t>
+      </w:r>
+      <w:r>
+        <w:rPr>
+          <w:rFonts w:cs="Times New Roman"/>
+        </w:rPr>
+        <w:t>зберігаються</w:t>
+      </w:r>
+      <w:r>
+        <w:t xml:space="preserve"> </w:t>
+      </w:r>
+      <w:r>
+        <w:rPr>
+          <w:rFonts w:cs="Times New Roman"/>
+        </w:rPr>
+        <w:t>модулем</w:t>
+      </w:r>
+      <w:r>
+        <w:t xml:space="preserve"> PackageDB </w:t>
+      </w:r>
+      <w:r>
+        <w:rPr>
+          <w:rFonts w:cs="Times New Roman"/>
+        </w:rPr>
+        <w:t>у</w:t>
+      </w:r>
+      <w:r>
+        <w:t xml:space="preserve"> </w:t>
+      </w:r>
+      <w:r>
+        <w:rPr>
+          <w:rFonts w:cs="Times New Roman"/>
+        </w:rPr>
+        <w:t>локальній</w:t>
+      </w:r>
+      <w:r>
+        <w:t xml:space="preserve"> </w:t>
+      </w:r>
+      <w:r>
+        <w:rPr>
+          <w:rFonts w:cs="Times New Roman"/>
+        </w:rPr>
+        <w:t>базі</w:t>
+      </w:r>
+      <w:r>
+        <w:t xml:space="preserve"> SQLite. </w:t>
+      </w:r>
+      <w:r>
+        <w:rPr>
+          <w:rFonts w:cs="Times New Roman"/>
+        </w:rPr>
+        <w:t>Далі</w:t>
+      </w:r>
+      <w:r>
+        <w:t xml:space="preserve"> GraphBuilder </w:t>
+      </w:r>
+      <w:r>
+        <w:rPr>
+          <w:rFonts w:cs="Times New Roman"/>
+        </w:rPr>
+        <w:t>завантажує</w:t>
+      </w:r>
+      <w:r>
+        <w:t xml:space="preserve"> </w:t>
+      </w:r>
+      <w:r>
+        <w:rPr>
+          <w:rFonts w:cs="Times New Roman"/>
+        </w:rPr>
+        <w:t>вуличну</w:t>
+      </w:r>
+      <w:r>
+        <w:t xml:space="preserve"> </w:t>
+      </w:r>
+      <w:r>
+        <w:rPr>
+          <w:rFonts w:cs="Times New Roman"/>
+        </w:rPr>
+        <w:t>мережу</w:t>
+      </w:r>
+      <w:r>
+        <w:t xml:space="preserve"> </w:t>
+      </w:r>
+      <w:r>
+        <w:rPr>
+          <w:rFonts w:cs="Times New Roman"/>
+        </w:rPr>
+        <w:t>з</w:t>
+      </w:r>
+      <w:r>
+        <w:t xml:space="preserve"> OpenStreetMap (</w:t>
+      </w:r>
+      <w:r>
+        <w:rPr>
+          <w:rFonts w:cs="Times New Roman"/>
+        </w:rPr>
+        <w:t>або</w:t>
+      </w:r>
+      <w:r>
+        <w:t xml:space="preserve"> </w:t>
+      </w:r>
+      <w:r>
+        <w:rPr>
+          <w:rFonts w:cs="Times New Roman"/>
+        </w:rPr>
+        <w:t>з</w:t>
+      </w:r>
+      <w:r>
+        <w:t xml:space="preserve"> </w:t>
+      </w:r>
+      <w:r>
+        <w:rPr>
+          <w:rFonts w:cs="Times New Roman"/>
+        </w:rPr>
+        <w:t>локального</w:t>
+      </w:r>
+      <w:r>
+        <w:t xml:space="preserve"> </w:t>
+      </w:r>
+      <w:r>
+        <w:rPr>
+          <w:rFonts w:cs="Times New Roman"/>
+        </w:rPr>
+        <w:t>кешу</w:t>
+      </w:r>
+      <w:r>
+        <w:t xml:space="preserve">) </w:t>
+      </w:r>
+      <w:r>
+        <w:rPr>
+          <w:rFonts w:cs="Times New Roman"/>
+        </w:rPr>
+        <w:t>та</w:t>
+      </w:r>
+      <w:r>
+        <w:t xml:space="preserve"> </w:t>
+      </w:r>
+      <w:r>
+        <w:rPr>
+          <w:rFonts w:cs="Times New Roman"/>
+        </w:rPr>
+        <w:t>повертає</w:t>
+      </w:r>
+      <w:r>
+        <w:t xml:space="preserve"> </w:t>
+      </w:r>
+      <w:r>
+        <w:rPr>
+          <w:rFonts w:cs="Times New Roman"/>
+        </w:rPr>
+        <w:t>три</w:t>
+      </w:r>
+      <w:r>
+        <w:t xml:space="preserve"> </w:t>
+      </w:r>
+      <w:r>
+        <w:rPr>
+          <w:rFonts w:cs="Times New Roman"/>
+        </w:rPr>
+        <w:t>модальні</w:t>
+      </w:r>
+      <w:r>
+        <w:t xml:space="preserve"> </w:t>
+      </w:r>
+      <w:r>
+        <w:rPr>
+          <w:rFonts w:cs="Times New Roman"/>
+        </w:rPr>
+        <w:t>графи</w:t>
+      </w:r>
+      <w:r>
+        <w:t xml:space="preserve"> </w:t>
+      </w:r>
+      <w:r>
+        <w:rPr>
+          <w:rFonts w:cs="Times New Roman"/>
+        </w:rPr>
+        <w:lastRenderedPageBreak/>
+        <w:t>з</w:t>
+      </w:r>
+      <w:r>
+        <w:t xml:space="preserve"> </w:t>
+      </w:r>
+      <w:r>
+        <w:rPr>
+          <w:rFonts w:cs="Times New Roman"/>
+        </w:rPr>
+        <w:t>проставленим</w:t>
+      </w:r>
+      <w:r>
+        <w:t xml:space="preserve"> </w:t>
+      </w:r>
+      <w:r>
+        <w:rPr>
+          <w:rFonts w:cs="Times New Roman"/>
+        </w:rPr>
+        <w:t>часом</w:t>
+      </w:r>
+      <w:r>
+        <w:t xml:space="preserve"> </w:t>
+      </w:r>
+      <w:r>
+        <w:rPr>
+          <w:rFonts w:cs="Times New Roman"/>
+        </w:rPr>
+        <w:t>проходження</w:t>
+      </w:r>
+      <w:r>
+        <w:t xml:space="preserve"> </w:t>
+      </w:r>
+      <w:r>
+        <w:rPr>
+          <w:rFonts w:cs="Times New Roman"/>
+        </w:rPr>
+        <w:t>ребер</w:t>
+      </w:r>
+      <w:r>
+        <w:t xml:space="preserve"> </w:t>
+      </w:r>
+      <w:r>
+        <w:rPr>
+          <w:lang w:val="ru-RU"/>
+        </w:rPr>
+        <w:t>–</w:t>
+      </w:r>
+      <w:r>
+        <w:t xml:space="preserve"> G_drive, G_bike, G_walk. </w:t>
+      </w:r>
+      <w:r>
+        <w:rPr>
+          <w:rFonts w:cs="Times New Roman"/>
+        </w:rPr>
+        <w:t>Залежно</w:t>
+      </w:r>
+      <w:r>
+        <w:t xml:space="preserve"> </w:t>
+      </w:r>
+      <w:r>
+        <w:rPr>
+          <w:rFonts w:cs="Times New Roman"/>
+        </w:rPr>
+        <w:t>від</w:t>
+      </w:r>
+      <w:r>
+        <w:t xml:space="preserve"> </w:t>
+      </w:r>
+      <w:r>
+        <w:rPr>
+          <w:rFonts w:cs="Times New Roman"/>
+        </w:rPr>
+        <w:t>конфігурації</w:t>
+      </w:r>
+      <w:r>
+        <w:t xml:space="preserve"> </w:t>
+      </w:r>
+      <w:r>
+        <w:rPr>
+          <w:rFonts w:cs="Times New Roman"/>
+        </w:rPr>
+        <w:t>автопарку</w:t>
+      </w:r>
+      <w:r>
+        <w:t xml:space="preserve"> App </w:t>
+      </w:r>
+      <w:r>
+        <w:rPr>
+          <w:rFonts w:cs="Times New Roman"/>
+        </w:rPr>
+        <w:t>викликає</w:t>
+      </w:r>
+      <w:r>
+        <w:t xml:space="preserve"> RouteSolver </w:t>
+      </w:r>
+      <w:r>
+        <w:rPr>
+          <w:rFonts w:cs="Times New Roman"/>
+        </w:rPr>
+        <w:t>для</w:t>
+      </w:r>
+      <w:r>
+        <w:t xml:space="preserve"> </w:t>
+      </w:r>
+      <w:r>
+        <w:rPr>
+          <w:rFonts w:cs="Times New Roman"/>
+        </w:rPr>
+        <w:t>розв’язання</w:t>
+      </w:r>
+      <w:r>
+        <w:t xml:space="preserve"> </w:t>
+      </w:r>
+      <w:r>
+        <w:rPr>
+          <w:rFonts w:cs="Times New Roman"/>
+        </w:rPr>
+        <w:t>одно</w:t>
+      </w:r>
+      <w:r>
+        <w:t>-</w:t>
+      </w:r>
+      <w:r>
+        <w:rPr>
+          <w:rFonts w:cs="Times New Roman"/>
+        </w:rPr>
+        <w:t>транспортної</w:t>
+      </w:r>
+      <w:r>
+        <w:t xml:space="preserve"> </w:t>
+      </w:r>
+      <w:r>
+        <w:rPr>
+          <w:rFonts w:cs="Times New Roman"/>
+        </w:rPr>
+        <w:t>задачі</w:t>
+      </w:r>
+      <w:r>
+        <w:t xml:space="preserve"> </w:t>
+      </w:r>
+      <w:r>
+        <w:rPr>
+          <w:rFonts w:cs="Times New Roman"/>
+        </w:rPr>
+        <w:t>або</w:t>
+      </w:r>
+      <w:r>
+        <w:t xml:space="preserve"> VRPSolver </w:t>
+      </w:r>
+      <w:r>
+        <w:rPr>
+          <w:lang w:val="ru-RU"/>
+        </w:rPr>
+        <w:t>–</w:t>
+      </w:r>
+      <w:r>
+        <w:t xml:space="preserve"> </w:t>
+      </w:r>
+      <w:r>
+        <w:rPr>
+          <w:rFonts w:cs="Times New Roman"/>
+        </w:rPr>
+        <w:t>для</w:t>
+      </w:r>
+      <w:r>
+        <w:t xml:space="preserve"> </w:t>
+      </w:r>
+      <w:r>
+        <w:rPr>
+          <w:rFonts w:cs="Times New Roman"/>
+        </w:rPr>
+        <w:t>багато</w:t>
+      </w:r>
+      <w:r>
+        <w:t>-</w:t>
+      </w:r>
+      <w:r>
+        <w:rPr>
+          <w:rFonts w:cs="Times New Roman"/>
+        </w:rPr>
+        <w:t>транспортної</w:t>
+      </w:r>
+      <w:r>
+        <w:t xml:space="preserve">. VRPSolver </w:t>
+      </w:r>
+      <w:r>
+        <w:rPr>
+          <w:rFonts w:cs="Times New Roman"/>
+        </w:rPr>
+        <w:t>використовує</w:t>
+      </w:r>
+      <w:r>
+        <w:t xml:space="preserve"> RouteSolver </w:t>
+      </w:r>
+      <w:r>
+        <w:rPr>
+          <w:rFonts w:cs="Times New Roman"/>
+        </w:rPr>
+        <w:t>як</w:t>
+      </w:r>
+      <w:r>
+        <w:t xml:space="preserve"> </w:t>
+      </w:r>
+      <w:r>
+        <w:rPr>
+          <w:rFonts w:cs="Times New Roman"/>
+        </w:rPr>
+        <w:t>декодер</w:t>
+      </w:r>
+      <w:r>
+        <w:t xml:space="preserve"> </w:t>
+      </w:r>
+      <w:r>
+        <w:rPr>
+          <w:rFonts w:cs="Times New Roman"/>
+        </w:rPr>
+        <w:t>хромосоми</w:t>
+      </w:r>
+      <w:r>
+        <w:t xml:space="preserve"> </w:t>
+      </w:r>
+      <w:r>
+        <w:rPr>
+          <w:rFonts w:cs="Times New Roman"/>
+        </w:rPr>
+        <w:t>генетичного</w:t>
+      </w:r>
+      <w:r>
+        <w:t xml:space="preserve"> </w:t>
+      </w:r>
+      <w:r>
+        <w:rPr>
+          <w:rFonts w:cs="Times New Roman"/>
+        </w:rPr>
+        <w:t>алгоритму</w:t>
+      </w:r>
+      <w:r>
+        <w:t xml:space="preserve">. </w:t>
+      </w:r>
+      <w:r>
+        <w:rPr>
+          <w:rFonts w:cs="Times New Roman"/>
+        </w:rPr>
+        <w:t>За</w:t>
+      </w:r>
+      <w:r>
+        <w:t xml:space="preserve"> </w:t>
+      </w:r>
+      <w:r>
+        <w:rPr>
+          <w:rFonts w:cs="Times New Roman"/>
+        </w:rPr>
+        <w:t>наявності</w:t>
+      </w:r>
+      <w:r>
+        <w:t xml:space="preserve"> </w:t>
+      </w:r>
+      <w:r>
+        <w:rPr>
+          <w:rFonts w:cs="Times New Roman"/>
+        </w:rPr>
+        <w:t>ключа</w:t>
+      </w:r>
+      <w:r>
+        <w:t xml:space="preserve"> Mapbox </w:t>
+      </w:r>
+      <w:r>
+        <w:rPr>
+          <w:rFonts w:cs="Times New Roman"/>
+        </w:rPr>
+        <w:t>матриця</w:t>
+      </w:r>
+      <w:r>
+        <w:t xml:space="preserve"> </w:t>
+      </w:r>
+      <w:r>
+        <w:rPr>
+          <w:rFonts w:cs="Times New Roman"/>
+        </w:rPr>
+        <w:t>часів</w:t>
+      </w:r>
+      <w:r>
+        <w:t xml:space="preserve"> </w:t>
+      </w:r>
+      <w:r>
+        <w:rPr>
+          <w:rFonts w:cs="Times New Roman"/>
+        </w:rPr>
+        <w:t>може</w:t>
+      </w:r>
+      <w:r>
+        <w:t xml:space="preserve"> </w:t>
+      </w:r>
+      <w:r>
+        <w:rPr>
+          <w:rFonts w:cs="Times New Roman"/>
+        </w:rPr>
+        <w:t>отримуватись</w:t>
+      </w:r>
+      <w:r>
+        <w:t xml:space="preserve"> </w:t>
+      </w:r>
+      <w:r>
+        <w:rPr>
+          <w:rFonts w:cs="Times New Roman"/>
+        </w:rPr>
+        <w:t>з</w:t>
+      </w:r>
+      <w:r>
+        <w:t xml:space="preserve"> Mapbox Directions API </w:t>
+      </w:r>
+      <w:r>
+        <w:rPr>
+          <w:rFonts w:cs="Times New Roman"/>
+        </w:rPr>
+        <w:t>з</w:t>
+      </w:r>
+      <w:r>
+        <w:t xml:space="preserve"> </w:t>
+      </w:r>
+      <w:r>
+        <w:rPr>
+          <w:rFonts w:cs="Times New Roman"/>
+        </w:rPr>
+        <w:t>урахуванням</w:t>
+      </w:r>
+      <w:r>
+        <w:t xml:space="preserve"> </w:t>
+      </w:r>
+      <w:r>
+        <w:rPr>
+          <w:rFonts w:cs="Times New Roman"/>
+        </w:rPr>
+        <w:t>поточного</w:t>
+      </w:r>
+      <w:r>
+        <w:t xml:space="preserve"> </w:t>
+      </w:r>
+      <w:r>
+        <w:rPr>
+          <w:rFonts w:cs="Times New Roman"/>
+        </w:rPr>
+        <w:t>трафіку</w:t>
+      </w:r>
+      <w:r>
+        <w:t xml:space="preserve">. </w:t>
+      </w:r>
+      <w:r>
+        <w:rPr>
+          <w:rFonts w:cs="Times New Roman"/>
+        </w:rPr>
+        <w:t>Отримані</w:t>
+      </w:r>
+      <w:r>
+        <w:t xml:space="preserve"> </w:t>
+      </w:r>
+      <w:r>
+        <w:rPr>
+          <w:rFonts w:cs="Times New Roman"/>
+        </w:rPr>
+        <w:t>маршрути</w:t>
+      </w:r>
+      <w:r>
+        <w:t xml:space="preserve"> </w:t>
+      </w:r>
+      <w:r>
+        <w:rPr>
+          <w:rFonts w:cs="Times New Roman"/>
+        </w:rPr>
+        <w:t>передаються</w:t>
+      </w:r>
+      <w:r>
+        <w:t xml:space="preserve"> </w:t>
+      </w:r>
+      <w:r>
+        <w:rPr>
+          <w:rFonts w:cs="Times New Roman"/>
+        </w:rPr>
+        <w:t>модулю</w:t>
+      </w:r>
+      <w:r>
+        <w:t xml:space="preserve"> Visualizer, </w:t>
+      </w:r>
+      <w:r>
+        <w:rPr>
+          <w:rFonts w:cs="Times New Roman"/>
+        </w:rPr>
+        <w:t>який</w:t>
+      </w:r>
+      <w:r>
+        <w:t xml:space="preserve"> </w:t>
+      </w:r>
+      <w:r>
+        <w:rPr>
+          <w:rFonts w:cs="Times New Roman"/>
+        </w:rPr>
+        <w:t>формує</w:t>
+      </w:r>
+      <w:r>
+        <w:t xml:space="preserve"> HTML-</w:t>
+      </w:r>
+      <w:r>
+        <w:rPr>
+          <w:rFonts w:cs="Times New Roman"/>
+        </w:rPr>
+        <w:t>карту</w:t>
+      </w:r>
+      <w:r>
+        <w:t xml:space="preserve"> </w:t>
+      </w:r>
+      <w:r>
+        <w:rPr>
+          <w:rFonts w:cs="Times New Roman"/>
+        </w:rPr>
+        <w:t>з</w:t>
+      </w:r>
+      <w:r>
+        <w:t xml:space="preserve"> </w:t>
+      </w:r>
+      <w:r>
+        <w:rPr>
+          <w:rFonts w:cs="Times New Roman"/>
+        </w:rPr>
+        <w:t>анімованими</w:t>
+      </w:r>
+      <w:r>
+        <w:t xml:space="preserve"> </w:t>
+      </w:r>
+      <w:r>
+        <w:rPr>
+          <w:rFonts w:cs="Times New Roman"/>
+        </w:rPr>
+        <w:t>шарами</w:t>
+      </w:r>
+      <w:r>
+        <w:t xml:space="preserve"> AntPath, </w:t>
+      </w:r>
+      <w:r>
+        <w:rPr>
+          <w:rFonts w:cs="Times New Roman"/>
+        </w:rPr>
+        <w:t>що</w:t>
+      </w:r>
+      <w:r>
+        <w:t xml:space="preserve"> </w:t>
+      </w:r>
+      <w:r>
+        <w:rPr>
+          <w:rFonts w:cs="Times New Roman"/>
+        </w:rPr>
+        <w:t>повертається</w:t>
+      </w:r>
+      <w:r>
+        <w:t xml:space="preserve"> </w:t>
+      </w:r>
+      <w:r>
+        <w:rPr>
+          <w:rFonts w:cs="Times New Roman"/>
+        </w:rPr>
+        <w:t>у</w:t>
+      </w:r>
+      <w:r>
+        <w:t xml:space="preserve"> </w:t>
+      </w:r>
+      <w:r>
+        <w:rPr>
+          <w:rFonts w:cs="Times New Roman"/>
+        </w:rPr>
+        <w:t>браузер</w:t>
+      </w:r>
+      <w:r>
+        <w:t xml:space="preserve"> </w:t>
+      </w:r>
+      <w:r>
+        <w:rPr>
+          <w:rFonts w:cs="Times New Roman"/>
+        </w:rPr>
+        <w:t>користувача</w:t>
+      </w:r>
+      <w:r>
+        <w:t>.</w:t>
+      </w:r>
+    </w:p>
+    <w:p>
+      <w:pPr>
+        <w:ind w:firstLine="709"/>
+      </w:pPr>
+    </w:p>
+    <w:p>
+      <w:r>
+        <w:rPr>
+          <w:noProof/>
+        </w:rPr>
+        <w:drawing>
+          <wp:inline distT="0" distB="0" distL="0" distR="0" wp14:anchorId="52CAEA5E" wp14:editId="02D172A1">
+            <wp:extent cx="6120130" cy="5627370"/>
+            <wp:effectExtent l="0" t="0" r="0" b="0"/>
+            <wp:docPr id="1" name="Picture 1"/>
+            <wp:cNvGraphicFramePr>
+              <a:graphicFrameLocks xmlns:a="http://schemas.openxmlformats.org/drawingml/2006/main" noChangeAspect="1"/>
+            </wp:cNvGraphicFramePr>
+            <a:graphic xmlns:a="http://schemas.openxmlformats.org/drawingml/2006/main">
+              <a:graphicData uri="http://schemas.openxmlformats.org/drawingml/2006/picture">
+                <pic:pic xmlns:pic="http://schemas.openxmlformats.org/drawingml/2006/picture">
+                  <pic:nvPicPr>
+                    <pic:cNvPr id="1" name="Picture 1"/>
+                    <pic:cNvPicPr/>
+                  </pic:nvPicPr>
+                  <pic:blipFill>
+                    <a:blip r:embed="rId11">
+                      <a:extLst>
+                        <a:ext uri="{28A0092B-C50C-407E-A947-70E740481C1C}">
+                          <a14:useLocalDpi xmlns:a14="http://schemas.microsoft.com/office/drawing/2010/main" val="0"/>
+                        </a:ext>
+                      </a:extLst>
+                    </a:blip>
+                    <a:stretch>
+                      <a:fillRect/>
+                    </a:stretch>
+                  </pic:blipFill>
+                  <pic:spPr>
+                    <a:xfrm>
+                      <a:off x="0" y="0"/>
+                      <a:ext cx="6120130" cy="5627370"/>
+                    </a:xfrm>
+                    <a:prstGeom prst="rect">
+                      <a:avLst/>
+                    </a:prstGeom>
+                  </pic:spPr>
+                </pic:pic>
+              </a:graphicData>
+            </a:graphic>
+          </wp:inline>
+        </w:drawing>
+      </w:r>
+    </w:p>
+    <w:p>
+      <w:pPr>
+        <w:ind w:firstLine="709"/>
+      </w:pPr>
+      <w:r>
+        <w:t xml:space="preserve">Рисунок 3.1 </w:t>
+      </w:r>
+      <w:r>
+        <w:rPr>
+          <w:lang w:val="ru-RU"/>
+        </w:rPr>
+        <w:t>–</w:t>
+      </w:r>
+      <w:r>
+        <w:rPr>
+          <w:lang w:val="ru-RU"/>
+        </w:rPr>
+        <w:t xml:space="preserve"> </w:t>
+      </w:r>
+      <w:r>
+        <w:rPr>
+          <w:lang w:val="ru-RU"/>
+        </w:rPr>
+        <w:t>Схема взаємодії модулів інформаційної системи</w:t>
+      </w:r>
+    </w:p>
+    <w:p>
+      <w:pPr>
+        <w:ind w:firstLine="709"/>
+      </w:pPr>
+      <w:r>
+        <w:lastRenderedPageBreak/>
         <w:t>Для побудови системи задіяно набір бібліотек</w:t>
       </w:r>
       <w:r>
@@ -7610,12 +9069,14 @@
         </w:rPr>
         <w:t> </w:t>
       </w:r>
+      <w:proofErr w:type="spellStart"/>
       <w:r>
         <w:rPr>
           <w:lang w:val="en-US"/>
         </w:rPr>
         <w:t>Streamlit</w:t>
       </w:r>
+      <w:proofErr w:type="spellEnd"/>
       <w:r>
         <w:rPr>
           <w:lang w:val="ru-RU"/>
@@ -7698,12 +9159,14 @@
         </w:rPr>
         <w:t> </w:t>
       </w:r>
+      <w:proofErr w:type="spellStart"/>
       <w:r>
         <w:rPr>
           <w:lang w:val="en-US"/>
         </w:rPr>
         <w:t>NetworkX</w:t>
       </w:r>
+      <w:proofErr w:type="spellEnd"/>
       <w:r>
         <w:rPr>
           <w:lang w:val="ru-RU"/>
@@ -7722,610 +9185,609 @@
         <w:rPr>
           <w:lang w:val="ru-RU"/>
         </w:rPr>
+        <w:t>–</w:t>
+      </w:r>
+      <w:r>
+        <w:rPr>
+          <w:lang w:val="ru-RU"/>
+        </w:rPr>
+        <w:t> </w:t>
+      </w:r>
+      <w:proofErr w:type="spellStart"/>
+      <w:r>
+        <w:rPr>
+          <w:lang w:val="en-US"/>
+        </w:rPr>
+        <w:t>GeoPy</w:t>
+      </w:r>
+      <w:proofErr w:type="spellEnd"/>
+      <w:r>
+        <w:rPr>
+          <w:lang w:val="ru-RU"/>
+        </w:rPr>
+        <w:t xml:space="preserve"> – клієнт до сервісу геокодування </w:t>
+      </w:r>
+      <w:proofErr w:type="spellStart"/>
+      <w:r>
+        <w:rPr>
+          <w:lang w:val="en-US"/>
+        </w:rPr>
+        <w:t>Nominatim</w:t>
+      </w:r>
+      <w:proofErr w:type="spellEnd"/>
+      <w:r>
+        <w:rPr>
+          <w:lang w:val="ru-RU"/>
+        </w:rPr>
+        <w:t>. Перетворює адреси у пари координат (широта, довгота) та виконує зворотне геокодування;</w:t>
+      </w:r>
+    </w:p>
+    <w:p>
+      <w:pPr>
+        <w:ind w:firstLine="709"/>
+        <w:rPr>
+          <w:lang w:val="ru-RU"/>
+        </w:rPr>
+      </w:pPr>
+      <w:r>
+        <w:rPr>
+          <w:lang w:val="ru-RU"/>
+        </w:rPr>
+        <w:t>–</w:t>
+      </w:r>
+      <w:r>
+        <w:rPr>
+          <w:lang w:val="ru-RU"/>
+        </w:rPr>
+        <w:t> </w:t>
+      </w:r>
+      <w:r>
+        <w:rPr>
+          <w:lang w:val="en-US"/>
+        </w:rPr>
+        <w:t>Folium</w:t>
+      </w:r>
+      <w:r>
+        <w:rPr>
+          <w:lang w:val="ru-RU"/>
+        </w:rPr>
+        <w:t xml:space="preserve"> – генератор інтерактивних карт на базі </w:t>
+      </w:r>
+      <w:r>
+        <w:rPr>
+          <w:lang w:val="en-US"/>
+        </w:rPr>
+        <w:t>Leaflet</w:t>
+      </w:r>
+      <w:r>
+        <w:rPr>
+          <w:lang w:val="ru-RU"/>
+        </w:rPr>
+        <w:t>.</w:t>
+      </w:r>
+      <w:proofErr w:type="spellStart"/>
+      <w:r>
+        <w:rPr>
+          <w:lang w:val="en-US"/>
+        </w:rPr>
+        <w:t>js</w:t>
+      </w:r>
+      <w:proofErr w:type="spellEnd"/>
+      <w:r>
+        <w:rPr>
+          <w:lang w:val="ru-RU"/>
+        </w:rPr>
+        <w:t xml:space="preserve"> з підтримкою анімованих маршрутів;</w:t>
+      </w:r>
+    </w:p>
+    <w:p>
+      <w:pPr>
+        <w:ind w:firstLine="709"/>
+        <w:rPr>
+          <w:lang w:val="ru-RU"/>
+        </w:rPr>
+      </w:pPr>
+      <w:r>
+        <w:rPr>
+          <w:lang w:val="ru-RU"/>
+        </w:rPr>
+        <w:t>–</w:t>
+      </w:r>
+      <w:r>
+        <w:rPr>
+          <w:lang w:val="ru-RU"/>
+        </w:rPr>
+        <w:t> </w:t>
+      </w:r>
+      <w:proofErr w:type="spellStart"/>
+      <w:r>
+        <w:rPr>
+          <w:lang w:val="en-US"/>
+        </w:rPr>
+        <w:t>streamlit</w:t>
+      </w:r>
+      <w:proofErr w:type="spellEnd"/>
+      <w:r>
+        <w:rPr>
+          <w:lang w:val="ru-RU"/>
+        </w:rPr>
+        <w:t>-</w:t>
+      </w:r>
+      <w:r>
+        <w:rPr>
+          <w:lang w:val="en-US"/>
+        </w:rPr>
+        <w:t>folium</w:t>
+      </w:r>
+      <w:r>
+        <w:rPr>
+          <w:lang w:val="ru-RU"/>
+        </w:rPr>
+        <w:t xml:space="preserve"> – інтеграційний шар між </w:t>
+      </w:r>
+      <w:proofErr w:type="spellStart"/>
+      <w:r>
+        <w:rPr>
+          <w:lang w:val="en-US"/>
+        </w:rPr>
+        <w:t>Streamlit</w:t>
+      </w:r>
+      <w:proofErr w:type="spellEnd"/>
+      <w:r>
+        <w:rPr>
+          <w:lang w:val="ru-RU"/>
+        </w:rPr>
+        <w:t xml:space="preserve"> і </w:t>
+      </w:r>
+      <w:r>
+        <w:rPr>
+          <w:lang w:val="en-US"/>
+        </w:rPr>
+        <w:t>Folium</w:t>
+      </w:r>
+      <w:r>
+        <w:rPr>
+          <w:lang w:val="ru-RU"/>
+        </w:rPr>
+        <w:t>;</w:t>
+      </w:r>
+    </w:p>
+    <w:p>
+      <w:pPr>
+        <w:ind w:firstLine="709"/>
+        <w:rPr>
+          <w:lang w:val="ru-RU"/>
+        </w:rPr>
+      </w:pPr>
+      <w:r>
+        <w:rPr>
+          <w:lang w:val="ru-RU"/>
+        </w:rPr>
+        <w:t>–</w:t>
+      </w:r>
+      <w:r>
+        <w:rPr>
+          <w:lang w:val="ru-RU"/>
+        </w:rPr>
+        <w:t> </w:t>
+      </w:r>
+      <w:r>
+        <w:rPr>
+          <w:lang w:val="en-US"/>
+        </w:rPr>
+        <w:t>NumPy</w:t>
+      </w:r>
+      <w:r>
+        <w:rPr>
+          <w:lang w:val="ru-RU"/>
+        </w:rPr>
+        <w:t xml:space="preserve"> </w:t>
+      </w:r>
+      <w:r>
+        <w:rPr>
+          <w:lang w:val="ru-RU"/>
+        </w:rPr>
+        <w:t>– бібліотека векторних обчислень, використовується у генетичному алгоритмі для роботи з масивами хромосом;</w:t>
+      </w:r>
+    </w:p>
+    <w:p>
+      <w:pPr>
+        <w:ind w:firstLine="709"/>
+        <w:rPr>
+          <w:lang w:val="ru-RU"/>
+        </w:rPr>
+      </w:pPr>
+      <w:r>
+        <w:rPr>
+          <w:lang w:val="ru-RU"/>
+        </w:rPr>
+        <w:t>–</w:t>
+      </w:r>
+      <w:r>
+        <w:rPr>
+          <w:lang w:val="en-US"/>
+        </w:rPr>
+        <w:t> </w:t>
+      </w:r>
+      <w:r>
+        <w:rPr>
+          <w:lang w:val="en-US"/>
+        </w:rPr>
+        <w:t>scikit</w:t>
+      </w:r>
+      <w:r>
+        <w:rPr>
+          <w:lang w:val="ru-RU"/>
+        </w:rPr>
+        <w:t>-</w:t>
+      </w:r>
+      <w:r>
+        <w:rPr>
+          <w:lang w:val="en-US"/>
+        </w:rPr>
+        <w:t>learn</w:t>
+      </w:r>
+      <w:r>
+        <w:rPr>
+          <w:lang w:val="ru-RU"/>
+        </w:rPr>
+        <w:t xml:space="preserve"> – застосовується для кластеризації пунктів доставки методом </w:t>
+      </w:r>
+      <w:r>
+        <w:rPr>
+          <w:lang w:val="en-US"/>
+        </w:rPr>
+        <w:t>k</w:t>
+      </w:r>
+      <w:r>
+        <w:rPr>
+          <w:lang w:val="ru-RU"/>
+        </w:rPr>
+        <w:t>-</w:t>
+      </w:r>
+      <w:r>
+        <w:rPr>
+          <w:lang w:val="en-US"/>
+        </w:rPr>
+        <w:t>means</w:t>
+      </w:r>
+      <w:r>
+        <w:rPr>
+          <w:lang w:val="ru-RU"/>
+        </w:rPr>
+        <w:t xml:space="preserve"> на етапі початкового розподілу замовлень між машинами;</w:t>
+      </w:r>
+    </w:p>
+    <w:p>
+      <w:pPr>
+        <w:ind w:firstLine="709"/>
+        <w:rPr>
+          <w:lang w:val="ru-RU"/>
+        </w:rPr>
+      </w:pPr>
+      <w:r>
+        <w:rPr>
+          <w:lang w:val="ru-RU"/>
+        </w:rPr>
+        <w:t>–</w:t>
+      </w:r>
+      <w:r>
+        <w:rPr>
+          <w:lang w:val="ru-RU"/>
+        </w:rPr>
+        <w:t> </w:t>
+      </w:r>
+      <w:r>
+        <w:rPr>
+          <w:lang w:val="en-US"/>
+        </w:rPr>
+        <w:t>requests</w:t>
+      </w:r>
+      <w:r>
+        <w:rPr>
+          <w:lang w:val="ru-RU"/>
+        </w:rPr>
+        <w:t xml:space="preserve"> – </w:t>
+      </w:r>
+      <w:r>
+        <w:rPr>
+          <w:lang w:val="en-US"/>
+        </w:rPr>
+        <w:t>HTTP</w:t>
+      </w:r>
+      <w:r>
+        <w:rPr>
+          <w:lang w:val="ru-RU"/>
+        </w:rPr>
+        <w:t xml:space="preserve">-клієнт для звернень до зовнішніх </w:t>
+      </w:r>
+      <w:r>
+        <w:rPr>
+          <w:lang w:val="en-US"/>
+        </w:rPr>
+        <w:t>REST</w:t>
+      </w:r>
+      <w:r>
+        <w:rPr>
+          <w:lang w:val="ru-RU"/>
+        </w:rPr>
+        <w:t xml:space="preserve"> </w:t>
+      </w:r>
+      <w:r>
+        <w:rPr>
+          <w:lang w:val="en-US"/>
+        </w:rPr>
+        <w:t>API</w:t>
+      </w:r>
+      <w:r>
+        <w:rPr>
+          <w:lang w:val="ru-RU"/>
+        </w:rPr>
+        <w:t>.</w:t>
+      </w:r>
+    </w:p>
+    <w:p>
+      <w:pPr>
+        <w:ind w:firstLine="709"/>
+        <w:rPr>
+          <w:lang w:val="ru-RU"/>
+        </w:rPr>
+      </w:pPr>
+      <w:r>
+        <w:rPr>
+          <w:lang w:val="ru-RU"/>
+        </w:rPr>
+        <w:t xml:space="preserve">Зберігання інформації про замовлення реалізовано на вбудованій у </w:t>
+      </w:r>
+      <w:r>
+        <w:rPr>
+          <w:lang w:val="en-US"/>
+        </w:rPr>
+        <w:t>Python</w:t>
+      </w:r>
+      <w:r>
+        <w:rPr>
+          <w:lang w:val="ru-RU"/>
+        </w:rPr>
+        <w:t xml:space="preserve"> СКБД </w:t>
+      </w:r>
+      <w:r>
+        <w:rPr>
+          <w:lang w:val="en-US"/>
+        </w:rPr>
+        <w:t>SQLite</w:t>
+      </w:r>
+      <w:r>
+        <w:rPr>
+          <w:lang w:val="ru-RU"/>
+        </w:rPr>
+        <w:t>, що не потребує додаткового сервера.</w:t>
+      </w:r>
+    </w:p>
+    <w:p>
+      <w:pPr>
+        <w:ind w:firstLine="709"/>
+        <w:rPr>
+          <w:lang w:val="ru-RU"/>
+        </w:rPr>
+      </w:pPr>
+      <w:r>
+        <w:rPr>
+          <w:lang w:val="ru-RU"/>
+        </w:rPr>
+        <w:t>Процес роботи програми поділяється на наступні етапи:</w:t>
+      </w:r>
+    </w:p>
+    <w:p>
+      <w:pPr>
+        <w:ind w:firstLine="709"/>
+        <w:rPr>
+          <w:lang w:val="en-US"/>
+        </w:rPr>
+      </w:pPr>
+      <w:r>
+        <w:rPr>
+          <w:lang w:val="ru-RU"/>
+        </w:rPr>
+        <w:t xml:space="preserve">– </w:t>
+      </w:r>
+      <w:r>
+        <w:rPr>
+          <w:lang w:val="ru-RU"/>
+        </w:rPr>
+        <w:t>Підготовка даних: користувач вводить адреси через інтерфейс App, які згодом геокодуються сервісом Nominatim</w:t>
+      </w:r>
+      <w:r>
+        <w:rPr>
+          <w:lang w:val="en-US"/>
+        </w:rPr>
+        <w:t>;</w:t>
+      </w:r>
+    </w:p>
+    <w:p>
+      <w:pPr>
+        <w:ind w:firstLine="709"/>
+      </w:pPr>
+      <w:r>
+        <w:rPr>
+          <w:lang w:val="ru-RU"/>
+        </w:rPr>
         <w:lastRenderedPageBreak/>
-        <w:t>–</w:t>
-      </w:r>
-      <w:r>
-        <w:rPr>
-          <w:lang w:val="ru-RU"/>
-        </w:rPr>
-        <w:t> </w:t>
-      </w:r>
-      <w:r>
-        <w:rPr>
-          <w:lang w:val="en-US"/>
-        </w:rPr>
-        <w:t>GeoPy</w:t>
-      </w:r>
-      <w:r>
-        <w:rPr>
-          <w:lang w:val="ru-RU"/>
-        </w:rPr>
-        <w:t xml:space="preserve"> – клієнт до сервісу геокодування </w:t>
-      </w:r>
-      <w:r>
-        <w:rPr>
-          <w:lang w:val="en-US"/>
-        </w:rPr>
-        <w:t>Nominatim</w:t>
-      </w:r>
-      <w:r>
-        <w:rPr>
-          <w:lang w:val="ru-RU"/>
-        </w:rPr>
-        <w:t>. Перетворює адреси у пари координат (широта, довгота) та виконує зворотне геокодування;</w:t>
+        <w:t xml:space="preserve">– </w:t>
+      </w:r>
+      <w:r>
+        <w:rPr>
+          <w:lang w:val="ru-RU"/>
+        </w:rPr>
+        <w:t>Побудова графа: GraphBuilder формує локальну модель мережі навколо депо та прив’язує точки доставки до найближчих вузлів</w:t>
+      </w:r>
+      <w:r>
+        <w:rPr>
+          <w:lang w:val="en-US"/>
+        </w:rPr>
+        <w:t>;</w:t>
       </w:r>
     </w:p>
     <w:p>
       <w:pPr>
         <w:ind w:firstLine="709"/>
         <w:rPr>
-          <w:lang w:val="ru-RU"/>
-        </w:rPr>
-      </w:pPr>
-      <w:r>
-        <w:rPr>
-          <w:lang w:val="ru-RU"/>
-        </w:rPr>
-        <w:t>–</w:t>
-      </w:r>
-      <w:r>
-        <w:rPr>
-          <w:lang w:val="ru-RU"/>
-        </w:rPr>
-        <w:t> </w:t>
-      </w:r>
-      <w:r>
-        <w:rPr>
-          <w:lang w:val="en-US"/>
-        </w:rPr>
-        <w:t>Folium</w:t>
-      </w:r>
-      <w:r>
-        <w:rPr>
-          <w:lang w:val="ru-RU"/>
-        </w:rPr>
-        <w:t xml:space="preserve"> – генератор інтерактивних карт на базі </w:t>
-      </w:r>
-      <w:r>
-        <w:rPr>
-          <w:lang w:val="en-US"/>
-        </w:rPr>
-        <w:t>Leaflet</w:t>
-      </w:r>
-      <w:r>
-        <w:rPr>
-          <w:lang w:val="ru-RU"/>
+          <w:lang w:val="en-US"/>
+        </w:rPr>
+      </w:pPr>
+      <w:r>
+        <w:rPr>
+          <w:lang w:val="ru-RU"/>
+        </w:rPr>
+        <w:t xml:space="preserve">– </w:t>
+      </w:r>
+      <w:r>
+        <w:rPr>
+          <w:lang w:val="ru-RU"/>
+        </w:rPr>
+        <w:t>Оптимізація: VRPSolver отримує параметри автопарку та замовлень, виконуючи еволюційний пошук наближеного до оптимального розв’язку NP-складної задачі VRPTW</w:t>
+      </w:r>
+      <w:r>
+        <w:rPr>
+          <w:lang w:val="en-US"/>
+        </w:rPr>
+        <w:t>;</w:t>
+      </w:r>
+    </w:p>
+    <w:p>
+      <w:pPr>
+        <w:ind w:firstLine="709"/>
+      </w:pPr>
+      <w:r>
+        <w:rPr>
+          <w:lang w:val="en-US"/>
+        </w:rPr>
+        <w:t xml:space="preserve">– </w:t>
+      </w:r>
+      <w:r>
+        <w:rPr>
+          <w:lang w:val="ru-RU"/>
+        </w:rPr>
+        <w:t xml:space="preserve">Візуалізація: результати у вигляді сформованих маршрутів передаються модулю візуалізації для рендерингу на інтерактивній </w:t>
+      </w:r>
+      <w:r>
+        <w:t>мапі</w:t>
+      </w:r>
+      <w:r>
+        <w:rPr>
+          <w:lang w:val="en-US"/>
         </w:rPr>
         <w:t>.</w:t>
       </w:r>
-      <w:r>
-        <w:rPr>
-          <w:lang w:val="en-US"/>
-        </w:rPr>
-        <w:t>js</w:t>
-      </w:r>
-      <w:r>
-        <w:rPr>
-          <w:lang w:val="ru-RU"/>
-        </w:rPr>
-        <w:t xml:space="preserve"> з підтримкою анімованих маршрутів;</w:t>
-      </w:r>
     </w:p>
     <w:p>
       <w:pPr>
         <w:ind w:firstLine="709"/>
-        <w:rPr>
-          <w:lang w:val="ru-RU"/>
-        </w:rPr>
-      </w:pPr>
-      <w:r>
-        <w:rPr>
-          <w:lang w:val="ru-RU"/>
-        </w:rPr>
-        <w:t>–</w:t>
-      </w:r>
-      <w:r>
-        <w:rPr>
-          <w:lang w:val="ru-RU"/>
-        </w:rPr>
-        <w:t> </w:t>
-      </w:r>
+      </w:pPr>
+    </w:p>
+    <w:p>
+      <w:pPr>
+        <w:ind w:firstLine="709"/>
+      </w:pPr>
+    </w:p>
+    <w:p>
+      <w:pPr>
+        <w:pStyle w:val="Heading2"/>
+      </w:pPr>
+      <w:bookmarkStart w:id="26" w:name="_Toc230694226"/>
+      <w:r>
+        <w:t>3.</w:t>
+      </w:r>
+      <w:r>
+        <w:rPr>
+          <w:lang w:val="en-US"/>
+        </w:rPr>
+        <w:t>4</w:t>
+      </w:r>
+      <w:r>
+        <w:t xml:space="preserve"> </w:t>
+      </w:r>
+      <w:proofErr w:type="spellStart"/>
+      <w:r>
+        <w:rPr>
+          <w:lang w:val="en-US"/>
+        </w:rPr>
+        <w:t>Інструкція</w:t>
+      </w:r>
+      <w:proofErr w:type="spellEnd"/>
+      <w:r>
+        <w:rPr>
+          <w:lang w:val="en-US"/>
+        </w:rPr>
+        <w:t xml:space="preserve"> </w:t>
+      </w:r>
+      <w:proofErr w:type="spellStart"/>
+      <w:r>
+        <w:rPr>
+          <w:lang w:val="en-US"/>
+        </w:rPr>
+        <w:t>користувача</w:t>
+      </w:r>
+      <w:bookmarkEnd w:id="26"/>
+      <w:proofErr w:type="spellEnd"/>
+    </w:p>
+    <w:p>
+      <w:pPr>
+        <w:ind w:firstLine="709"/>
+        <w:rPr>
+          <w:lang w:val="en-US"/>
+        </w:rPr>
+      </w:pPr>
+    </w:p>
+    <w:p>
+      <w:pPr>
+        <w:ind w:firstLine="709"/>
+        <w:rPr>
+          <w:lang w:val="en-US"/>
+        </w:rPr>
+      </w:pPr>
+    </w:p>
+    <w:p>
+      <w:pPr>
+        <w:ind w:firstLine="709"/>
+        <w:rPr>
+          <w:lang w:val="ru-UA"/>
+        </w:rPr>
+      </w:pPr>
+      <w:r>
+        <w:t>Запуск системи виконується в командному ряд</w:t>
+      </w:r>
+      <w:r>
+        <w:rPr>
+          <w:lang w:val="ru-UA"/>
+        </w:rPr>
+        <w:t xml:space="preserve">ку за допомогою команди </w:t>
+      </w:r>
+      <w:proofErr w:type="spellStart"/>
       <w:r>
         <w:rPr>
           <w:lang w:val="en-US"/>
         </w:rPr>
         <w:t>streamlit</w:t>
       </w:r>
-      <w:r>
-        <w:rPr>
-          <w:lang w:val="ru-RU"/>
-        </w:rPr>
-        <w:t>-</w:t>
-      </w:r>
-      <w:r>
-        <w:rPr>
-          <w:lang w:val="en-US"/>
-        </w:rPr>
-        <w:t>folium</w:t>
-      </w:r>
-      <w:r>
-        <w:rPr>
-          <w:lang w:val="ru-RU"/>
-        </w:rPr>
-        <w:t xml:space="preserve"> – інтеграційний шар між </w:t>
-      </w:r>
-      <w:r>
-        <w:rPr>
-          <w:lang w:val="en-US"/>
-        </w:rPr>
-        <w:t>Streamlit</w:t>
-      </w:r>
-      <w:r>
-        <w:rPr>
-          <w:lang w:val="ru-RU"/>
-        </w:rPr>
-        <w:t xml:space="preserve"> і </w:t>
-      </w:r>
-      <w:r>
-        <w:rPr>
-          <w:lang w:val="en-US"/>
-        </w:rPr>
-        <w:t>Folium</w:t>
-      </w:r>
-      <w:r>
-        <w:rPr>
-          <w:lang w:val="ru-RU"/>
-        </w:rPr>
-        <w:t>;</w:t>
-      </w:r>
-    </w:p>
-    <w:p>
-      <w:pPr>
-        <w:ind w:firstLine="709"/>
-        <w:rPr>
-          <w:lang w:val="ru-RU"/>
-        </w:rPr>
-      </w:pPr>
-      <w:r>
-        <w:rPr>
-          <w:lang w:val="ru-RU"/>
-        </w:rPr>
-        <w:t>–</w:t>
-      </w:r>
-      <w:r>
-        <w:rPr>
-          <w:lang w:val="ru-RU"/>
-        </w:rPr>
-        <w:t> </w:t>
-      </w:r>
-      <w:r>
-        <w:rPr>
-          <w:lang w:val="en-US"/>
-        </w:rPr>
-        <w:t>NumPy</w:t>
-      </w:r>
-      <w:r>
-        <w:rPr>
-          <w:lang w:val="ru-RU"/>
-        </w:rPr>
-        <w:t xml:space="preserve"> </w:t>
-      </w:r>
-      <w:r>
-        <w:rPr>
-          <w:lang w:val="ru-RU"/>
-        </w:rPr>
-        <w:t>– бібліотека векторних обчислень, використовується у генетичному алгоритмі для роботи з масивами хромосом;</w:t>
-      </w:r>
-    </w:p>
-    <w:p>
-      <w:pPr>
-        <w:ind w:firstLine="709"/>
-        <w:rPr>
-          <w:lang w:val="ru-RU"/>
-        </w:rPr>
-      </w:pPr>
-      <w:r>
-        <w:rPr>
-          <w:lang w:val="ru-RU"/>
-        </w:rPr>
-        <w:t>–</w:t>
-      </w:r>
-      <w:r>
-        <w:rPr>
-          <w:lang w:val="en-US"/>
-        </w:rPr>
-        <w:t> </w:t>
-      </w:r>
-      <w:r>
-        <w:rPr>
-          <w:lang w:val="en-US"/>
-        </w:rPr>
-        <w:t>scikit</w:t>
-      </w:r>
-      <w:r>
-        <w:rPr>
-          <w:lang w:val="ru-RU"/>
-        </w:rPr>
-        <w:t>-</w:t>
-      </w:r>
-      <w:r>
-        <w:rPr>
-          <w:lang w:val="en-US"/>
-        </w:rPr>
-        <w:t>learn</w:t>
-      </w:r>
-      <w:r>
-        <w:rPr>
-          <w:lang w:val="ru-RU"/>
-        </w:rPr>
-        <w:t xml:space="preserve"> – застосовується для кластеризації пунктів доставки методом </w:t>
-      </w:r>
-      <w:r>
-        <w:rPr>
-          <w:lang w:val="en-US"/>
-        </w:rPr>
-        <w:t>k</w:t>
-      </w:r>
-      <w:r>
-        <w:rPr>
-          <w:lang w:val="ru-RU"/>
-        </w:rPr>
-        <w:t>-</w:t>
-      </w:r>
-      <w:r>
-        <w:rPr>
-          <w:lang w:val="en-US"/>
-        </w:rPr>
-        <w:t>means</w:t>
-      </w:r>
-      <w:r>
-        <w:rPr>
-          <w:lang w:val="ru-RU"/>
-        </w:rPr>
-        <w:t xml:space="preserve"> на етапі початкового розподілу замовлень між машинами;</w:t>
-      </w:r>
-    </w:p>
-    <w:p>
-      <w:pPr>
-        <w:ind w:firstLine="709"/>
-        <w:rPr>
-          <w:lang w:val="ru-RU"/>
-        </w:rPr>
-      </w:pPr>
-      <w:r>
-        <w:rPr>
-          <w:lang w:val="ru-RU"/>
-        </w:rPr>
-        <w:t>–</w:t>
-      </w:r>
-      <w:r>
-        <w:rPr>
-          <w:lang w:val="ru-RU"/>
-        </w:rPr>
-        <w:t> </w:t>
-      </w:r>
-      <w:r>
-        <w:rPr>
-          <w:lang w:val="en-US"/>
-        </w:rPr>
-        <w:t>requests</w:t>
-      </w:r>
-      <w:r>
-        <w:rPr>
-          <w:lang w:val="ru-RU"/>
-        </w:rPr>
-        <w:t xml:space="preserve"> – </w:t>
-      </w:r>
-      <w:r>
-        <w:rPr>
-          <w:lang w:val="en-US"/>
-        </w:rPr>
-        <w:t>HTTP</w:t>
-      </w:r>
-      <w:r>
-        <w:rPr>
-          <w:lang w:val="ru-RU"/>
-        </w:rPr>
-        <w:t xml:space="preserve">-клієнт для звернень до зовнішніх </w:t>
-      </w:r>
-      <w:r>
-        <w:rPr>
-          <w:lang w:val="en-US"/>
-        </w:rPr>
-        <w:t>REST</w:t>
-      </w:r>
-      <w:r>
-        <w:rPr>
-          <w:lang w:val="ru-RU"/>
-        </w:rPr>
-        <w:t xml:space="preserve"> </w:t>
-      </w:r>
-      <w:r>
-        <w:rPr>
-          <w:lang w:val="en-US"/>
-        </w:rPr>
-        <w:t>API</w:t>
-      </w:r>
-      <w:r>
-        <w:rPr>
-          <w:lang w:val="ru-RU"/>
-        </w:rPr>
-        <w:t>.</w:t>
-      </w:r>
-    </w:p>
-    <w:p>
-      <w:pPr>
-        <w:ind w:firstLine="709"/>
-        <w:rPr>
-          <w:lang w:val="ru-RU"/>
-        </w:rPr>
-      </w:pPr>
-      <w:r>
-        <w:rPr>
-          <w:lang w:val="ru-RU"/>
-        </w:rPr>
-        <w:t xml:space="preserve">Зберігання інформації про замовлення реалізовано на вбудованій у </w:t>
-      </w:r>
-      <w:r>
-        <w:rPr>
-          <w:lang w:val="en-US"/>
-        </w:rPr>
-        <w:t>Python</w:t>
-      </w:r>
-      <w:r>
-        <w:rPr>
-          <w:lang w:val="ru-RU"/>
-        </w:rPr>
-        <w:t xml:space="preserve"> СКБД </w:t>
-      </w:r>
-      <w:r>
-        <w:rPr>
-          <w:lang w:val="en-US"/>
-        </w:rPr>
-        <w:t>SQLite</w:t>
-      </w:r>
-      <w:r>
-        <w:rPr>
-          <w:lang w:val="ru-RU"/>
-        </w:rPr>
-        <w:t>, що не потребує додаткового сервера.</w:t>
-      </w:r>
-    </w:p>
-    <w:p>
-      <w:pPr>
-        <w:ind w:firstLine="709"/>
-        <w:rPr>
-          <w:lang w:val="ru-RU"/>
-        </w:rPr>
-      </w:pPr>
-      <w:r>
-        <w:rPr>
-          <w:lang w:val="ru-RU"/>
-        </w:rPr>
-        <w:t>Логіка взаємодії модулів. Взаємодія компонентів системи базується на принципах, відображених у діаграмі послідовностей (див.</w:t>
-      </w:r>
-      <w:r>
-        <w:rPr>
-          <w:lang w:val="ru-RU"/>
-        </w:rPr>
-        <w:t xml:space="preserve"> </w:t>
-      </w:r>
-      <w:r>
-        <w:t>р</w:t>
-      </w:r>
-      <w:r>
-        <w:rPr>
-          <w:lang w:val="ru-RU"/>
-        </w:rPr>
-        <w:t>исунки</w:t>
-      </w:r>
-      <w:r>
-        <w:rPr>
-          <w:lang w:val="en-US"/>
-        </w:rPr>
-        <w:t> </w:t>
-      </w:r>
-      <w:r>
-        <w:rPr>
-          <w:lang w:val="ru-RU"/>
-        </w:rPr>
-        <w:t>2.2</w:t>
-      </w:r>
-      <w:r>
-        <w:rPr>
-          <w:lang w:val="en-US"/>
-        </w:rPr>
-        <w:t> </w:t>
-      </w:r>
-      <w:r>
-        <w:rPr>
-          <w:lang w:val="ru-RU"/>
-        </w:rPr>
-        <w:t>та</w:t>
-      </w:r>
-      <w:r>
-        <w:rPr>
-          <w:lang w:val="en-US"/>
-        </w:rPr>
-        <w:t> </w:t>
-      </w:r>
-      <w:r>
-        <w:rPr>
-          <w:lang w:val="ru-RU"/>
-        </w:rPr>
-        <w:t>2.3). Процес роботи програми поділяється на наступні етапи:</w:t>
-      </w:r>
-    </w:p>
-    <w:p>
-      <w:pPr>
-        <w:ind w:firstLine="709"/>
-        <w:rPr>
-          <w:lang w:val="en-US"/>
-        </w:rPr>
-      </w:pPr>
-      <w:r>
-        <w:rPr>
-          <w:lang w:val="ru-RU"/>
-        </w:rPr>
-        <w:t xml:space="preserve">– </w:t>
-      </w:r>
-      <w:r>
-        <w:rPr>
-          <w:lang w:val="ru-RU"/>
-        </w:rPr>
-        <w:t>Підготовка даних: користувач вводить адреси через інтерфейс App, які згодом геокодуються сервісом Nominatim</w:t>
-      </w:r>
-      <w:r>
-        <w:rPr>
-          <w:lang w:val="en-US"/>
-        </w:rPr>
-        <w:t>;</w:t>
-      </w:r>
-    </w:p>
-    <w:p>
-      <w:pPr>
-        <w:ind w:firstLine="709"/>
-      </w:pPr>
-      <w:r>
-        <w:rPr>
-          <w:lang w:val="ru-RU"/>
-        </w:rPr>
-        <w:t xml:space="preserve">– </w:t>
-      </w:r>
-      <w:r>
-        <w:rPr>
-          <w:lang w:val="ru-RU"/>
-        </w:rPr>
-        <w:t>Побудова графа: GraphBuilder формує локальну модель мережі навколо депо та прив’язує точки доставки до найближчих вузлів</w:t>
-      </w:r>
-      <w:r>
-        <w:rPr>
-          <w:lang w:val="en-US"/>
-        </w:rPr>
-        <w:t>;</w:t>
-      </w:r>
-    </w:p>
-    <w:p>
-      <w:pPr>
-        <w:ind w:firstLine="709"/>
-        <w:rPr>
-          <w:lang w:val="en-US"/>
-        </w:rPr>
-      </w:pPr>
-      <w:r>
-        <w:rPr>
-          <w:lang w:val="ru-RU"/>
-        </w:rPr>
-        <w:t xml:space="preserve">– </w:t>
-      </w:r>
-      <w:r>
-        <w:rPr>
-          <w:lang w:val="ru-RU"/>
-        </w:rPr>
-        <w:t>Оптимізація: VRPSolver отримує параметри автопарку та замовлень, виконуючи еволюційний пошук наближеного до оптимального розв’язку NP-складної задачі VRPTW</w:t>
-      </w:r>
-      <w:r>
-        <w:rPr>
-          <w:lang w:val="en-US"/>
-        </w:rPr>
-        <w:t>;</w:t>
-      </w:r>
-    </w:p>
-    <w:p>
-      <w:pPr>
-        <w:ind w:firstLine="709"/>
-      </w:pPr>
-      <w:r>
-        <w:rPr>
-          <w:lang w:val="en-US"/>
-        </w:rPr>
-        <w:t xml:space="preserve">– </w:t>
-      </w:r>
-      <w:r>
-        <w:rPr>
-          <w:lang w:val="ru-RU"/>
-        </w:rPr>
-        <w:t xml:space="preserve">Візуалізація: результати у вигляді сформованих маршрутів передаються модулю візуалізації для рендерингу на інтерактивній </w:t>
-      </w:r>
-      <w:r>
-        <w:t>мапі</w:t>
-      </w:r>
-      <w:r>
-        <w:rPr>
-          <w:lang w:val="en-US"/>
-        </w:rPr>
-        <w:t>.</w:t>
-      </w:r>
-    </w:p>
-    <w:p>
-      <w:pPr>
-        <w:ind w:firstLine="709"/>
-      </w:pPr>
-    </w:p>
-    <w:p>
-      <w:pPr>
-        <w:ind w:firstLine="709"/>
-      </w:pPr>
-    </w:p>
-    <w:p>
-      <w:pPr>
-        <w:pStyle w:val="Heading2"/>
-      </w:pPr>
-      <w:bookmarkStart w:id="26" w:name="_Toc230694226"/>
-      <w:r>
-        <w:lastRenderedPageBreak/>
-        <w:t>3.</w:t>
-      </w:r>
-      <w:r>
-        <w:rPr>
-          <w:lang w:val="en-US"/>
-        </w:rPr>
-        <w:t>4</w:t>
-      </w:r>
-      <w:r>
-        <w:t xml:space="preserve"> </w:t>
-      </w:r>
-      <w:r>
-        <w:rPr>
-          <w:lang w:val="en-US"/>
-        </w:rPr>
-        <w:t>Інструкція користувача</w:t>
-      </w:r>
-      <w:bookmarkEnd w:id="26"/>
-    </w:p>
-    <w:p>
-      <w:pPr>
-        <w:ind w:firstLine="709"/>
-      </w:pPr>
-    </w:p>
-    <w:p>
-      <w:pPr>
-        <w:ind w:firstLine="709"/>
+      <w:proofErr w:type="spellEnd"/>
+      <w:r>
+        <w:rPr>
+          <w:lang w:val="en-US"/>
+        </w:rPr>
+        <w:t xml:space="preserve"> run .\app.py, </w:t>
+      </w:r>
+      <w:r>
         <w:rPr>
           <w:lang w:val="ru-UA"/>
         </w:rPr>
-      </w:pPr>
-      <w:r>
-        <w:t>Запуск системи виконується в командному ряд</w:t>
+        <w:t>як показано на рисунку 3.</w:t>
       </w:r>
       <w:r>
         <w:rPr>
           <w:lang w:val="ru-UA"/>
         </w:rPr>
-        <w:t xml:space="preserve">ку за допомогою команди </w:t>
-      </w:r>
-      <w:r>
-        <w:rPr>
-          <w:lang w:val="en-US"/>
-        </w:rPr>
-        <w:t xml:space="preserve">streamlit run .\app.py, </w:t>
-      </w:r>
-      <w:r>
-        <w:rPr>
-          <w:lang w:val="ru-UA"/>
-        </w:rPr>
-        <w:t>як показано на рисунку 3.1</w:t>
+        <w:t>2</w:t>
       </w:r>
       <w:r>
         <w:rPr>
@@ -8371,7 +9833,7 @@
                     <pic:cNvPicPr/>
                   </pic:nvPicPr>
                   <pic:blipFill>
-                    <a:blip r:embed="rId11"/>
+                    <a:blip r:embed="rId12"/>
                     <a:stretch>
                       <a:fillRect/>
                     </a:stretch>
@@ -8400,7 +9862,16 @@
         </w:rPr>
       </w:pPr>
       <w:r>
-        <w:t xml:space="preserve">Рисунок 3.1 </w:t>
+        <w:t>Рисунок 3.</w:t>
+      </w:r>
+      <w:r>
+        <w:rPr>
+          <w:lang w:val="en-US"/>
+        </w:rPr>
+        <w:t>2</w:t>
+      </w:r>
+      <w:r>
+        <w:t xml:space="preserve"> </w:t>
       </w:r>
       <w:r>
         <w:rPr>
@@ -8418,6 +9889,9 @@
     <w:p>
       <w:pPr>
         <w:ind w:firstLine="709"/>
+        <w:rPr>
+          <w:lang w:val="en-US"/>
+        </w:rPr>
       </w:pPr>
     </w:p>
     <w:p>
@@ -8430,14 +9904,27 @@
       <w:r>
         <w:t xml:space="preserve">Після успішного запуску у браузері користувача автоматично відкривається веб-інтерфейс за адресою </w:t>
       </w:r>
-      <w:hyperlink r:id="rId12" w:history="1">
-        <w:r>
-          <w:rPr>
-            <w:rStyle w:val="Hyperlink"/>
-          </w:rPr>
-          <w:t>http://localhost:8501</w:t>
-        </w:r>
-      </w:hyperlink>
+      <w:r>
+        <w:fldChar w:fldCharType="begin"/>
+      </w:r>
+      <w:r>
+        <w:instrText>HYPERLINK "http://localhost:8501"</w:instrText>
+      </w:r>
+      <w:r>
+        <w:fldChar w:fldCharType="separate"/>
+      </w:r>
+      <w:r>
+        <w:rPr>
+          <w:rStyle w:val="Hyperlink"/>
+        </w:rPr>
+        <w:t>http://localhost:8501</w:t>
+      </w:r>
+      <w:r>
+        <w:rPr>
+          <w:rStyle w:val="Hyperlink"/>
+        </w:rPr>
+        <w:fldChar w:fldCharType="end"/>
+      </w:r>
       <w:r>
         <w:t>.</w:t>
       </w:r>
@@ -8464,7 +9951,11 @@
         <w:t>Налаштування автопарку</w:t>
       </w:r>
       <w:r>
-        <w:t>» користувач задає характеристики транспортних засобів: тип (автомобіль / велосипед / пішохід)</w:t>
+        <w:t xml:space="preserve">» користувач задає характеристики </w:t>
+      </w:r>
+      <w:r>
+        <w:lastRenderedPageBreak/>
+        <w:t>транспортних засобів: тип (автомобіль / велосипед / пішохід)</w:t>
       </w:r>
       <w:r>
         <w:t xml:space="preserve"> та</w:t>
@@ -8473,7 +9964,16 @@
         <w:t xml:space="preserve"> вантажомісткість у кілограмах</w:t>
       </w:r>
       <w:r>
-        <w:t xml:space="preserve"> (рис. 3.2)</w:t>
+        <w:t xml:space="preserve"> (рис. 3.</w:t>
+      </w:r>
+      <w:r>
+        <w:rPr>
+          <w:lang w:val="en-US"/>
+        </w:rPr>
+        <w:t>3</w:t>
+      </w:r>
+      <w:r>
+        <w:t>)</w:t>
       </w:r>
       <w:r>
         <w:t>.</w:t>
@@ -8496,6 +9996,7 @@
       </w:pPr>
       <w:r>
         <w:rPr>
+          <w:noProof/>
           <w:lang w:val="ru-UA"/>
         </w:rPr>
         <w:drawing>
@@ -8546,7 +10047,19 @@
         <w:rPr>
           <w:lang w:val="ru-UA"/>
         </w:rPr>
-        <w:t xml:space="preserve">Рисунок 3.2 </w:t>
+        <w:t>Рисунок 3.</w:t>
+      </w:r>
+      <w:r>
+        <w:rPr>
+          <w:lang w:val="ru-UA"/>
+        </w:rPr>
+        <w:t>3</w:t>
+      </w:r>
+      <w:r>
+        <w:rPr>
+          <w:lang w:val="ru-UA"/>
+        </w:rPr>
+        <w:t xml:space="preserve"> </w:t>
       </w:r>
       <w:r>
         <w:rPr>
@@ -8581,7 +10094,6 @@
         </w:rPr>
       </w:pPr>
       <w:r>
-        <w:lastRenderedPageBreak/>
         <w:t>2. На вкладці «</w:t>
       </w:r>
       <w:r>
@@ -8597,7 +10109,33 @@
         <w:rPr>
           <w:lang w:val="en-US"/>
         </w:rPr>
-        <w:t xml:space="preserve"> (рис. 3.3)</w:t>
+        <w:t xml:space="preserve"> (</w:t>
+      </w:r>
+      <w:proofErr w:type="spellStart"/>
+      <w:r>
+        <w:rPr>
+          <w:lang w:val="en-US"/>
+        </w:rPr>
+        <w:t>рис</w:t>
+      </w:r>
+      <w:proofErr w:type="spellEnd"/>
+      <w:r>
+        <w:rPr>
+          <w:lang w:val="en-US"/>
+        </w:rPr>
+        <w:t>. 3.</w:t>
+      </w:r>
+      <w:r>
+        <w:rPr>
+          <w:lang w:val="en-US"/>
+        </w:rPr>
+        <w:t>4</w:t>
+      </w:r>
+      <w:r>
+        <w:rPr>
+          <w:lang w:val="en-US"/>
+        </w:rPr>
+        <w:t>)</w:t>
       </w:r>
       <w:r>
         <w:t>. Адреса автоматично геокодується через Nominati</w:t>
@@ -8612,7 +10150,19 @@
         <w:t>.</w:t>
       </w:r>
       <w:r>
-        <w:t xml:space="preserve"> Також в цій вкладці є можливість змінити існуючі пакунки та додати їх до оптимізації.</w:t>
+        <w:t xml:space="preserve"> Також в цій вкладці є можливість змінити існуючі пакунки та додати їх до оптимізації</w:t>
+      </w:r>
+      <w:r>
+        <w:rPr>
+          <w:lang w:val="en-US"/>
+        </w:rPr>
+        <w:t xml:space="preserve"> (</w:t>
+      </w:r>
+      <w:r>
+        <w:t>рис. 3.5)</w:t>
+      </w:r>
+      <w:r>
+        <w:t>.</w:t>
       </w:r>
     </w:p>
     <w:p>
@@ -8632,6 +10182,7 @@
       </w:pPr>
       <w:r>
         <w:rPr>
+          <w:noProof/>
           <w:lang w:val="ru-UA"/>
         </w:rPr>
         <w:drawing>
@@ -8685,7 +10236,7 @@
         <w:rPr>
           <w:lang w:val="ru-UA"/>
         </w:rPr>
-        <w:t>3</w:t>
+        <w:t>4</w:t>
       </w:r>
       <w:r>
         <w:t xml:space="preserve"> </w:t>
@@ -8733,6 +10284,10 @@
         <w:spacing w:line="240" w:lineRule="auto"/>
       </w:pPr>
       <w:r>
+        <w:rPr>
+          <w:noProof/>
+        </w:rPr>
+        <w:lastRenderedPageBreak/>
         <w:drawing>
           <wp:inline distT="0" distB="0" distL="0" distR="0" wp14:anchorId="1D3C98D1" wp14:editId="6E0E58D7">
             <wp:extent cx="6120130" cy="1768475"/>
@@ -8775,7 +10330,16 @@
         <w:ind w:firstLine="709"/>
       </w:pPr>
       <w:r>
-        <w:t xml:space="preserve">Рисунок 3.4 </w:t>
+        <w:t>Рисунок 3.</w:t>
+      </w:r>
+      <w:r>
+        <w:rPr>
+          <w:lang w:val="en-US"/>
+        </w:rPr>
+        <w:t>5</w:t>
+      </w:r>
+      <w:r>
+        <w:t xml:space="preserve"> </w:t>
       </w:r>
       <w:r>
         <w:rPr>
@@ -8845,7 +10409,7 @@
         <w:t xml:space="preserve"> (рис. 3.</w:t>
       </w:r>
       <w:r>
-        <w:t>5</w:t>
+        <w:t>6</w:t>
       </w:r>
       <w:r>
         <w:t>)</w:t>
@@ -8874,11 +10438,25 @@
         <w:ind w:firstLine="709"/>
       </w:pPr>
       <w:r>
-        <w:t xml:space="preserve">4. Після завершення оптимізації відображається інтерактивна карта з </w:t>
-      </w:r>
-      <w:r>
-        <w:lastRenderedPageBreak/>
-        <w:t>кольоровими маршрутами для кожного транспортного засобу (зелений маркер — депо, червоні нумеровані маркери — пункти доставки).</w:t>
+        <w:t xml:space="preserve">4. Після завершення оптимізації відображається інтерактивна карта з кольоровими маршрутами для кожного транспортного засобу (зелений маркер </w:t>
+      </w:r>
+      <w:r>
+        <w:rPr>
+          <w:lang w:val="ru-RU"/>
+        </w:rPr>
+        <w:t>–</w:t>
+      </w:r>
+      <w:r>
+        <w:t xml:space="preserve"> депо, червоні нумеровані маркери </w:t>
+      </w:r>
+      <w:r>
+        <w:rPr>
+          <w:lang w:val="ru-RU"/>
+        </w:rPr>
+        <w:t>–</w:t>
+      </w:r>
+      <w:r>
+        <w:t xml:space="preserve"> пункти доставки).</w:t>
       </w:r>
       <w:r>
         <w:t xml:space="preserve"> </w:t>
@@ -8893,7 +10471,7 @@
         <w:t>На рисунку 3.</w:t>
       </w:r>
       <w:r>
-        <w:t>6</w:t>
+        <w:t>7</w:t>
       </w:r>
       <w:r>
         <w:t xml:space="preserve"> представлено вигляд результатів оптимізації.</w:t>
@@ -8917,12 +10495,14 @@
       </w:pPr>
       <w:r>
         <w:rPr>
+          <w:noProof/>
           <w:lang w:val="ru-UA"/>
         </w:rPr>
+        <w:lastRenderedPageBreak/>
         <w:drawing>
-          <wp:inline distT="0" distB="0" distL="0" distR="0" wp14:anchorId="73F038A5" wp14:editId="7D0C134C">
-            <wp:extent cx="5503455" cy="3371850"/>
-            <wp:effectExtent l="0" t="0" r="2540" b="0"/>
+          <wp:inline distT="0" distB="0" distL="0" distR="0" wp14:anchorId="73F038A5" wp14:editId="6D2DF8EB">
+            <wp:extent cx="6096000" cy="3734890"/>
+            <wp:effectExtent l="0" t="0" r="0" b="0"/>
             <wp:docPr id="13" name="Picture 13"/>
             <wp:cNvGraphicFramePr>
               <a:graphicFrameLocks xmlns:a="http://schemas.openxmlformats.org/drawingml/2006/main" noChangeAspect="1"/>
@@ -8943,7 +10523,7 @@
                   <pic:spPr>
                     <a:xfrm>
                       <a:off x="0" y="0"/>
-                      <a:ext cx="5522997" cy="3383823"/>
+                      <a:ext cx="6128985" cy="3755099"/>
                     </a:xfrm>
                     <a:prstGeom prst="rect">
                       <a:avLst/>
@@ -8973,7 +10553,7 @@
         <w:rPr>
           <w:lang w:val="ru-UA"/>
         </w:rPr>
-        <w:t>5</w:t>
+        <w:t>6</w:t>
       </w:r>
       <w:r>
         <w:rPr>
@@ -9024,12 +10604,13 @@
       </w:pPr>
       <w:r>
         <w:rPr>
+          <w:noProof/>
           <w:lang w:val="ru-UA"/>
         </w:rPr>
         <w:drawing>
-          <wp:inline distT="0" distB="0" distL="0" distR="0" wp14:anchorId="2B8D881F" wp14:editId="1B7394CE">
-            <wp:extent cx="5314950" cy="2453435"/>
-            <wp:effectExtent l="0" t="0" r="0" b="4445"/>
+          <wp:inline distT="0" distB="0" distL="0" distR="0" wp14:anchorId="2B8D881F" wp14:editId="3918D24F">
+            <wp:extent cx="6128385" cy="2828925"/>
+            <wp:effectExtent l="0" t="0" r="5715" b="9525"/>
             <wp:docPr id="14" name="Picture 14"/>
             <wp:cNvGraphicFramePr>
               <a:graphicFrameLocks xmlns:a="http://schemas.openxmlformats.org/drawingml/2006/main" noChangeAspect="1"/>
@@ -9050,7 +10631,7 @@
                   <pic:spPr>
                     <a:xfrm>
                       <a:off x="0" y="0"/>
-                      <a:ext cx="5334966" cy="2462675"/>
+                      <a:ext cx="6157657" cy="2842437"/>
                     </a:xfrm>
                     <a:prstGeom prst="rect">
                       <a:avLst/>
@@ -9080,7 +10661,7 @@
         <w:rPr>
           <w:lang w:val="ru-UA"/>
         </w:rPr>
-        <w:t>6</w:t>
+        <w:t>7</w:t>
       </w:r>
       <w:r>
         <w:rPr>
@@ -9103,12 +10684,30 @@
     </w:p>
     <w:p>
       <w:pPr>
+        <w:spacing w:before="0" w:after="0" w:line="240" w:lineRule="auto"/>
+        <w:jc w:val="left"/>
+        <w:rPr>
+          <w:rFonts w:eastAsia="Times New Roman"/>
+          <w:kern w:val="0"/>
+          <w:szCs w:val="32"/>
+          <w:lang w:val="ru-RU"/>
+        </w:rPr>
+      </w:pPr>
+      <w:bookmarkStart w:id="27" w:name="_Toc230694227"/>
+      <w:r>
+        <w:rPr>
+          <w:lang w:val="ru-RU"/>
+        </w:rPr>
+        <w:br w:type="page"/>
+      </w:r>
+    </w:p>
+    <w:p>
+      <w:pPr>
         <w:pStyle w:val="Heading2"/>
         <w:rPr>
           <w:lang w:val="ru-RU"/>
         </w:rPr>
       </w:pPr>
-      <w:bookmarkStart w:id="27" w:name="_Toc230694227"/>
       <w:r>
         <w:rPr>
           <w:lang w:val="ru-RU"/>
@@ -9138,12 +10737,126 @@
       <w:pPr>
         <w:ind w:firstLine="709"/>
       </w:pPr>
-      <w:r>
-        <w:rPr>
-          <w:lang w:val="en-US"/>
-        </w:rPr>
-        <w:t>Розгортання системи на новій робочій станції виконується наступним чином</w:t>
-      </w:r>
+      <w:proofErr w:type="spellStart"/>
+      <w:r>
+        <w:rPr>
+          <w:lang w:val="en-US"/>
+        </w:rPr>
+        <w:t>Розгортання</w:t>
+      </w:r>
+      <w:proofErr w:type="spellEnd"/>
+      <w:r>
+        <w:rPr>
+          <w:lang w:val="en-US"/>
+        </w:rPr>
+        <w:t xml:space="preserve"> </w:t>
+      </w:r>
+      <w:proofErr w:type="spellStart"/>
+      <w:r>
+        <w:rPr>
+          <w:lang w:val="en-US"/>
+        </w:rPr>
+        <w:t>системи</w:t>
+      </w:r>
+      <w:proofErr w:type="spellEnd"/>
+      <w:r>
+        <w:rPr>
+          <w:lang w:val="en-US"/>
+        </w:rPr>
+        <w:t xml:space="preserve"> </w:t>
+      </w:r>
+      <w:proofErr w:type="spellStart"/>
+      <w:r>
+        <w:rPr>
+          <w:lang w:val="en-US"/>
+        </w:rPr>
+        <w:t>на</w:t>
+      </w:r>
+      <w:proofErr w:type="spellEnd"/>
+      <w:r>
+        <w:rPr>
+          <w:lang w:val="en-US"/>
+        </w:rPr>
+        <w:t xml:space="preserve"> </w:t>
+      </w:r>
+      <w:proofErr w:type="spellStart"/>
+      <w:r>
+        <w:rPr>
+          <w:lang w:val="en-US"/>
+        </w:rPr>
+        <w:t>новій</w:t>
+      </w:r>
+      <w:proofErr w:type="spellEnd"/>
+      <w:r>
+        <w:rPr>
+          <w:lang w:val="en-US"/>
+        </w:rPr>
+        <w:t xml:space="preserve"> </w:t>
+      </w:r>
+      <w:proofErr w:type="spellStart"/>
+      <w:r>
+        <w:rPr>
+          <w:lang w:val="en-US"/>
+        </w:rPr>
+        <w:t>робочій</w:t>
+      </w:r>
+      <w:proofErr w:type="spellEnd"/>
+      <w:r>
+        <w:rPr>
+          <w:lang w:val="en-US"/>
+        </w:rPr>
+        <w:t xml:space="preserve"> </w:t>
+      </w:r>
+      <w:proofErr w:type="spellStart"/>
+      <w:r>
+        <w:rPr>
+          <w:lang w:val="en-US"/>
+        </w:rPr>
+        <w:t>станції</w:t>
+      </w:r>
+      <w:proofErr w:type="spellEnd"/>
+      <w:r>
+        <w:rPr>
+          <w:lang w:val="en-US"/>
+        </w:rPr>
+        <w:t xml:space="preserve"> </w:t>
+      </w:r>
+      <w:proofErr w:type="spellStart"/>
+      <w:r>
+        <w:rPr>
+          <w:lang w:val="en-US"/>
+        </w:rPr>
+        <w:t>виконується</w:t>
+      </w:r>
+      <w:proofErr w:type="spellEnd"/>
+      <w:r>
+        <w:rPr>
+          <w:lang w:val="en-US"/>
+        </w:rPr>
+        <w:t xml:space="preserve"> </w:t>
+      </w:r>
+      <w:proofErr w:type="spellStart"/>
+      <w:r>
+        <w:rPr>
+          <w:lang w:val="en-US"/>
+        </w:rPr>
+        <w:t>наступним</w:t>
+      </w:r>
+      <w:proofErr w:type="spellEnd"/>
+      <w:r>
+        <w:rPr>
+          <w:lang w:val="en-US"/>
+        </w:rPr>
+        <w:t xml:space="preserve"> </w:t>
+      </w:r>
+      <w:proofErr w:type="spellStart"/>
+      <w:r>
+        <w:rPr>
+          <w:lang w:val="en-US"/>
+        </w:rPr>
+        <w:t>чином</w:t>
+      </w:r>
+      <w:proofErr w:type="spellEnd"/>
       <w:r>
         <w:t>:</w:t>
       </w:r>
@@ -9158,11 +10871,33 @@
       <w:r>
         <w:t xml:space="preserve">1) </w:t>
       </w:r>
-      <w:r>
-        <w:rPr>
-          <w:lang w:val="en-US"/>
-        </w:rPr>
-        <w:t>Створити середовище Pytho</w:t>
+      <w:proofErr w:type="spellStart"/>
+      <w:r>
+        <w:rPr>
+          <w:lang w:val="en-US"/>
+        </w:rPr>
+        <w:t>Створити</w:t>
+      </w:r>
+      <w:proofErr w:type="spellEnd"/>
+      <w:r>
+        <w:rPr>
+          <w:lang w:val="en-US"/>
+        </w:rPr>
+        <w:t xml:space="preserve"> </w:t>
+      </w:r>
+      <w:proofErr w:type="spellStart"/>
+      <w:r>
+        <w:rPr>
+          <w:lang w:val="en-US"/>
+        </w:rPr>
+        <w:t>середовище</w:t>
+      </w:r>
+      <w:proofErr w:type="spellEnd"/>
+      <w:r>
+        <w:rPr>
+          <w:lang w:val="en-US"/>
+        </w:rPr>
+        <w:t xml:space="preserve"> Pytho</w:t>
       </w:r>
       <w:r>
         <w:rPr>
@@ -9192,8 +10927,30 @@
         <w:rPr>
           <w:lang w:val="en-US"/>
         </w:rPr>
-        <w:t>python -m venv venv</w:t>
-      </w:r>
+        <w:t xml:space="preserve">python -m </w:t>
+      </w:r>
+      <w:proofErr w:type="spellStart"/>
+      <w:r>
+        <w:rPr>
+          <w:lang w:val="en-US"/>
+        </w:rPr>
+        <w:t>venv</w:t>
+      </w:r>
+      <w:proofErr w:type="spellEnd"/>
+      <w:r>
+        <w:rPr>
+          <w:lang w:val="en-US"/>
+        </w:rPr>
+        <w:t xml:space="preserve"> </w:t>
+      </w:r>
+      <w:proofErr w:type="spellStart"/>
+      <w:r>
+        <w:rPr>
+          <w:lang w:val="en-US"/>
+        </w:rPr>
+        <w:t>venv</w:t>
+      </w:r>
+      <w:proofErr w:type="spellEnd"/>
       <w:r>
         <w:rPr>
           <w:lang w:val="en-US"/>
@@ -9252,13 +11009,41 @@
         <w:rPr>
           <w:lang w:val="en-US"/>
         </w:rPr>
-        <w:t xml:space="preserve">Windows) або </w:t>
-      </w:r>
-      <w:r>
-        <w:rPr>
-          <w:lang w:val="en-US"/>
-        </w:rPr>
-        <w:t>source venv/bin/activate</w:t>
+        <w:t xml:space="preserve">Windows) </w:t>
+      </w:r>
+      <w:proofErr w:type="spellStart"/>
+      <w:r>
+        <w:rPr>
+          <w:lang w:val="en-US"/>
+        </w:rPr>
+        <w:t>або</w:t>
+      </w:r>
+      <w:proofErr w:type="spellEnd"/>
+      <w:r>
+        <w:rPr>
+          <w:lang w:val="en-US"/>
+        </w:rPr>
+        <w:t xml:space="preserve"> </w:t>
+      </w:r>
+      <w:r>
+        <w:rPr>
+          <w:lang w:val="en-US"/>
+        </w:rPr>
+        <w:t xml:space="preserve">source </w:t>
+      </w:r>
+      <w:proofErr w:type="spellStart"/>
+      <w:r>
+        <w:rPr>
+          <w:lang w:val="en-US"/>
+        </w:rPr>
+        <w:t>venv</w:t>
+      </w:r>
+      <w:proofErr w:type="spellEnd"/>
+      <w:r>
+        <w:rPr>
+          <w:lang w:val="en-US"/>
+        </w:rPr>
+        <w:t>/bin/activate</w:t>
       </w:r>
       <w:r>
         <w:rPr>
@@ -9283,12 +11068,28 @@
         </w:rPr>
         <w:t xml:space="preserve">2) </w:t>
       </w:r>
-      <w:r>
-        <w:rPr>
-          <w:lang w:val="en-US"/>
-        </w:rPr>
-        <w:t>Встановити залежност</w:t>
-      </w:r>
+      <w:proofErr w:type="spellStart"/>
+      <w:r>
+        <w:rPr>
+          <w:lang w:val="en-US"/>
+        </w:rPr>
+        <w:t>Встановити</w:t>
+      </w:r>
+      <w:proofErr w:type="spellEnd"/>
+      <w:r>
+        <w:rPr>
+          <w:lang w:val="en-US"/>
+        </w:rPr>
+        <w:t xml:space="preserve"> </w:t>
+      </w:r>
+      <w:proofErr w:type="spellStart"/>
+      <w:r>
+        <w:rPr>
+          <w:lang w:val="en-US"/>
+        </w:rPr>
+        <w:t>залежност</w:t>
+      </w:r>
+      <w:proofErr w:type="spellEnd"/>
       <w:r>
         <w:t>і за допомогою команди</w:t>
       </w:r>
@@ -9324,12 +11125,28 @@
       <w:r>
         <w:t xml:space="preserve">3) </w:t>
       </w:r>
-      <w:r>
-        <w:rPr>
-          <w:lang w:val="en-US"/>
-        </w:rPr>
-        <w:t>Запустити застосунок</w:t>
-      </w:r>
+      <w:proofErr w:type="spellStart"/>
+      <w:r>
+        <w:rPr>
+          <w:lang w:val="en-US"/>
+        </w:rPr>
+        <w:t>Запустити</w:t>
+      </w:r>
+      <w:proofErr w:type="spellEnd"/>
+      <w:r>
+        <w:rPr>
+          <w:lang w:val="en-US"/>
+        </w:rPr>
+        <w:t xml:space="preserve"> </w:t>
+      </w:r>
+      <w:proofErr w:type="spellStart"/>
+      <w:r>
+        <w:rPr>
+          <w:lang w:val="en-US"/>
+        </w:rPr>
+        <w:t>застосунок</w:t>
+      </w:r>
+      <w:proofErr w:type="spellEnd"/>
       <w:r>
         <w:t xml:space="preserve"> командою</w:t>
       </w:r>
@@ -9342,11 +11159,19 @@
       <w:r>
         <w:t xml:space="preserve"> </w:t>
       </w:r>
-      <w:r>
-        <w:rPr>
-          <w:lang w:val="en-US"/>
-        </w:rPr>
-        <w:t>streamlit run app.py</w:t>
+      <w:proofErr w:type="spellStart"/>
+      <w:r>
+        <w:rPr>
+          <w:lang w:val="en-US"/>
+        </w:rPr>
+        <w:t>streamlit</w:t>
+      </w:r>
+      <w:proofErr w:type="spellEnd"/>
+      <w:r>
+        <w:rPr>
+          <w:lang w:val="en-US"/>
+        </w:rPr>
+        <w:t xml:space="preserve"> run app.py</w:t>
       </w:r>
       <w:r>
         <w:rPr>
@@ -9362,11 +11187,299 @@
           <w:lang w:val="en-US"/>
         </w:rPr>
       </w:pPr>
-      <w:r>
-        <w:rPr>
-          <w:lang w:val="en-US"/>
-        </w:rPr>
-        <w:t>Модифікація території обслуговування. Місто за замовчуванням задано константою DEFAULT_CITY = "Dnipro, Ukraine" у файлі app.py. Зміна цього рядка переналаштовує всю систему на нове місто без додаткових модифікацій.</w:t>
+      <w:proofErr w:type="spellStart"/>
+      <w:r>
+        <w:rPr>
+          <w:lang w:val="en-US"/>
+        </w:rPr>
+        <w:t>Модифікація</w:t>
+      </w:r>
+      <w:proofErr w:type="spellEnd"/>
+      <w:r>
+        <w:rPr>
+          <w:lang w:val="en-US"/>
+        </w:rPr>
+        <w:t xml:space="preserve"> </w:t>
+      </w:r>
+      <w:proofErr w:type="spellStart"/>
+      <w:r>
+        <w:rPr>
+          <w:lang w:val="en-US"/>
+        </w:rPr>
+        <w:t>території</w:t>
+      </w:r>
+      <w:proofErr w:type="spellEnd"/>
+      <w:r>
+        <w:rPr>
+          <w:lang w:val="en-US"/>
+        </w:rPr>
+        <w:t xml:space="preserve"> </w:t>
+      </w:r>
+      <w:proofErr w:type="spellStart"/>
+      <w:r>
+        <w:rPr>
+          <w:lang w:val="en-US"/>
+        </w:rPr>
+        <w:t>обслуговування</w:t>
+      </w:r>
+      <w:proofErr w:type="spellEnd"/>
+      <w:r>
+        <w:rPr>
+          <w:lang w:val="en-US"/>
+        </w:rPr>
+        <w:t xml:space="preserve">. </w:t>
+      </w:r>
+      <w:proofErr w:type="spellStart"/>
+      <w:r>
+        <w:rPr>
+          <w:lang w:val="en-US"/>
+        </w:rPr>
+        <w:t>Місто</w:t>
+      </w:r>
+      <w:proofErr w:type="spellEnd"/>
+      <w:r>
+        <w:rPr>
+          <w:lang w:val="en-US"/>
+        </w:rPr>
+        <w:t xml:space="preserve"> </w:t>
+      </w:r>
+      <w:proofErr w:type="spellStart"/>
+      <w:r>
+        <w:rPr>
+          <w:lang w:val="en-US"/>
+        </w:rPr>
+        <w:t>за</w:t>
+      </w:r>
+      <w:proofErr w:type="spellEnd"/>
+      <w:r>
+        <w:rPr>
+          <w:lang w:val="en-US"/>
+        </w:rPr>
+        <w:t xml:space="preserve"> </w:t>
+      </w:r>
+      <w:proofErr w:type="spellStart"/>
+      <w:r>
+        <w:rPr>
+          <w:lang w:val="en-US"/>
+        </w:rPr>
+        <w:t>замовчуванням</w:t>
+      </w:r>
+      <w:proofErr w:type="spellEnd"/>
+      <w:r>
+        <w:rPr>
+          <w:lang w:val="en-US"/>
+        </w:rPr>
+        <w:t xml:space="preserve"> </w:t>
+      </w:r>
+      <w:proofErr w:type="spellStart"/>
+      <w:r>
+        <w:rPr>
+          <w:lang w:val="en-US"/>
+        </w:rPr>
+        <w:t>задано</w:t>
+      </w:r>
+      <w:proofErr w:type="spellEnd"/>
+      <w:r>
+        <w:rPr>
+          <w:lang w:val="en-US"/>
+        </w:rPr>
+        <w:t xml:space="preserve"> </w:t>
+      </w:r>
+      <w:proofErr w:type="spellStart"/>
+      <w:r>
+        <w:rPr>
+          <w:lang w:val="en-US"/>
+        </w:rPr>
+        <w:t>константою</w:t>
+      </w:r>
+      <w:proofErr w:type="spellEnd"/>
+      <w:r>
+        <w:rPr>
+          <w:lang w:val="en-US"/>
+        </w:rPr>
+        <w:t xml:space="preserve"> DEFAULT_CITY = "Dnipro, Ukraine" у </w:t>
+      </w:r>
+      <w:proofErr w:type="spellStart"/>
+      <w:r>
+        <w:rPr>
+          <w:lang w:val="en-US"/>
+        </w:rPr>
+        <w:t>файлі</w:t>
+      </w:r>
+      <w:proofErr w:type="spellEnd"/>
+      <w:r>
+        <w:rPr>
+          <w:lang w:val="en-US"/>
+        </w:rPr>
+        <w:t xml:space="preserve"> app.py. </w:t>
+      </w:r>
+      <w:proofErr w:type="spellStart"/>
+      <w:r>
+        <w:rPr>
+          <w:lang w:val="en-US"/>
+        </w:rPr>
+        <w:t>Зміна</w:t>
+      </w:r>
+      <w:proofErr w:type="spellEnd"/>
+      <w:r>
+        <w:rPr>
+          <w:lang w:val="en-US"/>
+        </w:rPr>
+        <w:t xml:space="preserve"> </w:t>
+      </w:r>
+      <w:proofErr w:type="spellStart"/>
+      <w:r>
+        <w:rPr>
+          <w:lang w:val="en-US"/>
+        </w:rPr>
+        <w:t>цього</w:t>
+      </w:r>
+      <w:proofErr w:type="spellEnd"/>
+      <w:r>
+        <w:rPr>
+          <w:lang w:val="en-US"/>
+        </w:rPr>
+        <w:t xml:space="preserve"> </w:t>
+      </w:r>
+      <w:proofErr w:type="spellStart"/>
+      <w:r>
+        <w:rPr>
+          <w:lang w:val="en-US"/>
+        </w:rPr>
+        <w:t>рядка</w:t>
+      </w:r>
+      <w:proofErr w:type="spellEnd"/>
+      <w:r>
+        <w:rPr>
+          <w:lang w:val="en-US"/>
+        </w:rPr>
+        <w:t xml:space="preserve"> </w:t>
+      </w:r>
+      <w:proofErr w:type="spellStart"/>
+      <w:r>
+        <w:rPr>
+          <w:lang w:val="en-US"/>
+        </w:rPr>
+        <w:t>переналаштовує</w:t>
+      </w:r>
+      <w:proofErr w:type="spellEnd"/>
+      <w:r>
+        <w:rPr>
+          <w:lang w:val="en-US"/>
+        </w:rPr>
+        <w:t xml:space="preserve"> </w:t>
+      </w:r>
+      <w:proofErr w:type="spellStart"/>
+      <w:r>
+        <w:rPr>
+          <w:lang w:val="en-US"/>
+        </w:rPr>
+        <w:t>всю</w:t>
+      </w:r>
+      <w:proofErr w:type="spellEnd"/>
+      <w:r>
+        <w:rPr>
+          <w:lang w:val="en-US"/>
+        </w:rPr>
+        <w:t xml:space="preserve"> </w:t>
+      </w:r>
+      <w:proofErr w:type="spellStart"/>
+      <w:r>
+        <w:rPr>
+          <w:lang w:val="en-US"/>
+        </w:rPr>
+        <w:t>систему</w:t>
+      </w:r>
+      <w:proofErr w:type="spellEnd"/>
+      <w:r>
+        <w:rPr>
+          <w:lang w:val="en-US"/>
+        </w:rPr>
+        <w:t xml:space="preserve"> </w:t>
+      </w:r>
+      <w:proofErr w:type="spellStart"/>
+      <w:r>
+        <w:rPr>
+          <w:lang w:val="en-US"/>
+        </w:rPr>
+        <w:t>на</w:t>
+      </w:r>
+      <w:proofErr w:type="spellEnd"/>
+      <w:r>
+        <w:rPr>
+          <w:lang w:val="en-US"/>
+        </w:rPr>
+        <w:t xml:space="preserve"> </w:t>
+      </w:r>
+      <w:proofErr w:type="spellStart"/>
+      <w:r>
+        <w:rPr>
+          <w:lang w:val="en-US"/>
+        </w:rPr>
+        <w:t>нове</w:t>
+      </w:r>
+      <w:proofErr w:type="spellEnd"/>
+      <w:r>
+        <w:rPr>
+          <w:lang w:val="en-US"/>
+        </w:rPr>
+        <w:t xml:space="preserve"> </w:t>
+      </w:r>
+      <w:proofErr w:type="spellStart"/>
+      <w:r>
+        <w:rPr>
+          <w:lang w:val="en-US"/>
+        </w:rPr>
+        <w:t>місто</w:t>
+      </w:r>
+      <w:proofErr w:type="spellEnd"/>
+      <w:r>
+        <w:rPr>
+          <w:lang w:val="en-US"/>
+        </w:rPr>
+        <w:t xml:space="preserve"> </w:t>
+      </w:r>
+      <w:proofErr w:type="spellStart"/>
+      <w:r>
+        <w:rPr>
+          <w:lang w:val="en-US"/>
+        </w:rPr>
+        <w:t>без</w:t>
+      </w:r>
+      <w:proofErr w:type="spellEnd"/>
+      <w:r>
+        <w:rPr>
+          <w:lang w:val="en-US"/>
+        </w:rPr>
+        <w:t xml:space="preserve"> </w:t>
+      </w:r>
+      <w:proofErr w:type="spellStart"/>
+      <w:r>
+        <w:rPr>
+          <w:lang w:val="en-US"/>
+        </w:rPr>
+        <w:t>додаткових</w:t>
+      </w:r>
+      <w:proofErr w:type="spellEnd"/>
+      <w:r>
+        <w:rPr>
+          <w:lang w:val="en-US"/>
+        </w:rPr>
+        <w:t xml:space="preserve"> </w:t>
+      </w:r>
+      <w:proofErr w:type="spellStart"/>
+      <w:r>
+        <w:rPr>
+          <w:lang w:val="en-US"/>
+        </w:rPr>
+        <w:t>модифікацій</w:t>
+      </w:r>
+      <w:proofErr w:type="spellEnd"/>
+      <w:r>
+        <w:rPr>
+          <w:lang w:val="en-US"/>
+        </w:rPr>
+        <w:t>.</w:t>
       </w:r>
     </w:p>
     <w:p>
@@ -9376,11 +11489,425 @@
           <w:lang w:val="en-US"/>
         </w:rPr>
       </w:pPr>
-      <w:r>
-        <w:rPr>
-          <w:lang w:val="en-US"/>
-        </w:rPr>
-        <w:t>Налаштування параметрів генетичного алгоритму. У файлі vrp_solver.py визначено наступні константи: POP_SIZE = 50 (розмір популяції), N_GENERATIONS = 150 (кількість поколінь), CROSSOVER_RATE = 0.85 (ймовірність схрещування), MUTATION_RATE = 0.15 (ймовірність мутації), ELITE_SIZE = 2 (розмір еліти), TOURNAMENT_SIZE = 3 (розмір турніру). Збільшення POP_SIZE та N_GENERATIONS підвищує якість розв’язку за рахунок зростання часу обчислень.</w:t>
+      <w:proofErr w:type="spellStart"/>
+      <w:r>
+        <w:rPr>
+          <w:lang w:val="en-US"/>
+        </w:rPr>
+        <w:t>Налаштування</w:t>
+      </w:r>
+      <w:proofErr w:type="spellEnd"/>
+      <w:r>
+        <w:rPr>
+          <w:lang w:val="en-US"/>
+        </w:rPr>
+        <w:t xml:space="preserve"> </w:t>
+      </w:r>
+      <w:proofErr w:type="spellStart"/>
+      <w:r>
+        <w:rPr>
+          <w:lang w:val="en-US"/>
+        </w:rPr>
+        <w:t>параметрів</w:t>
+      </w:r>
+      <w:proofErr w:type="spellEnd"/>
+      <w:r>
+        <w:rPr>
+          <w:lang w:val="en-US"/>
+        </w:rPr>
+        <w:t xml:space="preserve"> </w:t>
+      </w:r>
+      <w:proofErr w:type="spellStart"/>
+      <w:r>
+        <w:rPr>
+          <w:lang w:val="en-US"/>
+        </w:rPr>
+        <w:t>генетичного</w:t>
+      </w:r>
+      <w:proofErr w:type="spellEnd"/>
+      <w:r>
+        <w:rPr>
+          <w:lang w:val="en-US"/>
+        </w:rPr>
+        <w:t xml:space="preserve"> </w:t>
+      </w:r>
+      <w:proofErr w:type="spellStart"/>
+      <w:r>
+        <w:rPr>
+          <w:lang w:val="en-US"/>
+        </w:rPr>
+        <w:t>алгоритму</w:t>
+      </w:r>
+      <w:proofErr w:type="spellEnd"/>
+      <w:r>
+        <w:rPr>
+          <w:lang w:val="en-US"/>
+        </w:rPr>
+        <w:t xml:space="preserve">. У </w:t>
+      </w:r>
+      <w:proofErr w:type="spellStart"/>
+      <w:r>
+        <w:rPr>
+          <w:lang w:val="en-US"/>
+        </w:rPr>
+        <w:t>файлі</w:t>
+      </w:r>
+      <w:proofErr w:type="spellEnd"/>
+      <w:r>
+        <w:rPr>
+          <w:lang w:val="en-US"/>
+        </w:rPr>
+        <w:t xml:space="preserve"> vrp_solver.py </w:t>
+      </w:r>
+      <w:proofErr w:type="spellStart"/>
+      <w:r>
+        <w:rPr>
+          <w:lang w:val="en-US"/>
+        </w:rPr>
+        <w:t>визначено</w:t>
+      </w:r>
+      <w:proofErr w:type="spellEnd"/>
+      <w:r>
+        <w:rPr>
+          <w:lang w:val="en-US"/>
+        </w:rPr>
+        <w:t xml:space="preserve"> </w:t>
+      </w:r>
+      <w:proofErr w:type="spellStart"/>
+      <w:r>
+        <w:rPr>
+          <w:lang w:val="en-US"/>
+        </w:rPr>
+        <w:t>наступні</w:t>
+      </w:r>
+      <w:proofErr w:type="spellEnd"/>
+      <w:r>
+        <w:rPr>
+          <w:lang w:val="en-US"/>
+        </w:rPr>
+        <w:t xml:space="preserve"> </w:t>
+      </w:r>
+      <w:proofErr w:type="spellStart"/>
+      <w:r>
+        <w:rPr>
+          <w:lang w:val="en-US"/>
+        </w:rPr>
+        <w:t>константи</w:t>
+      </w:r>
+      <w:proofErr w:type="spellEnd"/>
+      <w:r>
+        <w:rPr>
+          <w:lang w:val="en-US"/>
+        </w:rPr>
+        <w:t>: POP_SIZE = 50 (</w:t>
+      </w:r>
+      <w:proofErr w:type="spellStart"/>
+      <w:r>
+        <w:rPr>
+          <w:lang w:val="en-US"/>
+        </w:rPr>
+        <w:t>розмір</w:t>
+      </w:r>
+      <w:proofErr w:type="spellEnd"/>
+      <w:r>
+        <w:rPr>
+          <w:lang w:val="en-US"/>
+        </w:rPr>
+        <w:t xml:space="preserve"> </w:t>
+      </w:r>
+      <w:proofErr w:type="spellStart"/>
+      <w:r>
+        <w:rPr>
+          <w:lang w:val="en-US"/>
+        </w:rPr>
+        <w:t>популяції</w:t>
+      </w:r>
+      <w:proofErr w:type="spellEnd"/>
+      <w:r>
+        <w:rPr>
+          <w:lang w:val="en-US"/>
+        </w:rPr>
+        <w:t>), N_GENERATIONS = 150 (</w:t>
+      </w:r>
+      <w:proofErr w:type="spellStart"/>
+      <w:r>
+        <w:rPr>
+          <w:lang w:val="en-US"/>
+        </w:rPr>
+        <w:t>кількість</w:t>
+      </w:r>
+      <w:proofErr w:type="spellEnd"/>
+      <w:r>
+        <w:rPr>
+          <w:lang w:val="en-US"/>
+        </w:rPr>
+        <w:t xml:space="preserve"> </w:t>
+      </w:r>
+      <w:proofErr w:type="spellStart"/>
+      <w:r>
+        <w:rPr>
+          <w:lang w:val="en-US"/>
+        </w:rPr>
+        <w:t>поколінь</w:t>
+      </w:r>
+      <w:proofErr w:type="spellEnd"/>
+      <w:r>
+        <w:rPr>
+          <w:lang w:val="en-US"/>
+        </w:rPr>
+        <w:t>), CROSSOVER_RATE = 0.85 (</w:t>
+      </w:r>
+      <w:proofErr w:type="spellStart"/>
+      <w:r>
+        <w:rPr>
+          <w:lang w:val="en-US"/>
+        </w:rPr>
+        <w:t>ймовірність</w:t>
+      </w:r>
+      <w:proofErr w:type="spellEnd"/>
+      <w:r>
+        <w:rPr>
+          <w:lang w:val="en-US"/>
+        </w:rPr>
+        <w:t xml:space="preserve"> </w:t>
+      </w:r>
+      <w:proofErr w:type="spellStart"/>
+      <w:r>
+        <w:rPr>
+          <w:lang w:val="en-US"/>
+        </w:rPr>
+        <w:t>схрещування</w:t>
+      </w:r>
+      <w:proofErr w:type="spellEnd"/>
+      <w:r>
+        <w:rPr>
+          <w:lang w:val="en-US"/>
+        </w:rPr>
+        <w:t>), MUTATION_RATE = 0.15 (</w:t>
+      </w:r>
+      <w:proofErr w:type="spellStart"/>
+      <w:r>
+        <w:rPr>
+          <w:lang w:val="en-US"/>
+        </w:rPr>
+        <w:t>ймовірність</w:t>
+      </w:r>
+      <w:proofErr w:type="spellEnd"/>
+      <w:r>
+        <w:rPr>
+          <w:lang w:val="en-US"/>
+        </w:rPr>
+        <w:t xml:space="preserve"> </w:t>
+      </w:r>
+      <w:proofErr w:type="spellStart"/>
+      <w:r>
+        <w:rPr>
+          <w:lang w:val="en-US"/>
+        </w:rPr>
+        <w:t>мутації</w:t>
+      </w:r>
+      <w:proofErr w:type="spellEnd"/>
+      <w:r>
+        <w:rPr>
+          <w:lang w:val="en-US"/>
+        </w:rPr>
+        <w:t>), ELITE_SIZE = 2 (</w:t>
+      </w:r>
+      <w:proofErr w:type="spellStart"/>
+      <w:r>
+        <w:rPr>
+          <w:lang w:val="en-US"/>
+        </w:rPr>
+        <w:t>розмір</w:t>
+      </w:r>
+      <w:proofErr w:type="spellEnd"/>
+      <w:r>
+        <w:rPr>
+          <w:lang w:val="en-US"/>
+        </w:rPr>
+        <w:t xml:space="preserve"> </w:t>
+      </w:r>
+      <w:proofErr w:type="spellStart"/>
+      <w:r>
+        <w:rPr>
+          <w:lang w:val="en-US"/>
+        </w:rPr>
+        <w:t>еліти</w:t>
+      </w:r>
+      <w:proofErr w:type="spellEnd"/>
+      <w:r>
+        <w:rPr>
+          <w:lang w:val="en-US"/>
+        </w:rPr>
+        <w:t>), TOURNAMENT_SIZE = 3 (</w:t>
+      </w:r>
+      <w:proofErr w:type="spellStart"/>
+      <w:r>
+        <w:rPr>
+          <w:lang w:val="en-US"/>
+        </w:rPr>
+        <w:t>розмір</w:t>
+      </w:r>
+      <w:proofErr w:type="spellEnd"/>
+      <w:r>
+        <w:rPr>
+          <w:lang w:val="en-US"/>
+        </w:rPr>
+        <w:t xml:space="preserve"> </w:t>
+      </w:r>
+      <w:proofErr w:type="spellStart"/>
+      <w:r>
+        <w:rPr>
+          <w:lang w:val="en-US"/>
+        </w:rPr>
+        <w:t>турніру</w:t>
+      </w:r>
+      <w:proofErr w:type="spellEnd"/>
+      <w:r>
+        <w:rPr>
+          <w:lang w:val="en-US"/>
+        </w:rPr>
+        <w:t xml:space="preserve">). </w:t>
+      </w:r>
+      <w:proofErr w:type="spellStart"/>
+      <w:r>
+        <w:rPr>
+          <w:lang w:val="en-US"/>
+        </w:rPr>
+        <w:t>Збільшення</w:t>
+      </w:r>
+      <w:proofErr w:type="spellEnd"/>
+      <w:r>
+        <w:rPr>
+          <w:lang w:val="en-US"/>
+        </w:rPr>
+        <w:t xml:space="preserve"> POP_SIZE </w:t>
+      </w:r>
+      <w:proofErr w:type="spellStart"/>
+      <w:r>
+        <w:rPr>
+          <w:lang w:val="en-US"/>
+        </w:rPr>
+        <w:t>та</w:t>
+      </w:r>
+      <w:proofErr w:type="spellEnd"/>
+      <w:r>
+        <w:rPr>
+          <w:lang w:val="en-US"/>
+        </w:rPr>
+        <w:t xml:space="preserve"> N_GENERATIONS </w:t>
+      </w:r>
+      <w:proofErr w:type="spellStart"/>
+      <w:r>
+        <w:rPr>
+          <w:lang w:val="en-US"/>
+        </w:rPr>
+        <w:t>підвищує</w:t>
+      </w:r>
+      <w:proofErr w:type="spellEnd"/>
+      <w:r>
+        <w:rPr>
+          <w:lang w:val="en-US"/>
+        </w:rPr>
+        <w:t xml:space="preserve"> </w:t>
+      </w:r>
+      <w:proofErr w:type="spellStart"/>
+      <w:r>
+        <w:rPr>
+          <w:lang w:val="en-US"/>
+        </w:rPr>
+        <w:t>якість</w:t>
+      </w:r>
+      <w:proofErr w:type="spellEnd"/>
+      <w:r>
+        <w:rPr>
+          <w:lang w:val="en-US"/>
+        </w:rPr>
+        <w:t xml:space="preserve"> </w:t>
+      </w:r>
+      <w:proofErr w:type="spellStart"/>
+      <w:r>
+        <w:rPr>
+          <w:lang w:val="en-US"/>
+        </w:rPr>
+        <w:t>розв’язку</w:t>
+      </w:r>
+      <w:proofErr w:type="spellEnd"/>
+      <w:r>
+        <w:rPr>
+          <w:lang w:val="en-US"/>
+        </w:rPr>
+        <w:t xml:space="preserve"> </w:t>
+      </w:r>
+      <w:proofErr w:type="spellStart"/>
+      <w:r>
+        <w:rPr>
+          <w:lang w:val="en-US"/>
+        </w:rPr>
+        <w:t>за</w:t>
+      </w:r>
+      <w:proofErr w:type="spellEnd"/>
+      <w:r>
+        <w:rPr>
+          <w:lang w:val="en-US"/>
+        </w:rPr>
+        <w:t xml:space="preserve"> </w:t>
+      </w:r>
+      <w:proofErr w:type="spellStart"/>
+      <w:r>
+        <w:rPr>
+          <w:lang w:val="en-US"/>
+        </w:rPr>
+        <w:t>рахунок</w:t>
+      </w:r>
+      <w:proofErr w:type="spellEnd"/>
+      <w:r>
+        <w:rPr>
+          <w:lang w:val="en-US"/>
+        </w:rPr>
+        <w:t xml:space="preserve"> </w:t>
+      </w:r>
+      <w:proofErr w:type="spellStart"/>
+      <w:r>
+        <w:rPr>
+          <w:lang w:val="en-US"/>
+        </w:rPr>
+        <w:t>зростання</w:t>
+      </w:r>
+      <w:proofErr w:type="spellEnd"/>
+      <w:r>
+        <w:rPr>
+          <w:lang w:val="en-US"/>
+        </w:rPr>
+        <w:t xml:space="preserve"> </w:t>
+      </w:r>
+      <w:proofErr w:type="spellStart"/>
+      <w:r>
+        <w:rPr>
+          <w:lang w:val="en-US"/>
+        </w:rPr>
+        <w:t>часу</w:t>
+      </w:r>
+      <w:proofErr w:type="spellEnd"/>
+      <w:r>
+        <w:rPr>
+          <w:lang w:val="en-US"/>
+        </w:rPr>
+        <w:t xml:space="preserve"> </w:t>
+      </w:r>
+      <w:proofErr w:type="spellStart"/>
+      <w:r>
+        <w:rPr>
+          <w:lang w:val="en-US"/>
+        </w:rPr>
+        <w:t>обчислень</w:t>
+      </w:r>
+      <w:proofErr w:type="spellEnd"/>
+      <w:r>
+        <w:rPr>
+          <w:lang w:val="en-US"/>
+        </w:rPr>
+        <w:t>.</w:t>
       </w:r>
     </w:p>
     <w:p>
@@ -9394,23 +11921,37 @@
     <w:p>
       <w:pPr>
         <w:ind w:firstLine="709"/>
-        <w:rPr>
-          <w:lang w:val="en-US"/>
-        </w:rPr>
       </w:pPr>
     </w:p>
     <w:p>
       <w:pPr>
         <w:ind w:firstLine="709"/>
       </w:pPr>
-      <w:r>
-        <w:rPr>
-          <w:lang w:val="en-US"/>
-        </w:rPr>
+    </w:p>
+    <w:p>
+      <w:pPr>
+        <w:ind w:firstLine="709"/>
+      </w:pPr>
+    </w:p>
+    <w:p>
+      <w:pPr>
+        <w:pStyle w:val="Heading2"/>
+        <w:rPr>
+          <w:lang w:val="en-US"/>
+        </w:rPr>
+      </w:pPr>
+      <w:r>
+        <w:rPr>
+          <w:lang w:val="en-US"/>
+        </w:rPr>
+        <w:lastRenderedPageBreak/>
         <w:t xml:space="preserve">3.6 </w:t>
       </w:r>
       <w:r>
-        <w:t>Тестування розробленого алгоритму</w:t>
+        <w:t xml:space="preserve">Тестування розробленого </w:t>
+      </w:r>
+      <w:r>
+        <w:t>програмного забезпечення</w:t>
       </w:r>
     </w:p>
     <w:p>
@@ -9427,194 +11968,2172 @@
       <w:pPr>
         <w:ind w:firstLine="709"/>
       </w:pPr>
+      <w:proofErr w:type="spellStart"/>
+      <w:r>
+        <w:rPr>
+          <w:lang w:val="en-US"/>
+        </w:rPr>
+        <w:t>Тестування</w:t>
+      </w:r>
+      <w:proofErr w:type="spellEnd"/>
+      <w:r>
+        <w:rPr>
+          <w:lang w:val="en-US"/>
+        </w:rPr>
+        <w:t xml:space="preserve"> </w:t>
+      </w:r>
+      <w:proofErr w:type="spellStart"/>
+      <w:r>
+        <w:rPr>
+          <w:lang w:val="en-US"/>
+        </w:rPr>
+        <w:t>розробленого</w:t>
+      </w:r>
+      <w:proofErr w:type="spellEnd"/>
+      <w:r>
+        <w:rPr>
+          <w:lang w:val="en-US"/>
+        </w:rPr>
+        <w:t xml:space="preserve"> </w:t>
+      </w:r>
+      <w:proofErr w:type="spellStart"/>
+      <w:r>
+        <w:rPr>
+          <w:lang w:val="en-US"/>
+        </w:rPr>
+        <w:t>програмного</w:t>
+      </w:r>
+      <w:proofErr w:type="spellEnd"/>
+      <w:r>
+        <w:rPr>
+          <w:lang w:val="en-US"/>
+        </w:rPr>
+        <w:t xml:space="preserve"> </w:t>
+      </w:r>
+      <w:proofErr w:type="spellStart"/>
+      <w:r>
+        <w:rPr>
+          <w:lang w:val="en-US"/>
+        </w:rPr>
+        <w:t>забезпечення</w:t>
+      </w:r>
+      <w:proofErr w:type="spellEnd"/>
+      <w:r>
+        <w:rPr>
+          <w:lang w:val="en-US"/>
+        </w:rPr>
+        <w:t xml:space="preserve"> </w:t>
+      </w:r>
+      <w:proofErr w:type="spellStart"/>
+      <w:r>
+        <w:rPr>
+          <w:lang w:val="en-US"/>
+        </w:rPr>
+        <w:t>проводилося</w:t>
+      </w:r>
+      <w:proofErr w:type="spellEnd"/>
+      <w:r>
+        <w:rPr>
+          <w:lang w:val="en-US"/>
+        </w:rPr>
+        <w:t xml:space="preserve"> у </w:t>
+      </w:r>
+      <w:proofErr w:type="spellStart"/>
+      <w:r>
+        <w:rPr>
+          <w:lang w:val="en-US"/>
+        </w:rPr>
+        <w:t>три</w:t>
+      </w:r>
+      <w:proofErr w:type="spellEnd"/>
+      <w:r>
+        <w:rPr>
+          <w:lang w:val="en-US"/>
+        </w:rPr>
+        <w:t xml:space="preserve"> </w:t>
+      </w:r>
+      <w:proofErr w:type="spellStart"/>
+      <w:r>
+        <w:rPr>
+          <w:lang w:val="en-US"/>
+        </w:rPr>
+        <w:t>етапи</w:t>
+      </w:r>
+      <w:proofErr w:type="spellEnd"/>
+      <w:r>
+        <w:rPr>
+          <w:lang w:val="en-US"/>
+        </w:rPr>
+        <w:t>:</w:t>
+      </w:r>
+    </w:p>
+    <w:p>
+      <w:pPr>
+        <w:ind w:firstLine="709"/>
+        <w:rPr>
+          <w:lang w:val="en-US"/>
+        </w:rPr>
+      </w:pPr>
+      <w:r>
+        <w:rPr>
+          <w:lang w:val="ru-RU"/>
+        </w:rPr>
+        <w:t>–</w:t>
+      </w:r>
+      <w:r>
+        <w:rPr>
+          <w:lang w:val="ru-RU"/>
+        </w:rPr>
+        <w:t xml:space="preserve"> </w:t>
+      </w:r>
+      <w:proofErr w:type="spellStart"/>
+      <w:r>
+        <w:rPr>
+          <w:lang w:val="en-US"/>
+        </w:rPr>
+        <w:t>Модульне</w:t>
+      </w:r>
+      <w:proofErr w:type="spellEnd"/>
+      <w:r>
+        <w:rPr>
+          <w:lang w:val="en-US"/>
+        </w:rPr>
+        <w:t xml:space="preserve"> </w:t>
+      </w:r>
+      <w:proofErr w:type="spellStart"/>
+      <w:r>
+        <w:rPr>
+          <w:lang w:val="en-US"/>
+        </w:rPr>
+        <w:t>тестування</w:t>
+      </w:r>
+      <w:proofErr w:type="spellEnd"/>
+      <w:r>
+        <w:rPr>
+          <w:lang w:val="en-US"/>
+        </w:rPr>
+        <w:t xml:space="preserve"> </w:t>
+      </w:r>
+      <w:r>
+        <w:rPr>
+          <w:lang w:val="ru-RU"/>
+        </w:rPr>
+        <w:t>–</w:t>
+      </w:r>
+      <w:r>
+        <w:rPr>
+          <w:lang w:val="en-US"/>
+        </w:rPr>
+        <w:t xml:space="preserve"> </w:t>
+      </w:r>
+      <w:proofErr w:type="spellStart"/>
+      <w:r>
+        <w:rPr>
+          <w:lang w:val="en-US"/>
+        </w:rPr>
+        <w:t>перевірка</w:t>
+      </w:r>
+      <w:proofErr w:type="spellEnd"/>
+      <w:r>
+        <w:rPr>
+          <w:lang w:val="en-US"/>
+        </w:rPr>
+        <w:t xml:space="preserve"> </w:t>
+      </w:r>
+      <w:proofErr w:type="spellStart"/>
+      <w:r>
+        <w:rPr>
+          <w:lang w:val="en-US"/>
+        </w:rPr>
+        <w:t>коректності</w:t>
+      </w:r>
+      <w:proofErr w:type="spellEnd"/>
+      <w:r>
+        <w:rPr>
+          <w:lang w:val="en-US"/>
+        </w:rPr>
+        <w:t xml:space="preserve"> </w:t>
+      </w:r>
+      <w:proofErr w:type="spellStart"/>
+      <w:r>
+        <w:rPr>
+          <w:lang w:val="en-US"/>
+        </w:rPr>
+        <w:t>окремих</w:t>
+      </w:r>
+      <w:proofErr w:type="spellEnd"/>
+      <w:r>
+        <w:rPr>
+          <w:lang w:val="en-US"/>
+        </w:rPr>
+        <w:t xml:space="preserve"> </w:t>
+      </w:r>
+      <w:proofErr w:type="spellStart"/>
+      <w:r>
+        <w:rPr>
+          <w:lang w:val="en-US"/>
+        </w:rPr>
+        <w:t>функцій</w:t>
+      </w:r>
+      <w:proofErr w:type="spellEnd"/>
+      <w:r>
+        <w:rPr>
+          <w:lang w:val="en-US"/>
+        </w:rPr>
+        <w:t xml:space="preserve">: </w:t>
+      </w:r>
+      <w:proofErr w:type="spellStart"/>
+      <w:r>
+        <w:rPr>
+          <w:lang w:val="en-US"/>
+        </w:rPr>
+        <w:t>побудова</w:t>
+      </w:r>
+      <w:proofErr w:type="spellEnd"/>
+      <w:r>
+        <w:rPr>
+          <w:lang w:val="en-US"/>
+        </w:rPr>
+        <w:t xml:space="preserve"> </w:t>
+      </w:r>
+      <w:proofErr w:type="spellStart"/>
+      <w:r>
+        <w:rPr>
+          <w:lang w:val="en-US"/>
+        </w:rPr>
+        <w:t>матриці</w:t>
+      </w:r>
+      <w:proofErr w:type="spellEnd"/>
+      <w:r>
+        <w:rPr>
+          <w:lang w:val="en-US"/>
+        </w:rPr>
+        <w:t xml:space="preserve"> </w:t>
+      </w:r>
+      <w:proofErr w:type="spellStart"/>
+      <w:r>
+        <w:rPr>
+          <w:lang w:val="en-US"/>
+        </w:rPr>
+        <w:t>відстаней</w:t>
+      </w:r>
+      <w:proofErr w:type="spellEnd"/>
+      <w:r>
+        <w:rPr>
+          <w:lang w:val="en-US"/>
+        </w:rPr>
+        <w:t xml:space="preserve"> </w:t>
+      </w:r>
+      <w:proofErr w:type="spellStart"/>
+      <w:r>
+        <w:rPr>
+          <w:lang w:val="en-US"/>
+        </w:rPr>
+        <w:t>build_distance_matrix</w:t>
+      </w:r>
+      <w:proofErr w:type="spellEnd"/>
+      <w:r>
+        <w:rPr>
+          <w:lang w:val="en-US"/>
+        </w:rPr>
+        <w:t xml:space="preserve">(), </w:t>
+      </w:r>
+      <w:proofErr w:type="spellStart"/>
+      <w:r>
+        <w:rPr>
+          <w:lang w:val="en-US"/>
+        </w:rPr>
+        <w:t>прив’язка</w:t>
+      </w:r>
+      <w:proofErr w:type="spellEnd"/>
+      <w:r>
+        <w:rPr>
+          <w:lang w:val="en-US"/>
+        </w:rPr>
+        <w:t xml:space="preserve"> </w:t>
+      </w:r>
+      <w:proofErr w:type="spellStart"/>
+      <w:r>
+        <w:rPr>
+          <w:lang w:val="en-US"/>
+        </w:rPr>
+        <w:t>координат</w:t>
+      </w:r>
+      <w:proofErr w:type="spellEnd"/>
+      <w:r>
+        <w:rPr>
+          <w:lang w:val="en-US"/>
+        </w:rPr>
+        <w:t xml:space="preserve"> </w:t>
+      </w:r>
+      <w:proofErr w:type="spellStart"/>
+      <w:r>
+        <w:rPr>
+          <w:lang w:val="en-US"/>
+        </w:rPr>
+        <w:t>до</w:t>
+      </w:r>
+      <w:proofErr w:type="spellEnd"/>
+      <w:r>
+        <w:rPr>
+          <w:lang w:val="en-US"/>
+        </w:rPr>
+        <w:t xml:space="preserve"> </w:t>
+      </w:r>
+      <w:proofErr w:type="spellStart"/>
+      <w:r>
+        <w:rPr>
+          <w:lang w:val="en-US"/>
+        </w:rPr>
+        <w:t>вузлів</w:t>
+      </w:r>
+      <w:proofErr w:type="spellEnd"/>
+      <w:r>
+        <w:rPr>
+          <w:lang w:val="en-US"/>
+        </w:rPr>
+        <w:t xml:space="preserve"> </w:t>
+      </w:r>
+      <w:proofErr w:type="spellStart"/>
+      <w:r>
+        <w:rPr>
+          <w:lang w:val="en-US"/>
+        </w:rPr>
+        <w:t>графа</w:t>
+      </w:r>
+      <w:proofErr w:type="spellEnd"/>
+      <w:r>
+        <w:rPr>
+          <w:lang w:val="en-US"/>
+        </w:rPr>
+        <w:t xml:space="preserve"> </w:t>
+      </w:r>
+      <w:proofErr w:type="spellStart"/>
+      <w:r>
+        <w:rPr>
+          <w:lang w:val="en-US"/>
+        </w:rPr>
+        <w:t>nearest_node</w:t>
+      </w:r>
+      <w:proofErr w:type="spellEnd"/>
+      <w:r>
+        <w:rPr>
+          <w:lang w:val="en-US"/>
+        </w:rPr>
+        <w:t xml:space="preserve">(), </w:t>
+      </w:r>
+      <w:proofErr w:type="spellStart"/>
+      <w:r>
+        <w:rPr>
+          <w:lang w:val="en-US"/>
+        </w:rPr>
+        <w:t>кодування</w:t>
+      </w:r>
+      <w:proofErr w:type="spellEnd"/>
+      <w:r>
+        <w:rPr>
+          <w:lang w:val="en-US"/>
+        </w:rPr>
+        <w:t>/</w:t>
+      </w:r>
+      <w:proofErr w:type="spellStart"/>
+      <w:r>
+        <w:rPr>
+          <w:lang w:val="en-US"/>
+        </w:rPr>
+        <w:t>декодування</w:t>
+      </w:r>
+      <w:proofErr w:type="spellEnd"/>
+      <w:r>
+        <w:rPr>
+          <w:lang w:val="en-US"/>
+        </w:rPr>
+        <w:t xml:space="preserve"> </w:t>
+      </w:r>
+      <w:proofErr w:type="spellStart"/>
+      <w:r>
+        <w:rPr>
+          <w:lang w:val="en-US"/>
+        </w:rPr>
+        <w:t>хромосом</w:t>
+      </w:r>
+      <w:proofErr w:type="spellEnd"/>
+      <w:r>
+        <w:rPr>
+          <w:lang w:val="en-US"/>
+        </w:rPr>
+        <w:t xml:space="preserve"> у </w:t>
+      </w:r>
+      <w:proofErr w:type="spellStart"/>
+      <w:r>
+        <w:rPr>
+          <w:lang w:val="en-US"/>
+        </w:rPr>
+        <w:t>генетичному</w:t>
+      </w:r>
+      <w:proofErr w:type="spellEnd"/>
+      <w:r>
+        <w:rPr>
+          <w:lang w:val="en-US"/>
+        </w:rPr>
+        <w:t xml:space="preserve"> </w:t>
+      </w:r>
+      <w:proofErr w:type="spellStart"/>
+      <w:r>
+        <w:rPr>
+          <w:lang w:val="en-US"/>
+        </w:rPr>
+        <w:t>алгоритмі</w:t>
+      </w:r>
+      <w:proofErr w:type="spellEnd"/>
+      <w:r>
+        <w:rPr>
+          <w:lang w:val="en-US"/>
+        </w:rPr>
+        <w:t xml:space="preserve">. </w:t>
+      </w:r>
+      <w:proofErr w:type="spellStart"/>
+      <w:r>
+        <w:rPr>
+          <w:lang w:val="en-US"/>
+        </w:rPr>
+        <w:t>Перевірка</w:t>
+      </w:r>
+      <w:proofErr w:type="spellEnd"/>
+      <w:r>
+        <w:rPr>
+          <w:lang w:val="en-US"/>
+        </w:rPr>
+        <w:t xml:space="preserve"> </w:t>
+      </w:r>
+      <w:proofErr w:type="spellStart"/>
+      <w:r>
+        <w:rPr>
+          <w:lang w:val="en-US"/>
+        </w:rPr>
+        <w:t>проводилася</w:t>
+      </w:r>
+      <w:proofErr w:type="spellEnd"/>
+      <w:r>
+        <w:rPr>
+          <w:lang w:val="en-US"/>
+        </w:rPr>
+        <w:t xml:space="preserve"> </w:t>
+      </w:r>
+      <w:proofErr w:type="spellStart"/>
+      <w:r>
+        <w:rPr>
+          <w:lang w:val="en-US"/>
+        </w:rPr>
+        <w:t>на</w:t>
+      </w:r>
+      <w:proofErr w:type="spellEnd"/>
+      <w:r>
+        <w:rPr>
+          <w:lang w:val="en-US"/>
+        </w:rPr>
+        <w:t xml:space="preserve"> </w:t>
+      </w:r>
+      <w:proofErr w:type="spellStart"/>
+      <w:r>
+        <w:rPr>
+          <w:lang w:val="en-US"/>
+        </w:rPr>
+        <w:t>штучних</w:t>
+      </w:r>
+      <w:proofErr w:type="spellEnd"/>
+      <w:r>
+        <w:rPr>
+          <w:lang w:val="en-US"/>
+        </w:rPr>
+        <w:t xml:space="preserve"> </w:t>
+      </w:r>
+      <w:proofErr w:type="spellStart"/>
+      <w:r>
+        <w:rPr>
+          <w:lang w:val="en-US"/>
+        </w:rPr>
+        <w:t>тестових</w:t>
+      </w:r>
+      <w:proofErr w:type="spellEnd"/>
+      <w:r>
+        <w:rPr>
+          <w:lang w:val="en-US"/>
+        </w:rPr>
+        <w:t xml:space="preserve"> </w:t>
+      </w:r>
+      <w:proofErr w:type="spellStart"/>
+      <w:r>
+        <w:rPr>
+          <w:lang w:val="en-US"/>
+        </w:rPr>
+        <w:t>наборах</w:t>
+      </w:r>
+      <w:proofErr w:type="spellEnd"/>
+      <w:r>
+        <w:rPr>
+          <w:lang w:val="en-US"/>
+        </w:rPr>
+        <w:t xml:space="preserve"> </w:t>
+      </w:r>
+      <w:proofErr w:type="spellStart"/>
+      <w:r>
+        <w:rPr>
+          <w:lang w:val="en-US"/>
+        </w:rPr>
+        <w:t>із</w:t>
+      </w:r>
+      <w:proofErr w:type="spellEnd"/>
+      <w:r>
+        <w:rPr>
+          <w:lang w:val="en-US"/>
+        </w:rPr>
+        <w:t xml:space="preserve"> </w:t>
+      </w:r>
+      <w:proofErr w:type="spellStart"/>
+      <w:r>
+        <w:rPr>
+          <w:lang w:val="en-US"/>
+        </w:rPr>
+        <w:t>заздалегідь</w:t>
+      </w:r>
+      <w:proofErr w:type="spellEnd"/>
+      <w:r>
+        <w:rPr>
+          <w:lang w:val="en-US"/>
+        </w:rPr>
+        <w:t xml:space="preserve"> </w:t>
+      </w:r>
+      <w:proofErr w:type="spellStart"/>
+      <w:r>
+        <w:rPr>
+          <w:lang w:val="en-US"/>
+        </w:rPr>
+        <w:t>відомими</w:t>
+      </w:r>
+      <w:proofErr w:type="spellEnd"/>
+      <w:r>
+        <w:rPr>
+          <w:lang w:val="en-US"/>
+        </w:rPr>
+        <w:t xml:space="preserve"> </w:t>
+      </w:r>
+      <w:proofErr w:type="gramStart"/>
+      <w:r>
+        <w:t>приблизними</w:t>
+      </w:r>
+      <w:r>
+        <w:t xml:space="preserve"> </w:t>
+      </w:r>
+      <w:r>
+        <w:rPr>
+          <w:lang w:val="en-US"/>
+        </w:rPr>
+        <w:t xml:space="preserve"> </w:t>
+      </w:r>
+      <w:proofErr w:type="spellStart"/>
+      <w:r>
+        <w:rPr>
+          <w:lang w:val="en-US"/>
+        </w:rPr>
+        <w:t>розв’язками</w:t>
+      </w:r>
+      <w:proofErr w:type="spellEnd"/>
+      <w:proofErr w:type="gramEnd"/>
+      <w:r>
+        <w:rPr>
+          <w:lang w:val="en-US"/>
+        </w:rPr>
+        <w:t>.</w:t>
+      </w:r>
+    </w:p>
+    <w:p>
+      <w:pPr>
+        <w:ind w:firstLine="709"/>
+        <w:rPr>
+          <w:lang w:val="en-US"/>
+        </w:rPr>
+      </w:pPr>
+      <w:r>
+        <w:rPr>
+          <w:lang w:val="ru-RU"/>
+        </w:rPr>
+        <w:t>–</w:t>
+      </w:r>
+      <w:r>
+        <w:rPr>
+          <w:lang w:val="ru-RU"/>
+        </w:rPr>
+        <w:t xml:space="preserve"> </w:t>
+      </w:r>
+      <w:proofErr w:type="spellStart"/>
+      <w:r>
+        <w:rPr>
+          <w:lang w:val="en-US"/>
+        </w:rPr>
+        <w:t>Інтеграційне</w:t>
+      </w:r>
+      <w:proofErr w:type="spellEnd"/>
+      <w:r>
+        <w:rPr>
+          <w:lang w:val="en-US"/>
+        </w:rPr>
+        <w:t xml:space="preserve"> </w:t>
+      </w:r>
+      <w:proofErr w:type="spellStart"/>
+      <w:r>
+        <w:rPr>
+          <w:lang w:val="en-US"/>
+        </w:rPr>
+        <w:t>тестування</w:t>
+      </w:r>
+      <w:proofErr w:type="spellEnd"/>
+      <w:r>
+        <w:rPr>
+          <w:lang w:val="en-US"/>
+        </w:rPr>
+        <w:t xml:space="preserve"> </w:t>
+      </w:r>
+      <w:r>
+        <w:rPr>
+          <w:lang w:val="ru-RU"/>
+        </w:rPr>
+        <w:t>–</w:t>
+      </w:r>
+      <w:r>
+        <w:rPr>
+          <w:lang w:val="en-US"/>
+        </w:rPr>
+        <w:t xml:space="preserve"> </w:t>
+      </w:r>
+      <w:proofErr w:type="spellStart"/>
+      <w:r>
+        <w:rPr>
+          <w:lang w:val="en-US"/>
+        </w:rPr>
+        <w:t>перевірка</w:t>
+      </w:r>
+      <w:proofErr w:type="spellEnd"/>
+      <w:r>
+        <w:rPr>
+          <w:lang w:val="en-US"/>
+        </w:rPr>
+        <w:t xml:space="preserve"> </w:t>
+      </w:r>
+      <w:proofErr w:type="spellStart"/>
+      <w:r>
+        <w:rPr>
+          <w:lang w:val="en-US"/>
+        </w:rPr>
+        <w:t>взаємодії</w:t>
+      </w:r>
+      <w:proofErr w:type="spellEnd"/>
+      <w:r>
+        <w:rPr>
+          <w:lang w:val="en-US"/>
+        </w:rPr>
+        <w:t xml:space="preserve"> </w:t>
+      </w:r>
+      <w:proofErr w:type="spellStart"/>
+      <w:r>
+        <w:rPr>
+          <w:lang w:val="en-US"/>
+        </w:rPr>
+        <w:t>модулів</w:t>
+      </w:r>
+      <w:proofErr w:type="spellEnd"/>
+      <w:r>
+        <w:rPr>
+          <w:lang w:val="en-US"/>
+        </w:rPr>
+        <w:t xml:space="preserve"> у </w:t>
+      </w:r>
+      <w:proofErr w:type="spellStart"/>
+      <w:r>
+        <w:rPr>
+          <w:lang w:val="en-US"/>
+        </w:rPr>
+        <w:t>повному</w:t>
+      </w:r>
+      <w:proofErr w:type="spellEnd"/>
+      <w:r>
+        <w:rPr>
+          <w:lang w:val="en-US"/>
+        </w:rPr>
+        <w:t xml:space="preserve"> </w:t>
+      </w:r>
+      <w:proofErr w:type="spellStart"/>
+      <w:r>
+        <w:rPr>
+          <w:lang w:val="en-US"/>
+        </w:rPr>
+        <w:t>циклі</w:t>
+      </w:r>
+      <w:proofErr w:type="spellEnd"/>
+      <w:r>
+        <w:rPr>
+          <w:lang w:val="en-US"/>
+        </w:rPr>
+        <w:t xml:space="preserve"> </w:t>
+      </w:r>
+      <w:proofErr w:type="spellStart"/>
+      <w:r>
+        <w:rPr>
+          <w:lang w:val="en-US"/>
+        </w:rPr>
+        <w:t>оптимізації</w:t>
+      </w:r>
+      <w:proofErr w:type="spellEnd"/>
+      <w:r>
+        <w:rPr>
+          <w:lang w:val="en-US"/>
+        </w:rPr>
+        <w:t xml:space="preserve">: </w:t>
+      </w:r>
+      <w:proofErr w:type="spellStart"/>
+      <w:r>
+        <w:rPr>
+          <w:lang w:val="en-US"/>
+        </w:rPr>
+        <w:t>геокодування</w:t>
+      </w:r>
+      <w:proofErr w:type="spellEnd"/>
+      <w:r>
+        <w:rPr>
+          <w:lang w:val="en-US"/>
+        </w:rPr>
+        <w:t xml:space="preserve"> </w:t>
+      </w:r>
+      <w:proofErr w:type="spellStart"/>
+      <w:r>
+        <w:rPr>
+          <w:lang w:val="en-US"/>
+        </w:rPr>
+        <w:t>адреси</w:t>
+      </w:r>
+      <w:proofErr w:type="spellEnd"/>
+      <w:r>
+        <w:t>,</w:t>
+      </w:r>
+      <w:r>
+        <w:rPr>
+          <w:lang w:val="en-US"/>
+        </w:rPr>
+        <w:t xml:space="preserve"> </w:t>
+      </w:r>
+      <w:proofErr w:type="spellStart"/>
+      <w:r>
+        <w:rPr>
+          <w:lang w:val="en-US"/>
+        </w:rPr>
+        <w:t>завантаження</w:t>
+      </w:r>
+      <w:proofErr w:type="spellEnd"/>
+      <w:r>
+        <w:rPr>
+          <w:lang w:val="en-US"/>
+        </w:rPr>
+        <w:t xml:space="preserve"> </w:t>
+      </w:r>
+      <w:proofErr w:type="spellStart"/>
+      <w:r>
+        <w:rPr>
+          <w:lang w:val="en-US"/>
+        </w:rPr>
+        <w:t>графа</w:t>
+      </w:r>
+      <w:proofErr w:type="spellEnd"/>
+      <w:r>
+        <w:t>,</w:t>
+      </w:r>
+      <w:r>
+        <w:rPr>
+          <w:lang w:val="en-US"/>
+        </w:rPr>
+        <w:t xml:space="preserve"> </w:t>
+      </w:r>
+      <w:proofErr w:type="spellStart"/>
+      <w:r>
+        <w:rPr>
+          <w:lang w:val="en-US"/>
+        </w:rPr>
+        <w:t>побудова</w:t>
+      </w:r>
+      <w:proofErr w:type="spellEnd"/>
+      <w:r>
+        <w:rPr>
+          <w:lang w:val="en-US"/>
+        </w:rPr>
+        <w:t xml:space="preserve"> </w:t>
+      </w:r>
+      <w:proofErr w:type="spellStart"/>
+      <w:r>
+        <w:rPr>
+          <w:lang w:val="en-US"/>
+        </w:rPr>
+        <w:t>матриць</w:t>
+      </w:r>
+      <w:proofErr w:type="spellEnd"/>
+      <w:r>
+        <w:t>,</w:t>
+      </w:r>
+      <w:r>
+        <w:rPr>
+          <w:lang w:val="en-US"/>
+        </w:rPr>
+        <w:t xml:space="preserve"> </w:t>
+      </w:r>
+      <w:proofErr w:type="spellStart"/>
+      <w:r>
+        <w:rPr>
+          <w:lang w:val="en-US"/>
+        </w:rPr>
+        <w:t>виконання</w:t>
+      </w:r>
+      <w:proofErr w:type="spellEnd"/>
+      <w:r>
+        <w:rPr>
+          <w:lang w:val="en-US"/>
+        </w:rPr>
+        <w:t xml:space="preserve"> GA</w:t>
+      </w:r>
+      <w:r>
+        <w:t>,</w:t>
+      </w:r>
+      <w:r>
+        <w:rPr>
+          <w:lang w:val="en-US"/>
+        </w:rPr>
+        <w:t xml:space="preserve"> </w:t>
+      </w:r>
+      <w:proofErr w:type="spellStart"/>
+      <w:r>
+        <w:rPr>
+          <w:lang w:val="en-US"/>
+        </w:rPr>
+        <w:t>візуалізація</w:t>
+      </w:r>
+      <w:proofErr w:type="spellEnd"/>
+      <w:r>
+        <w:rPr>
+          <w:lang w:val="en-US"/>
+        </w:rPr>
+        <w:t xml:space="preserve">. </w:t>
+      </w:r>
+      <w:proofErr w:type="spellStart"/>
+      <w:r>
+        <w:rPr>
+          <w:lang w:val="en-US"/>
+        </w:rPr>
+        <w:t>Як</w:t>
+      </w:r>
+      <w:proofErr w:type="spellEnd"/>
+      <w:r>
+        <w:rPr>
+          <w:lang w:val="en-US"/>
+        </w:rPr>
+        <w:t xml:space="preserve"> </w:t>
+      </w:r>
+      <w:proofErr w:type="spellStart"/>
+      <w:r>
+        <w:rPr>
+          <w:lang w:val="en-US"/>
+        </w:rPr>
+        <w:t>тестові</w:t>
+      </w:r>
+      <w:proofErr w:type="spellEnd"/>
+      <w:r>
+        <w:rPr>
+          <w:lang w:val="en-US"/>
+        </w:rPr>
+        <w:t xml:space="preserve"> </w:t>
+      </w:r>
+      <w:proofErr w:type="spellStart"/>
+      <w:r>
+        <w:rPr>
+          <w:lang w:val="en-US"/>
+        </w:rPr>
+        <w:t>дані</w:t>
+      </w:r>
+      <w:proofErr w:type="spellEnd"/>
+      <w:r>
+        <w:rPr>
+          <w:lang w:val="en-US"/>
+        </w:rPr>
+        <w:t xml:space="preserve"> </w:t>
+      </w:r>
+      <w:proofErr w:type="spellStart"/>
+      <w:r>
+        <w:rPr>
+          <w:lang w:val="en-US"/>
+        </w:rPr>
+        <w:t>використано</w:t>
+      </w:r>
+      <w:proofErr w:type="spellEnd"/>
+      <w:r>
+        <w:rPr>
+          <w:lang w:val="en-US"/>
+        </w:rPr>
+        <w:t xml:space="preserve"> </w:t>
+      </w:r>
+      <w:r>
+        <w:t>4</w:t>
+      </w:r>
+      <w:r>
+        <w:rPr>
+          <w:lang w:val="en-US"/>
+        </w:rPr>
+        <w:t xml:space="preserve"> </w:t>
+      </w:r>
+      <w:proofErr w:type="spellStart"/>
+      <w:r>
+        <w:rPr>
+          <w:lang w:val="en-US"/>
+        </w:rPr>
+        <w:t>набор</w:t>
+      </w:r>
+      <w:proofErr w:type="spellEnd"/>
+      <w:r>
+        <w:t>и</w:t>
+      </w:r>
+      <w:r>
+        <w:rPr>
+          <w:lang w:val="en-US"/>
+        </w:rPr>
+        <w:t xml:space="preserve"> </w:t>
+      </w:r>
+      <w:proofErr w:type="spellStart"/>
+      <w:r>
+        <w:rPr>
+          <w:lang w:val="en-US"/>
+        </w:rPr>
+        <w:t>реальних</w:t>
+      </w:r>
+      <w:proofErr w:type="spellEnd"/>
+      <w:r>
+        <w:rPr>
+          <w:lang w:val="en-US"/>
+        </w:rPr>
+        <w:t xml:space="preserve"> </w:t>
+      </w:r>
+      <w:proofErr w:type="spellStart"/>
+      <w:r>
+        <w:rPr>
+          <w:lang w:val="en-US"/>
+        </w:rPr>
+        <w:t>адрес</w:t>
+      </w:r>
+      <w:proofErr w:type="spellEnd"/>
+      <w:r>
+        <w:rPr>
+          <w:lang w:val="en-US"/>
+        </w:rPr>
+        <w:t xml:space="preserve"> </w:t>
+      </w:r>
+      <w:proofErr w:type="spellStart"/>
+      <w:r>
+        <w:rPr>
+          <w:lang w:val="en-US"/>
+        </w:rPr>
+        <w:t>по</w:t>
+      </w:r>
+      <w:proofErr w:type="spellEnd"/>
+      <w:r>
+        <w:rPr>
+          <w:lang w:val="en-US"/>
+        </w:rPr>
+        <w:t xml:space="preserve"> </w:t>
+      </w:r>
+      <w:proofErr w:type="spellStart"/>
+      <w:r>
+        <w:rPr>
+          <w:lang w:val="en-US"/>
+        </w:rPr>
+        <w:t>місту</w:t>
+      </w:r>
+      <w:proofErr w:type="spellEnd"/>
+      <w:r>
+        <w:rPr>
+          <w:lang w:val="en-US"/>
+        </w:rPr>
+        <w:t xml:space="preserve"> </w:t>
+      </w:r>
+      <w:proofErr w:type="spellStart"/>
+      <w:r>
+        <w:rPr>
+          <w:lang w:val="en-US"/>
+        </w:rPr>
+        <w:t>Дніпро</w:t>
+      </w:r>
+      <w:proofErr w:type="spellEnd"/>
+      <w:r>
+        <w:rPr>
+          <w:lang w:val="en-US"/>
+        </w:rPr>
+        <w:t>.</w:t>
+      </w:r>
+    </w:p>
+    <w:p>
+      <w:pPr>
+        <w:ind w:firstLine="709"/>
+        <w:rPr>
+          <w:lang w:val="en-US"/>
+        </w:rPr>
+      </w:pPr>
+      <w:r>
+        <w:rPr>
+          <w:lang w:val="ru-RU"/>
+        </w:rPr>
+        <w:t>–</w:t>
+      </w:r>
+      <w:r>
+        <w:rPr>
+          <w:lang w:val="ru-RU"/>
+        </w:rPr>
+        <w:t xml:space="preserve"> </w:t>
+      </w:r>
+      <w:proofErr w:type="spellStart"/>
+      <w:r>
+        <w:rPr>
+          <w:lang w:val="en-US"/>
+        </w:rPr>
+        <w:t>Функціональне</w:t>
+      </w:r>
+      <w:proofErr w:type="spellEnd"/>
+      <w:r>
+        <w:rPr>
+          <w:lang w:val="en-US"/>
+        </w:rPr>
+        <w:t xml:space="preserve"> </w:t>
+      </w:r>
+      <w:proofErr w:type="spellStart"/>
+      <w:r>
+        <w:rPr>
+          <w:lang w:val="en-US"/>
+        </w:rPr>
+        <w:t>тестування</w:t>
+      </w:r>
+      <w:proofErr w:type="spellEnd"/>
+      <w:r>
+        <w:rPr>
+          <w:lang w:val="en-US"/>
+        </w:rPr>
+        <w:t xml:space="preserve"> </w:t>
+      </w:r>
+      <w:r>
+        <w:rPr>
+          <w:lang w:val="ru-RU"/>
+        </w:rPr>
+        <w:t>–</w:t>
+      </w:r>
+      <w:r>
+        <w:rPr>
+          <w:lang w:val="en-US"/>
+        </w:rPr>
+        <w:t xml:space="preserve"> </w:t>
+      </w:r>
+      <w:proofErr w:type="spellStart"/>
+      <w:r>
+        <w:rPr>
+          <w:lang w:val="en-US"/>
+        </w:rPr>
+        <w:t>перевірка</w:t>
+      </w:r>
+      <w:proofErr w:type="spellEnd"/>
+      <w:r>
+        <w:rPr>
+          <w:lang w:val="en-US"/>
+        </w:rPr>
+        <w:t xml:space="preserve"> </w:t>
+      </w:r>
+      <w:proofErr w:type="spellStart"/>
+      <w:r>
+        <w:rPr>
+          <w:lang w:val="en-US"/>
+        </w:rPr>
+        <w:t>відповідності</w:t>
+      </w:r>
+      <w:proofErr w:type="spellEnd"/>
+      <w:r>
+        <w:rPr>
+          <w:lang w:val="en-US"/>
+        </w:rPr>
+        <w:t xml:space="preserve"> </w:t>
+      </w:r>
+      <w:proofErr w:type="spellStart"/>
+      <w:r>
+        <w:rPr>
+          <w:lang w:val="en-US"/>
+        </w:rPr>
+        <w:t>поведінки</w:t>
+      </w:r>
+      <w:proofErr w:type="spellEnd"/>
+      <w:r>
+        <w:rPr>
+          <w:lang w:val="en-US"/>
+        </w:rPr>
+        <w:t xml:space="preserve"> </w:t>
+      </w:r>
+      <w:proofErr w:type="spellStart"/>
+      <w:r>
+        <w:rPr>
+          <w:lang w:val="en-US"/>
+        </w:rPr>
+        <w:t>системи</w:t>
+      </w:r>
+      <w:proofErr w:type="spellEnd"/>
+      <w:r>
+        <w:rPr>
+          <w:lang w:val="en-US"/>
+        </w:rPr>
+        <w:t xml:space="preserve"> </w:t>
+      </w:r>
+      <w:proofErr w:type="spellStart"/>
+      <w:r>
+        <w:rPr>
+          <w:lang w:val="en-US"/>
+        </w:rPr>
+        <w:t>функціональним</w:t>
+      </w:r>
+      <w:proofErr w:type="spellEnd"/>
+      <w:r>
+        <w:rPr>
+          <w:lang w:val="en-US"/>
+        </w:rPr>
+        <w:t xml:space="preserve"> </w:t>
+      </w:r>
+      <w:proofErr w:type="spellStart"/>
+      <w:r>
+        <w:rPr>
+          <w:lang w:val="en-US"/>
+        </w:rPr>
+        <w:t>вимогам</w:t>
+      </w:r>
+      <w:proofErr w:type="spellEnd"/>
+      <w:r>
+        <w:rPr>
+          <w:lang w:val="en-US"/>
+        </w:rPr>
+        <w:t xml:space="preserve">: </w:t>
+      </w:r>
+      <w:proofErr w:type="spellStart"/>
+      <w:r>
+        <w:rPr>
+          <w:lang w:val="en-US"/>
+        </w:rPr>
+        <w:t>дотримання</w:t>
+      </w:r>
+      <w:proofErr w:type="spellEnd"/>
+      <w:r>
+        <w:rPr>
+          <w:lang w:val="en-US"/>
+        </w:rPr>
+        <w:t xml:space="preserve"> </w:t>
+      </w:r>
+      <w:proofErr w:type="spellStart"/>
+      <w:r>
+        <w:rPr>
+          <w:lang w:val="en-US"/>
+        </w:rPr>
+        <w:t>обмежень</w:t>
+      </w:r>
+      <w:proofErr w:type="spellEnd"/>
+      <w:r>
+        <w:rPr>
+          <w:lang w:val="en-US"/>
+        </w:rPr>
+        <w:t xml:space="preserve"> </w:t>
+      </w:r>
+      <w:proofErr w:type="spellStart"/>
+      <w:r>
+        <w:rPr>
+          <w:lang w:val="en-US"/>
+        </w:rPr>
+        <w:t>місткості</w:t>
+      </w:r>
+      <w:proofErr w:type="spellEnd"/>
+      <w:r>
+        <w:rPr>
+          <w:lang w:val="en-US"/>
+        </w:rPr>
+        <w:t>,</w:t>
+      </w:r>
+      <w:r>
+        <w:t xml:space="preserve"> </w:t>
+      </w:r>
+      <w:proofErr w:type="spellStart"/>
+      <w:r>
+        <w:rPr>
+          <w:lang w:val="en-US"/>
+        </w:rPr>
+        <w:t>гарантія</w:t>
+      </w:r>
+      <w:proofErr w:type="spellEnd"/>
+      <w:r>
+        <w:rPr>
+          <w:lang w:val="en-US"/>
+        </w:rPr>
+        <w:t xml:space="preserve"> </w:t>
+      </w:r>
+      <w:proofErr w:type="spellStart"/>
+      <w:r>
+        <w:rPr>
+          <w:lang w:val="en-US"/>
+        </w:rPr>
+        <w:t>відвідування</w:t>
+      </w:r>
+      <w:proofErr w:type="spellEnd"/>
+      <w:r>
+        <w:rPr>
+          <w:lang w:val="en-US"/>
+        </w:rPr>
+        <w:t xml:space="preserve"> </w:t>
+      </w:r>
+      <w:proofErr w:type="spellStart"/>
+      <w:r>
+        <w:rPr>
+          <w:lang w:val="en-US"/>
+        </w:rPr>
+        <w:t>кожного</w:t>
+      </w:r>
+      <w:proofErr w:type="spellEnd"/>
+      <w:r>
+        <w:rPr>
+          <w:lang w:val="en-US"/>
+        </w:rPr>
+        <w:t xml:space="preserve"> </w:t>
+      </w:r>
+      <w:proofErr w:type="spellStart"/>
+      <w:r>
+        <w:rPr>
+          <w:lang w:val="en-US"/>
+        </w:rPr>
+        <w:t>клієнта</w:t>
+      </w:r>
+      <w:proofErr w:type="spellEnd"/>
+      <w:r>
+        <w:rPr>
+          <w:lang w:val="en-US"/>
+        </w:rPr>
+        <w:t xml:space="preserve"> </w:t>
+      </w:r>
+      <w:proofErr w:type="spellStart"/>
+      <w:r>
+        <w:rPr>
+          <w:lang w:val="en-US"/>
+        </w:rPr>
+        <w:t>рівно</w:t>
+      </w:r>
+      <w:proofErr w:type="spellEnd"/>
+      <w:r>
+        <w:rPr>
+          <w:lang w:val="en-US"/>
+        </w:rPr>
+        <w:t xml:space="preserve"> </w:t>
+      </w:r>
+      <w:proofErr w:type="spellStart"/>
+      <w:r>
+        <w:rPr>
+          <w:lang w:val="en-US"/>
+        </w:rPr>
+        <w:t>один</w:t>
+      </w:r>
+      <w:proofErr w:type="spellEnd"/>
+      <w:r>
+        <w:rPr>
+          <w:lang w:val="en-US"/>
+        </w:rPr>
+        <w:t xml:space="preserve"> </w:t>
+      </w:r>
+      <w:proofErr w:type="spellStart"/>
+      <w:r>
+        <w:rPr>
+          <w:lang w:val="en-US"/>
+        </w:rPr>
+        <w:t>раз</w:t>
+      </w:r>
+      <w:proofErr w:type="spellEnd"/>
+      <w:r>
+        <w:rPr>
+          <w:lang w:val="en-US"/>
+        </w:rPr>
+        <w:t xml:space="preserve">, </w:t>
+      </w:r>
+      <w:proofErr w:type="spellStart"/>
+      <w:r>
+        <w:rPr>
+          <w:lang w:val="en-US"/>
+        </w:rPr>
+        <w:t>коректна</w:t>
+      </w:r>
+      <w:proofErr w:type="spellEnd"/>
+      <w:r>
+        <w:rPr>
+          <w:lang w:val="en-US"/>
+        </w:rPr>
+        <w:t xml:space="preserve"> </w:t>
+      </w:r>
+      <w:proofErr w:type="spellStart"/>
+      <w:r>
+        <w:rPr>
+          <w:lang w:val="en-US"/>
+        </w:rPr>
+        <w:t>побудова</w:t>
+      </w:r>
+      <w:proofErr w:type="spellEnd"/>
+      <w:r>
+        <w:rPr>
+          <w:lang w:val="en-US"/>
+        </w:rPr>
+        <w:t xml:space="preserve"> </w:t>
+      </w:r>
+      <w:proofErr w:type="spellStart"/>
+      <w:r>
+        <w:rPr>
+          <w:lang w:val="en-US"/>
+        </w:rPr>
+        <w:t>маршруту</w:t>
+      </w:r>
+      <w:proofErr w:type="spellEnd"/>
+      <w:r>
+        <w:rPr>
+          <w:lang w:val="en-US"/>
+        </w:rPr>
+        <w:t xml:space="preserve"> з </w:t>
+      </w:r>
+      <w:proofErr w:type="spellStart"/>
+      <w:r>
+        <w:rPr>
+          <w:lang w:val="en-US"/>
+        </w:rPr>
+        <w:t>поверненням</w:t>
+      </w:r>
+      <w:proofErr w:type="spellEnd"/>
+      <w:r>
+        <w:rPr>
+          <w:lang w:val="en-US"/>
+        </w:rPr>
+        <w:t xml:space="preserve"> у </w:t>
+      </w:r>
+      <w:proofErr w:type="spellStart"/>
+      <w:r>
+        <w:rPr>
+          <w:lang w:val="en-US"/>
+        </w:rPr>
+        <w:t>депо</w:t>
+      </w:r>
+      <w:proofErr w:type="spellEnd"/>
+      <w:r>
+        <w:rPr>
+          <w:lang w:val="en-US"/>
+        </w:rPr>
+        <w:t>.</w:t>
+      </w:r>
+    </w:p>
+    <w:p>
+      <w:pPr>
+        <w:ind w:firstLine="709"/>
+      </w:pPr>
+      <w:proofErr w:type="spellStart"/>
+      <w:r>
+        <w:rPr>
+          <w:lang w:val="en-US"/>
+        </w:rPr>
+        <w:t>Параметри</w:t>
+      </w:r>
+      <w:proofErr w:type="spellEnd"/>
+      <w:r>
+        <w:rPr>
+          <w:lang w:val="en-US"/>
+        </w:rPr>
+        <w:t xml:space="preserve"> </w:t>
+      </w:r>
+      <w:proofErr w:type="spellStart"/>
+      <w:r>
+        <w:rPr>
+          <w:lang w:val="en-US"/>
+        </w:rPr>
+        <w:t>тестових</w:t>
+      </w:r>
+      <w:proofErr w:type="spellEnd"/>
+      <w:r>
+        <w:rPr>
+          <w:lang w:val="en-US"/>
+        </w:rPr>
+        <w:t xml:space="preserve"> </w:t>
+      </w:r>
+      <w:proofErr w:type="spellStart"/>
+      <w:r>
+        <w:rPr>
+          <w:lang w:val="en-US"/>
+        </w:rPr>
+        <w:t>сценаріїв</w:t>
+      </w:r>
+      <w:proofErr w:type="spellEnd"/>
+      <w:r>
+        <w:rPr>
+          <w:lang w:val="en-US"/>
+        </w:rPr>
+        <w:t xml:space="preserve"> </w:t>
+      </w:r>
+      <w:proofErr w:type="spellStart"/>
+      <w:r>
+        <w:rPr>
+          <w:lang w:val="en-US"/>
+        </w:rPr>
+        <w:t>наведено</w:t>
+      </w:r>
+      <w:proofErr w:type="spellEnd"/>
+      <w:r>
+        <w:rPr>
+          <w:lang w:val="en-US"/>
+        </w:rPr>
+        <w:t xml:space="preserve"> у </w:t>
+      </w:r>
+      <w:proofErr w:type="spellStart"/>
+      <w:r>
+        <w:rPr>
+          <w:lang w:val="en-US"/>
+        </w:rPr>
+        <w:t>таблиці</w:t>
+      </w:r>
+      <w:proofErr w:type="spellEnd"/>
+      <w:r>
+        <w:rPr>
+          <w:lang w:val="en-US"/>
+        </w:rPr>
+        <w:t xml:space="preserve"> 3.1.</w:t>
+      </w:r>
+    </w:p>
+    <w:p>
+      <w:pPr>
+        <w:ind w:firstLine="709"/>
+        <w:rPr>
+          <w:lang w:val="en-US"/>
+        </w:rPr>
+      </w:pPr>
+      <w:proofErr w:type="spellStart"/>
+      <w:r>
+        <w:rPr>
+          <w:lang w:val="en-US"/>
+        </w:rPr>
+        <w:t>Результати</w:t>
+      </w:r>
+      <w:proofErr w:type="spellEnd"/>
+      <w:r>
+        <w:rPr>
+          <w:lang w:val="en-US"/>
+        </w:rPr>
+        <w:t xml:space="preserve"> </w:t>
+      </w:r>
+      <w:proofErr w:type="spellStart"/>
+      <w:r>
+        <w:rPr>
+          <w:lang w:val="en-US"/>
+        </w:rPr>
+        <w:t>виконання</w:t>
+      </w:r>
+      <w:proofErr w:type="spellEnd"/>
+      <w:r>
+        <w:rPr>
+          <w:lang w:val="en-US"/>
+        </w:rPr>
+        <w:t xml:space="preserve"> </w:t>
+      </w:r>
+      <w:proofErr w:type="spellStart"/>
+      <w:r>
+        <w:rPr>
+          <w:lang w:val="en-US"/>
+        </w:rPr>
+        <w:t>тестових</w:t>
+      </w:r>
+      <w:proofErr w:type="spellEnd"/>
+      <w:r>
+        <w:rPr>
+          <w:lang w:val="en-US"/>
+        </w:rPr>
+        <w:t xml:space="preserve"> </w:t>
+      </w:r>
+      <w:proofErr w:type="spellStart"/>
+      <w:r>
+        <w:rPr>
+          <w:lang w:val="en-US"/>
+        </w:rPr>
+        <w:t>сценаріїв</w:t>
+      </w:r>
+      <w:proofErr w:type="spellEnd"/>
+      <w:r>
+        <w:rPr>
+          <w:lang w:val="en-US"/>
+        </w:rPr>
+        <w:t xml:space="preserve"> </w:t>
+      </w:r>
+      <w:proofErr w:type="spellStart"/>
+      <w:r>
+        <w:rPr>
+          <w:lang w:val="en-US"/>
+        </w:rPr>
+        <w:t>на</w:t>
+      </w:r>
+      <w:proofErr w:type="spellEnd"/>
+      <w:r>
+        <w:rPr>
+          <w:lang w:val="en-US"/>
+        </w:rPr>
+        <w:t xml:space="preserve"> </w:t>
+      </w:r>
+      <w:proofErr w:type="spellStart"/>
+      <w:r>
+        <w:rPr>
+          <w:lang w:val="en-US"/>
+        </w:rPr>
+        <w:t>персональному</w:t>
+      </w:r>
+      <w:proofErr w:type="spellEnd"/>
+      <w:r>
+        <w:rPr>
+          <w:lang w:val="en-US"/>
+        </w:rPr>
+        <w:t xml:space="preserve"> </w:t>
+      </w:r>
+      <w:proofErr w:type="spellStart"/>
+      <w:r>
+        <w:rPr>
+          <w:lang w:val="en-US"/>
+        </w:rPr>
+        <w:t>комп’ютері</w:t>
+      </w:r>
+      <w:proofErr w:type="spellEnd"/>
+      <w:r>
+        <w:rPr>
+          <w:lang w:val="en-US"/>
+        </w:rPr>
+        <w:t xml:space="preserve"> (Intel Core i5-11400, 16 ГБ ОЗП, ОС Windows 11) </w:t>
+      </w:r>
+      <w:proofErr w:type="spellStart"/>
+      <w:r>
+        <w:rPr>
+          <w:lang w:val="en-US"/>
+        </w:rPr>
+        <w:t>наведено</w:t>
+      </w:r>
+      <w:proofErr w:type="spellEnd"/>
+      <w:r>
+        <w:rPr>
+          <w:lang w:val="en-US"/>
+        </w:rPr>
+        <w:t xml:space="preserve"> у </w:t>
+      </w:r>
+      <w:proofErr w:type="spellStart"/>
+      <w:r>
+        <w:rPr>
+          <w:lang w:val="en-US"/>
+        </w:rPr>
+        <w:t>таблиці</w:t>
+      </w:r>
+      <w:proofErr w:type="spellEnd"/>
+      <w:r>
+        <w:rPr>
+          <w:lang w:val="en-US"/>
+        </w:rPr>
+        <w:t xml:space="preserve"> 3.2.</w:t>
+      </w:r>
+    </w:p>
+    <w:p>
+      <w:pPr>
+        <w:ind w:firstLine="709"/>
+        <w:rPr>
+          <w:lang w:val="en-US"/>
+        </w:rPr>
+      </w:pPr>
+      <w:proofErr w:type="spellStart"/>
+      <w:r>
+        <w:rPr>
+          <w:lang w:val="en-US"/>
+        </w:rPr>
+        <w:t>Аналіз</w:t>
+      </w:r>
+      <w:proofErr w:type="spellEnd"/>
+      <w:r>
+        <w:rPr>
+          <w:lang w:val="en-US"/>
+        </w:rPr>
+        <w:t xml:space="preserve"> </w:t>
+      </w:r>
+      <w:proofErr w:type="spellStart"/>
+      <w:r>
+        <w:rPr>
+          <w:lang w:val="en-US"/>
+        </w:rPr>
+        <w:t>отриманих</w:t>
+      </w:r>
+      <w:proofErr w:type="spellEnd"/>
+      <w:r>
+        <w:rPr>
+          <w:lang w:val="en-US"/>
+        </w:rPr>
+        <w:t xml:space="preserve"> </w:t>
+      </w:r>
+      <w:proofErr w:type="spellStart"/>
+      <w:r>
+        <w:rPr>
+          <w:lang w:val="en-US"/>
+        </w:rPr>
+        <w:t>даних</w:t>
+      </w:r>
+      <w:proofErr w:type="spellEnd"/>
+      <w:r>
+        <w:rPr>
+          <w:lang w:val="en-US"/>
+        </w:rPr>
+        <w:t xml:space="preserve"> </w:t>
+      </w:r>
+      <w:proofErr w:type="spellStart"/>
+      <w:r>
+        <w:rPr>
+          <w:lang w:val="en-US"/>
+        </w:rPr>
+        <w:t>показує</w:t>
+      </w:r>
+      <w:proofErr w:type="spellEnd"/>
+      <w:r>
+        <w:rPr>
+          <w:lang w:val="en-US"/>
+        </w:rPr>
+        <w:t>:</w:t>
+      </w:r>
+    </w:p>
+    <w:p>
+      <w:pPr>
+        <w:ind w:firstLine="709"/>
+        <w:rPr>
+          <w:lang w:val="en-US"/>
+        </w:rPr>
+      </w:pPr>
+      <w:r>
+        <w:rPr>
+          <w:lang w:val="en-US"/>
+        </w:rPr>
+        <w:t xml:space="preserve">– </w:t>
+      </w:r>
+      <w:proofErr w:type="spellStart"/>
+      <w:r>
+        <w:rPr>
+          <w:lang w:val="en-US"/>
+        </w:rPr>
+        <w:t>час</w:t>
+      </w:r>
+      <w:proofErr w:type="spellEnd"/>
+      <w:r>
+        <w:rPr>
+          <w:lang w:val="en-US"/>
+        </w:rPr>
+        <w:t xml:space="preserve"> </w:t>
+      </w:r>
+      <w:proofErr w:type="spellStart"/>
+      <w:r>
+        <w:rPr>
+          <w:lang w:val="en-US"/>
+        </w:rPr>
+        <w:t>побудови</w:t>
+      </w:r>
+      <w:proofErr w:type="spellEnd"/>
+      <w:r>
+        <w:rPr>
+          <w:lang w:val="en-US"/>
+        </w:rPr>
+        <w:t xml:space="preserve"> </w:t>
+      </w:r>
+      <w:proofErr w:type="spellStart"/>
+      <w:r>
+        <w:rPr>
+          <w:lang w:val="en-US"/>
+        </w:rPr>
+        <w:t>графа</w:t>
+      </w:r>
+      <w:proofErr w:type="spellEnd"/>
+      <w:r>
+        <w:rPr>
+          <w:lang w:val="en-US"/>
+        </w:rPr>
+        <w:t xml:space="preserve"> </w:t>
+      </w:r>
+      <w:proofErr w:type="spellStart"/>
+      <w:r>
+        <w:rPr>
+          <w:lang w:val="en-US"/>
+        </w:rPr>
+        <w:t>лінійно</w:t>
+      </w:r>
+      <w:proofErr w:type="spellEnd"/>
+      <w:r>
+        <w:rPr>
+          <w:lang w:val="en-US"/>
+        </w:rPr>
+        <w:t xml:space="preserve"> </w:t>
+      </w:r>
+      <w:proofErr w:type="spellStart"/>
+      <w:r>
+        <w:rPr>
+          <w:lang w:val="en-US"/>
+        </w:rPr>
+        <w:t>залежить</w:t>
+      </w:r>
+      <w:proofErr w:type="spellEnd"/>
+      <w:r>
+        <w:rPr>
+          <w:lang w:val="en-US"/>
+        </w:rPr>
+        <w:t xml:space="preserve"> </w:t>
+      </w:r>
+      <w:proofErr w:type="spellStart"/>
+      <w:r>
+        <w:rPr>
+          <w:lang w:val="en-US"/>
+        </w:rPr>
+        <w:t>від</w:t>
+      </w:r>
+      <w:proofErr w:type="spellEnd"/>
+      <w:r>
+        <w:rPr>
+          <w:lang w:val="en-US"/>
+        </w:rPr>
+        <w:t xml:space="preserve"> </w:t>
+      </w:r>
+      <w:proofErr w:type="spellStart"/>
+      <w:r>
+        <w:rPr>
+          <w:lang w:val="en-US"/>
+        </w:rPr>
+        <w:t>радіусу</w:t>
+      </w:r>
+      <w:proofErr w:type="spellEnd"/>
+      <w:r>
+        <w:rPr>
+          <w:lang w:val="en-US"/>
+        </w:rPr>
+        <w:t xml:space="preserve"> </w:t>
+      </w:r>
+      <w:proofErr w:type="spellStart"/>
+      <w:r>
+        <w:rPr>
+          <w:lang w:val="en-US"/>
+        </w:rPr>
+        <w:t>завантаження</w:t>
+      </w:r>
+      <w:proofErr w:type="spellEnd"/>
+      <w:r>
+        <w:rPr>
+          <w:lang w:val="en-US"/>
+        </w:rPr>
+        <w:t>;</w:t>
+      </w:r>
+    </w:p>
+    <w:p>
+      <w:pPr>
+        <w:ind w:firstLine="709"/>
+        <w:rPr>
+          <w:lang w:val="en-US"/>
+        </w:rPr>
+      </w:pPr>
+      <w:r>
+        <w:rPr>
+          <w:lang w:val="en-US"/>
+        </w:rPr>
+        <w:t xml:space="preserve">– </w:t>
+      </w:r>
+      <w:proofErr w:type="spellStart"/>
+      <w:r>
+        <w:rPr>
+          <w:lang w:val="en-US"/>
+        </w:rPr>
+        <w:t>час</w:t>
+      </w:r>
+      <w:proofErr w:type="spellEnd"/>
+      <w:r>
+        <w:rPr>
+          <w:lang w:val="en-US"/>
+        </w:rPr>
+        <w:t xml:space="preserve"> </w:t>
+      </w:r>
+      <w:proofErr w:type="spellStart"/>
+      <w:r>
+        <w:rPr>
+          <w:lang w:val="en-US"/>
+        </w:rPr>
+        <w:t>оптимізації</w:t>
+      </w:r>
+      <w:proofErr w:type="spellEnd"/>
+      <w:r>
+        <w:rPr>
+          <w:lang w:val="en-US"/>
+        </w:rPr>
+        <w:t xml:space="preserve"> у </w:t>
+      </w:r>
+      <w:proofErr w:type="spellStart"/>
+      <w:r>
+        <w:rPr>
+          <w:lang w:val="en-US"/>
+        </w:rPr>
+        <w:t>генетичному</w:t>
+      </w:r>
+      <w:proofErr w:type="spellEnd"/>
+      <w:r>
+        <w:rPr>
+          <w:lang w:val="en-US"/>
+        </w:rPr>
+        <w:t xml:space="preserve"> </w:t>
+      </w:r>
+      <w:proofErr w:type="spellStart"/>
+      <w:r>
+        <w:rPr>
+          <w:lang w:val="en-US"/>
+        </w:rPr>
+        <w:t>алгоритмі</w:t>
+      </w:r>
+      <w:proofErr w:type="spellEnd"/>
+      <w:r>
+        <w:rPr>
+          <w:lang w:val="en-US"/>
+        </w:rPr>
+        <w:t xml:space="preserve"> </w:t>
+      </w:r>
+      <w:proofErr w:type="spellStart"/>
+      <w:r>
+        <w:rPr>
+          <w:lang w:val="en-US"/>
+        </w:rPr>
+        <w:t>зростає</w:t>
+      </w:r>
+      <w:proofErr w:type="spellEnd"/>
+      <w:r>
+        <w:rPr>
+          <w:lang w:val="en-US"/>
+        </w:rPr>
+        <w:t xml:space="preserve"> </w:t>
+      </w:r>
+      <w:proofErr w:type="spellStart"/>
+      <w:r>
+        <w:rPr>
+          <w:lang w:val="en-US"/>
+        </w:rPr>
+        <w:t>приблизно</w:t>
+      </w:r>
+      <w:proofErr w:type="spellEnd"/>
+      <w:r>
+        <w:rPr>
+          <w:lang w:val="en-US"/>
+        </w:rPr>
+        <w:t xml:space="preserve"> </w:t>
+      </w:r>
+      <w:proofErr w:type="spellStart"/>
+      <w:r>
+        <w:rPr>
+          <w:lang w:val="en-US"/>
+        </w:rPr>
+        <w:t>як</w:t>
+      </w:r>
+      <w:proofErr w:type="spellEnd"/>
+      <w:r>
+        <w:rPr>
+          <w:lang w:val="en-US"/>
+        </w:rPr>
+        <w:t xml:space="preserve"> O(n²) </w:t>
+      </w:r>
+      <w:proofErr w:type="spellStart"/>
+      <w:r>
+        <w:rPr>
+          <w:lang w:val="en-US"/>
+        </w:rPr>
+        <w:t>щодо</w:t>
+      </w:r>
+      <w:proofErr w:type="spellEnd"/>
+      <w:r>
+        <w:rPr>
+          <w:lang w:val="en-US"/>
+        </w:rPr>
+        <w:t xml:space="preserve"> </w:t>
+      </w:r>
+      <w:proofErr w:type="spellStart"/>
+      <w:r>
+        <w:rPr>
+          <w:lang w:val="en-US"/>
+        </w:rPr>
+        <w:t>кількості</w:t>
+      </w:r>
+      <w:proofErr w:type="spellEnd"/>
+      <w:r>
+        <w:rPr>
+          <w:lang w:val="en-US"/>
+        </w:rPr>
+        <w:t xml:space="preserve"> </w:t>
+      </w:r>
+      <w:proofErr w:type="spellStart"/>
+      <w:r>
+        <w:rPr>
+          <w:lang w:val="en-US"/>
+        </w:rPr>
+        <w:t>замовлень</w:t>
+      </w:r>
+      <w:proofErr w:type="spellEnd"/>
+      <w:r>
+        <w:rPr>
+          <w:lang w:val="en-US"/>
+        </w:rPr>
+        <w:t xml:space="preserve">, </w:t>
+      </w:r>
+      <w:proofErr w:type="spellStart"/>
+      <w:r>
+        <w:rPr>
+          <w:lang w:val="en-US"/>
+        </w:rPr>
+        <w:t>що</w:t>
+      </w:r>
+      <w:proofErr w:type="spellEnd"/>
+      <w:r>
+        <w:rPr>
+          <w:lang w:val="en-US"/>
+        </w:rPr>
+        <w:t xml:space="preserve"> </w:t>
+      </w:r>
+      <w:proofErr w:type="spellStart"/>
+      <w:r>
+        <w:rPr>
+          <w:lang w:val="en-US"/>
+        </w:rPr>
+        <w:t>відповідає</w:t>
+      </w:r>
+      <w:proofErr w:type="spellEnd"/>
+      <w:r>
+        <w:rPr>
+          <w:lang w:val="en-US"/>
+        </w:rPr>
+        <w:t xml:space="preserve"> </w:t>
+      </w:r>
+      <w:proofErr w:type="spellStart"/>
+      <w:r>
+        <w:rPr>
+          <w:lang w:val="en-US"/>
+        </w:rPr>
+        <w:t>теоретичній</w:t>
+      </w:r>
+      <w:proofErr w:type="spellEnd"/>
+      <w:r>
+        <w:rPr>
+          <w:lang w:val="en-US"/>
+        </w:rPr>
+        <w:t xml:space="preserve"> </w:t>
+      </w:r>
+      <w:proofErr w:type="spellStart"/>
+      <w:r>
+        <w:rPr>
+          <w:lang w:val="en-US"/>
+        </w:rPr>
+        <w:t>складності</w:t>
+      </w:r>
+      <w:proofErr w:type="spellEnd"/>
+      <w:r>
+        <w:rPr>
+          <w:lang w:val="en-US"/>
+        </w:rPr>
+        <w:t xml:space="preserve"> </w:t>
+      </w:r>
+      <w:proofErr w:type="spellStart"/>
+      <w:r>
+        <w:rPr>
+          <w:lang w:val="en-US"/>
+        </w:rPr>
+        <w:t>декодера</w:t>
+      </w:r>
+      <w:proofErr w:type="spellEnd"/>
+      <w:r>
+        <w:rPr>
+          <w:lang w:val="en-US"/>
+        </w:rPr>
+        <w:t xml:space="preserve"> «split» </w:t>
+      </w:r>
+      <w:proofErr w:type="spellStart"/>
+      <w:r>
+        <w:rPr>
+          <w:lang w:val="en-US"/>
+        </w:rPr>
+        <w:t>при</w:t>
+      </w:r>
+      <w:proofErr w:type="spellEnd"/>
+      <w:r>
+        <w:rPr>
+          <w:lang w:val="en-US"/>
+        </w:rPr>
+        <w:t xml:space="preserve"> </w:t>
+      </w:r>
+      <w:proofErr w:type="spellStart"/>
+      <w:r>
+        <w:rPr>
+          <w:lang w:val="en-US"/>
+        </w:rPr>
+        <w:t>фіксованій</w:t>
+      </w:r>
+      <w:proofErr w:type="spellEnd"/>
+      <w:r>
+        <w:rPr>
+          <w:lang w:val="en-US"/>
+        </w:rPr>
+        <w:t xml:space="preserve"> </w:t>
+      </w:r>
+      <w:proofErr w:type="spellStart"/>
+      <w:r>
+        <w:rPr>
+          <w:lang w:val="en-US"/>
+        </w:rPr>
+        <w:t>кількості</w:t>
+      </w:r>
+      <w:proofErr w:type="spellEnd"/>
+      <w:r>
+        <w:rPr>
+          <w:lang w:val="en-US"/>
+        </w:rPr>
+        <w:t xml:space="preserve"> </w:t>
+      </w:r>
+      <w:proofErr w:type="spellStart"/>
+      <w:r>
+        <w:rPr>
+          <w:lang w:val="en-US"/>
+        </w:rPr>
+        <w:t>поколінь</w:t>
+      </w:r>
+      <w:proofErr w:type="spellEnd"/>
+      <w:r>
+        <w:rPr>
+          <w:lang w:val="en-US"/>
+        </w:rPr>
+        <w:t>;</w:t>
+      </w:r>
+    </w:p>
+    <w:p>
+      <w:pPr>
+        <w:ind w:firstLine="709"/>
+        <w:rPr>
+          <w:lang w:val="en-US"/>
+        </w:rPr>
+      </w:pPr>
       <w:r>
         <w:rPr>
           <w:lang w:val="en-US"/>
         </w:rPr>
         <w:lastRenderedPageBreak/>
-        <w:t>Тестування розробленого програмного забезпечення проводилося у три етапи:</w:t>
-      </w:r>
-    </w:p>
-    <w:p>
-      <w:pPr>
-        <w:ind w:firstLine="709"/>
-        <w:rPr>
-          <w:lang w:val="en-US"/>
-        </w:rPr>
-      </w:pPr>
-      <w:r>
-        <w:rPr>
-          <w:lang w:val="ru-RU"/>
-        </w:rPr>
-        <w:t>–</w:t>
-      </w:r>
-      <w:r>
-        <w:rPr>
-          <w:lang w:val="ru-RU"/>
-        </w:rPr>
-        <w:t xml:space="preserve"> </w:t>
-      </w:r>
-      <w:r>
-        <w:rPr>
-          <w:lang w:val="en-US"/>
-        </w:rPr>
-        <w:t xml:space="preserve">Модульне тестування </w:t>
-      </w:r>
-      <w:r>
-        <w:rPr>
-          <w:lang w:val="ru-RU"/>
-        </w:rPr>
-        <w:t>–</w:t>
-      </w:r>
-      <w:r>
-        <w:rPr>
-          <w:lang w:val="en-US"/>
-        </w:rPr>
-        <w:t xml:space="preserve"> перевірка коректності окремих функцій: побудова матриці відстаней build_distance_matrix(), прив’язка координат до вузлів графа nearest_node(), кодування/декодування хромосом у генетичному алгоритмі. Перевірка проводилася на штучних тестових наборах із заздалегідь відомими </w:t>
-      </w:r>
-      <w:r>
-        <w:t>приблизними</w:t>
-      </w:r>
-      <w:r>
-        <w:t xml:space="preserve"> </w:t>
-      </w:r>
-      <w:r>
-        <w:rPr>
-          <w:lang w:val="en-US"/>
-        </w:rPr>
-        <w:t xml:space="preserve"> розв’язками.</w:t>
-      </w:r>
-    </w:p>
-    <w:p>
-      <w:pPr>
-        <w:ind w:firstLine="709"/>
-        <w:rPr>
-          <w:lang w:val="en-US"/>
-        </w:rPr>
-      </w:pPr>
-      <w:r>
-        <w:rPr>
-          <w:lang w:val="ru-RU"/>
-        </w:rPr>
-        <w:t>–</w:t>
-      </w:r>
-      <w:r>
-        <w:rPr>
-          <w:lang w:val="ru-RU"/>
-        </w:rPr>
-        <w:t xml:space="preserve"> </w:t>
-      </w:r>
-      <w:r>
-        <w:rPr>
-          <w:lang w:val="en-US"/>
-        </w:rPr>
-        <w:t xml:space="preserve">Інтеграційне тестування </w:t>
-      </w:r>
-      <w:r>
-        <w:rPr>
-          <w:lang w:val="ru-RU"/>
-        </w:rPr>
-        <w:t>–</w:t>
-      </w:r>
-      <w:r>
-        <w:rPr>
-          <w:lang w:val="en-US"/>
-        </w:rPr>
-        <w:t xml:space="preserve"> перевірка взаємодії модулів у повному циклі оптимізації: геокодування адреси</w:t>
-      </w:r>
-      <w:r>
-        <w:t>,</w:t>
-      </w:r>
-      <w:r>
-        <w:rPr>
-          <w:lang w:val="en-US"/>
-        </w:rPr>
-        <w:t xml:space="preserve"> завантаження графа</w:t>
-      </w:r>
-      <w:r>
-        <w:t>,</w:t>
-      </w:r>
-      <w:r>
-        <w:rPr>
-          <w:lang w:val="en-US"/>
-        </w:rPr>
-        <w:t xml:space="preserve"> побудова матриць</w:t>
-      </w:r>
-      <w:r>
-        <w:t>,</w:t>
-      </w:r>
-      <w:r>
-        <w:rPr>
-          <w:lang w:val="en-US"/>
-        </w:rPr>
-        <w:t xml:space="preserve"> виконання GA</w:t>
-      </w:r>
-      <w:r>
-        <w:t>,</w:t>
-      </w:r>
-      <w:r>
-        <w:rPr>
-          <w:lang w:val="en-US"/>
-        </w:rPr>
-        <w:t xml:space="preserve"> візуалізація. Як тестові дані використано 5 наборів реальних адрес по місту Дніпро.</w:t>
-      </w:r>
-    </w:p>
-    <w:p>
-      <w:pPr>
-        <w:ind w:firstLine="709"/>
-        <w:rPr>
-          <w:lang w:val="en-US"/>
-        </w:rPr>
-      </w:pPr>
-      <w:r>
-        <w:rPr>
-          <w:lang w:val="ru-RU"/>
-        </w:rPr>
-        <w:t>–</w:t>
-      </w:r>
-      <w:r>
-        <w:rPr>
-          <w:lang w:val="ru-RU"/>
-        </w:rPr>
-        <w:t xml:space="preserve"> </w:t>
-      </w:r>
-      <w:r>
-        <w:rPr>
-          <w:lang w:val="en-US"/>
-        </w:rPr>
-        <w:t xml:space="preserve">Функціональне тестування </w:t>
-      </w:r>
-      <w:r>
-        <w:rPr>
-          <w:lang w:val="ru-RU"/>
-        </w:rPr>
-        <w:t>–</w:t>
-      </w:r>
-      <w:r>
-        <w:rPr>
-          <w:lang w:val="en-US"/>
-        </w:rPr>
-        <w:t xml:space="preserve"> перевірка відповідності поведінки системи функціональним вимогам: дотримання обмежень місткості,</w:t>
-      </w:r>
-      <w:r>
-        <w:t xml:space="preserve"> </w:t>
-      </w:r>
-      <w:r>
-        <w:rPr>
-          <w:lang w:val="en-US"/>
-        </w:rPr>
-        <w:t>гарантія відвідування кожного клієнта рівно один раз, коректна побудова маршруту з поверненням у депо.</w:t>
-      </w:r>
-    </w:p>
-    <w:p>
-      <w:pPr>
-        <w:ind w:firstLine="709"/>
-      </w:pPr>
-      <w:r>
-        <w:rPr>
-          <w:lang w:val="en-US"/>
-        </w:rPr>
-        <w:t>Параметри тестових сценаріїв наведено у таблиці 3.1.</w:t>
+        <w:t xml:space="preserve">– у </w:t>
+      </w:r>
+      <w:proofErr w:type="spellStart"/>
+      <w:r>
+        <w:rPr>
+          <w:lang w:val="en-US"/>
+        </w:rPr>
+        <w:t>всіх</w:t>
+      </w:r>
+      <w:proofErr w:type="spellEnd"/>
+      <w:r>
+        <w:rPr>
+          <w:lang w:val="en-US"/>
+        </w:rPr>
+        <w:t xml:space="preserve"> </w:t>
+      </w:r>
+      <w:proofErr w:type="spellStart"/>
+      <w:r>
+        <w:rPr>
+          <w:lang w:val="en-US"/>
+        </w:rPr>
+        <w:t>сценаріях</w:t>
+      </w:r>
+      <w:proofErr w:type="spellEnd"/>
+      <w:r>
+        <w:rPr>
+          <w:lang w:val="en-US"/>
+        </w:rPr>
+        <w:t xml:space="preserve"> </w:t>
+      </w:r>
+      <w:proofErr w:type="spellStart"/>
+      <w:r>
+        <w:rPr>
+          <w:lang w:val="en-US"/>
+        </w:rPr>
+        <w:t>обмеження</w:t>
+      </w:r>
+      <w:proofErr w:type="spellEnd"/>
+      <w:r>
+        <w:rPr>
+          <w:lang w:val="en-US"/>
+        </w:rPr>
+        <w:t xml:space="preserve"> </w:t>
+      </w:r>
+      <w:proofErr w:type="spellStart"/>
+      <w:r>
+        <w:rPr>
+          <w:lang w:val="en-US"/>
+        </w:rPr>
+        <w:t>вантажомісткості</w:t>
+      </w:r>
+      <w:proofErr w:type="spellEnd"/>
+      <w:r>
+        <w:rPr>
+          <w:lang w:val="en-US"/>
+        </w:rPr>
+        <w:t xml:space="preserve"> </w:t>
+      </w:r>
+      <w:proofErr w:type="spellStart"/>
+      <w:r>
+        <w:rPr>
+          <w:lang w:val="en-US"/>
+        </w:rPr>
+        <w:t>були</w:t>
+      </w:r>
+      <w:proofErr w:type="spellEnd"/>
+      <w:r>
+        <w:rPr>
+          <w:lang w:val="en-US"/>
+        </w:rPr>
+        <w:t xml:space="preserve"> </w:t>
+      </w:r>
+      <w:proofErr w:type="spellStart"/>
+      <w:r>
+        <w:rPr>
+          <w:lang w:val="en-US"/>
+        </w:rPr>
+        <w:t>дотримані</w:t>
+      </w:r>
+      <w:proofErr w:type="spellEnd"/>
+      <w:r>
+        <w:rPr>
+          <w:lang w:val="en-US"/>
+        </w:rPr>
+        <w:t xml:space="preserve"> </w:t>
+      </w:r>
+      <w:proofErr w:type="spellStart"/>
+      <w:r>
+        <w:rPr>
+          <w:lang w:val="en-US"/>
+        </w:rPr>
+        <w:t>без</w:t>
+      </w:r>
+      <w:proofErr w:type="spellEnd"/>
+      <w:r>
+        <w:rPr>
+          <w:lang w:val="en-US"/>
+        </w:rPr>
+        <w:t xml:space="preserve"> </w:t>
+      </w:r>
+      <w:proofErr w:type="spellStart"/>
+      <w:r>
+        <w:rPr>
+          <w:lang w:val="en-US"/>
+        </w:rPr>
+        <w:t>порушень</w:t>
+      </w:r>
+      <w:proofErr w:type="spellEnd"/>
+      <w:r>
+        <w:rPr>
+          <w:lang w:val="en-US"/>
+        </w:rPr>
+        <w:t>.</w:t>
       </w:r>
     </w:p>
     <w:p>
@@ -10019,34 +14538,7 @@
         <w:t xml:space="preserve"> Параметри тестових сценаріїв</w:t>
       </w:r>
     </w:p>
-    <w:p>
-      <w:pPr>
-        <w:ind w:firstLine="709"/>
-        <w:rPr>
-          <w:lang w:val="ru-RU"/>
-        </w:rPr>
-      </w:pPr>
-    </w:p>
-    <w:p>
-      <w:pPr>
-        <w:ind w:firstLine="709"/>
-        <w:rPr>
-          <w:lang w:val="en-US"/>
-        </w:rPr>
-      </w:pPr>
-      <w:r>
-        <w:rPr>
-          <w:lang w:val="en-US"/>
-        </w:rPr>
-        <w:lastRenderedPageBreak/>
-        <w:t>Результати тестування. Результати виконання тестових сценаріїв на персональному комп’ютері (Intel Core i5-11400, 16 ГБ ОЗП, ОС Windows 11) наведено у таблиці 3.2.</w:t>
-      </w:r>
-    </w:p>
-    <w:p>
-      <w:pPr>
-        <w:ind w:firstLine="709"/>
-      </w:pPr>
-    </w:p>
+    <w:p/>
     <w:tbl>
       <w:tblPr>
         <w:tblStyle w:val="TableGrid"/>
@@ -10556,78 +15048,13 @@
           <w:lang w:val="en-US"/>
         </w:rPr>
       </w:pPr>
-      <w:r>
-        <w:rPr>
-          <w:lang w:val="en-US"/>
-        </w:rPr>
-        <w:t>Аналіз отриманих даних показує:</w:t>
-      </w:r>
     </w:p>
     <w:p>
       <w:pPr>
         <w:ind w:firstLine="709"/>
-        <w:rPr>
-          <w:lang w:val="en-US"/>
-        </w:rPr>
-      </w:pPr>
-      <w:r>
-        <w:rPr>
-          <w:lang w:val="en-US"/>
-        </w:rPr>
-        <w:t>– час побудови графа лінійно залежить від радіусу завантаження;</w:t>
-      </w:r>
-    </w:p>
-    <w:p>
-      <w:pPr>
-        <w:ind w:firstLine="709"/>
-        <w:rPr>
-          <w:lang w:val="en-US"/>
-        </w:rPr>
-      </w:pPr>
-      <w:r>
-        <w:rPr>
-          <w:lang w:val="en-US"/>
-        </w:rPr>
-        <w:t>– час оптимізації у генетичному алгоритмі зростає приблизно як O(n²) щодо кількості замовлень, що відповідає теоретичній складності декодера «split» при фіксованій кількості поколінь;</w:t>
-      </w:r>
-    </w:p>
-    <w:p>
-      <w:pPr>
-        <w:ind w:firstLine="709"/>
-        <w:rPr>
-          <w:lang w:val="en-US"/>
-        </w:rPr>
-      </w:pPr>
-      <w:r>
-        <w:rPr>
-          <w:lang w:val="en-US"/>
-        </w:rPr>
-        <w:t>– у всіх сценаріях обмеження вантажомісткості були дотримані без порушень.</w:t>
-      </w:r>
-    </w:p>
-    <w:p>
-      <w:pPr>
-        <w:ind w:firstLine="709"/>
-        <w:rPr>
-          <w:lang w:val="en-US"/>
-        </w:rPr>
-      </w:pPr>
-    </w:p>
-    <w:p>
-      <w:pPr>
-        <w:ind w:firstLine="709"/>
-      </w:pPr>
-    </w:p>
-    <w:p>
-      <w:pPr>
-        <w:ind w:firstLine="709"/>
-      </w:pPr>
-    </w:p>
-    <w:p>
-      <w:pPr>
-        <w:ind w:firstLine="709"/>
-      </w:pPr>
-    </w:p>
+      </w:pPr>
+    </w:p>
+    <w:p/>
     <w:p>
       <w:pPr>
         <w:pStyle w:val="Heading2"/>
@@ -10640,10 +15067,28 @@
         <w:lastRenderedPageBreak/>
         <w:t xml:space="preserve">3.7 </w:t>
       </w:r>
-      <w:r>
-        <w:t>Порівняльний аналіз результатів</w:t>
-      </w:r>
       <w:bookmarkEnd w:id="28"/>
+      <w:r>
+        <w:rPr>
+          <w:lang w:val="ru-UA"/>
+        </w:rPr>
+        <w:t>Результати чисельни</w:t>
+      </w:r>
+      <w:r>
+        <w:rPr>
+          <w:lang w:val="ru-UA"/>
+        </w:rPr>
+        <w:t>х</w:t>
+      </w:r>
+      <w:r>
+        <w:rPr>
+          <w:lang w:val="ru-UA"/>
+        </w:rPr>
+        <w:t xml:space="preserve"> експеримент</w:t>
+      </w:r>
+      <w:r>
+        <w:t>ів</w:t>
+      </w:r>
     </w:p>
     <w:p/>
     <w:p/>
@@ -10654,11 +15099,327 @@
           <w:lang w:val="en-US"/>
         </w:rPr>
       </w:pPr>
-      <w:r>
-        <w:rPr>
-          <w:lang w:val="en-US"/>
-        </w:rPr>
-        <w:t>Для оцінки ефективності розробленого генетичного алгоритму проведено порівняння з альтернативними методами розв’язання задачі маршрутизації. Тестування виконано на сценарії №3 (20 замовлень, 3 транспортні засоби). Результати зведено у таблицю 3.3.</w:t>
+      <w:proofErr w:type="spellStart"/>
+      <w:r>
+        <w:rPr>
+          <w:lang w:val="en-US"/>
+        </w:rPr>
+        <w:t>Для</w:t>
+      </w:r>
+      <w:proofErr w:type="spellEnd"/>
+      <w:r>
+        <w:rPr>
+          <w:lang w:val="en-US"/>
+        </w:rPr>
+        <w:t xml:space="preserve"> </w:t>
+      </w:r>
+      <w:proofErr w:type="spellStart"/>
+      <w:r>
+        <w:rPr>
+          <w:lang w:val="en-US"/>
+        </w:rPr>
+        <w:t>оцінки</w:t>
+      </w:r>
+      <w:proofErr w:type="spellEnd"/>
+      <w:r>
+        <w:rPr>
+          <w:lang w:val="en-US"/>
+        </w:rPr>
+        <w:t xml:space="preserve"> </w:t>
+      </w:r>
+      <w:proofErr w:type="spellStart"/>
+      <w:r>
+        <w:rPr>
+          <w:lang w:val="en-US"/>
+        </w:rPr>
+        <w:t>ефективності</w:t>
+      </w:r>
+      <w:proofErr w:type="spellEnd"/>
+      <w:r>
+        <w:rPr>
+          <w:lang w:val="en-US"/>
+        </w:rPr>
+        <w:t xml:space="preserve"> </w:t>
+      </w:r>
+      <w:proofErr w:type="spellStart"/>
+      <w:r>
+        <w:rPr>
+          <w:lang w:val="en-US"/>
+        </w:rPr>
+        <w:t>розробленого</w:t>
+      </w:r>
+      <w:proofErr w:type="spellEnd"/>
+      <w:r>
+        <w:rPr>
+          <w:lang w:val="en-US"/>
+        </w:rPr>
+        <w:t xml:space="preserve"> </w:t>
+      </w:r>
+      <w:proofErr w:type="spellStart"/>
+      <w:r>
+        <w:rPr>
+          <w:lang w:val="en-US"/>
+        </w:rPr>
+        <w:t>генетичного</w:t>
+      </w:r>
+      <w:proofErr w:type="spellEnd"/>
+      <w:r>
+        <w:rPr>
+          <w:lang w:val="en-US"/>
+        </w:rPr>
+        <w:t xml:space="preserve"> </w:t>
+      </w:r>
+      <w:proofErr w:type="spellStart"/>
+      <w:r>
+        <w:rPr>
+          <w:lang w:val="en-US"/>
+        </w:rPr>
+        <w:t>алгоритму</w:t>
+      </w:r>
+      <w:proofErr w:type="spellEnd"/>
+      <w:r>
+        <w:rPr>
+          <w:lang w:val="en-US"/>
+        </w:rPr>
+        <w:t xml:space="preserve"> </w:t>
+      </w:r>
+      <w:proofErr w:type="spellStart"/>
+      <w:r>
+        <w:rPr>
+          <w:lang w:val="en-US"/>
+        </w:rPr>
+        <w:t>проведено</w:t>
+      </w:r>
+      <w:proofErr w:type="spellEnd"/>
+      <w:r>
+        <w:rPr>
+          <w:lang w:val="en-US"/>
+        </w:rPr>
+        <w:t xml:space="preserve"> </w:t>
+      </w:r>
+      <w:proofErr w:type="spellStart"/>
+      <w:r>
+        <w:rPr>
+          <w:lang w:val="en-US"/>
+        </w:rPr>
+        <w:t>порівняння</w:t>
+      </w:r>
+      <w:proofErr w:type="spellEnd"/>
+      <w:r>
+        <w:rPr>
+          <w:lang w:val="en-US"/>
+        </w:rPr>
+        <w:t xml:space="preserve"> з </w:t>
+      </w:r>
+      <w:proofErr w:type="spellStart"/>
+      <w:r>
+        <w:rPr>
+          <w:lang w:val="en-US"/>
+        </w:rPr>
+        <w:t>альтернативними</w:t>
+      </w:r>
+      <w:proofErr w:type="spellEnd"/>
+      <w:r>
+        <w:rPr>
+          <w:lang w:val="en-US"/>
+        </w:rPr>
+        <w:t xml:space="preserve"> </w:t>
+      </w:r>
+      <w:proofErr w:type="spellStart"/>
+      <w:r>
+        <w:rPr>
+          <w:lang w:val="en-US"/>
+        </w:rPr>
+        <w:t>методами</w:t>
+      </w:r>
+      <w:proofErr w:type="spellEnd"/>
+      <w:r>
+        <w:rPr>
+          <w:lang w:val="en-US"/>
+        </w:rPr>
+        <w:t xml:space="preserve"> </w:t>
+      </w:r>
+      <w:proofErr w:type="spellStart"/>
+      <w:r>
+        <w:rPr>
+          <w:lang w:val="en-US"/>
+        </w:rPr>
+        <w:t>розв’язання</w:t>
+      </w:r>
+      <w:proofErr w:type="spellEnd"/>
+      <w:r>
+        <w:rPr>
+          <w:lang w:val="en-US"/>
+        </w:rPr>
+        <w:t xml:space="preserve"> </w:t>
+      </w:r>
+      <w:proofErr w:type="spellStart"/>
+      <w:r>
+        <w:rPr>
+          <w:lang w:val="en-US"/>
+        </w:rPr>
+        <w:t>задачі</w:t>
+      </w:r>
+      <w:proofErr w:type="spellEnd"/>
+      <w:r>
+        <w:rPr>
+          <w:lang w:val="en-US"/>
+        </w:rPr>
+        <w:t xml:space="preserve"> </w:t>
+      </w:r>
+      <w:proofErr w:type="spellStart"/>
+      <w:r>
+        <w:rPr>
+          <w:lang w:val="en-US"/>
+        </w:rPr>
+        <w:t>маршрутизації</w:t>
+      </w:r>
+      <w:proofErr w:type="spellEnd"/>
+      <w:r>
+        <w:rPr>
+          <w:lang w:val="en-US"/>
+        </w:rPr>
+        <w:t xml:space="preserve">. </w:t>
+      </w:r>
+      <w:proofErr w:type="spellStart"/>
+      <w:r>
+        <w:rPr>
+          <w:lang w:val="en-US"/>
+        </w:rPr>
+        <w:t>Тестування</w:t>
+      </w:r>
+      <w:proofErr w:type="spellEnd"/>
+      <w:r>
+        <w:rPr>
+          <w:lang w:val="en-US"/>
+        </w:rPr>
+        <w:t xml:space="preserve"> </w:t>
+      </w:r>
+      <w:proofErr w:type="spellStart"/>
+      <w:r>
+        <w:rPr>
+          <w:lang w:val="en-US"/>
+        </w:rPr>
+        <w:t>виконано</w:t>
+      </w:r>
+      <w:proofErr w:type="spellEnd"/>
+      <w:r>
+        <w:rPr>
+          <w:lang w:val="en-US"/>
+        </w:rPr>
+        <w:t xml:space="preserve"> </w:t>
+      </w:r>
+      <w:proofErr w:type="spellStart"/>
+      <w:r>
+        <w:rPr>
+          <w:lang w:val="en-US"/>
+        </w:rPr>
+        <w:t>на</w:t>
+      </w:r>
+      <w:proofErr w:type="spellEnd"/>
+      <w:r>
+        <w:rPr>
+          <w:lang w:val="en-US"/>
+        </w:rPr>
+        <w:t xml:space="preserve"> </w:t>
+      </w:r>
+      <w:proofErr w:type="spellStart"/>
+      <w:r>
+        <w:rPr>
+          <w:lang w:val="en-US"/>
+        </w:rPr>
+        <w:t>сценарії</w:t>
+      </w:r>
+      <w:proofErr w:type="spellEnd"/>
+      <w:r>
+        <w:rPr>
+          <w:lang w:val="en-US"/>
+        </w:rPr>
+        <w:t xml:space="preserve"> №3 (20 </w:t>
+      </w:r>
+      <w:proofErr w:type="spellStart"/>
+      <w:r>
+        <w:rPr>
+          <w:lang w:val="en-US"/>
+        </w:rPr>
+        <w:t>замовлень</w:t>
+      </w:r>
+      <w:proofErr w:type="spellEnd"/>
+      <w:r>
+        <w:rPr>
+          <w:lang w:val="en-US"/>
+        </w:rPr>
+        <w:t xml:space="preserve">, 3 </w:t>
+      </w:r>
+      <w:proofErr w:type="spellStart"/>
+      <w:r>
+        <w:rPr>
+          <w:lang w:val="en-US"/>
+        </w:rPr>
+        <w:t>транспортні</w:t>
+      </w:r>
+      <w:proofErr w:type="spellEnd"/>
+      <w:r>
+        <w:rPr>
+          <w:lang w:val="en-US"/>
+        </w:rPr>
+        <w:t xml:space="preserve"> </w:t>
+      </w:r>
+      <w:proofErr w:type="spellStart"/>
+      <w:r>
+        <w:rPr>
+          <w:lang w:val="en-US"/>
+        </w:rPr>
+        <w:t>засоби</w:t>
+      </w:r>
+      <w:proofErr w:type="spellEnd"/>
+      <w:r>
+        <w:rPr>
+          <w:lang w:val="en-US"/>
+        </w:rPr>
+        <w:t xml:space="preserve">). </w:t>
+      </w:r>
+      <w:proofErr w:type="spellStart"/>
+      <w:r>
+        <w:rPr>
+          <w:lang w:val="en-US"/>
+        </w:rPr>
+        <w:t>Результати</w:t>
+      </w:r>
+      <w:proofErr w:type="spellEnd"/>
+      <w:r>
+        <w:rPr>
+          <w:lang w:val="en-US"/>
+        </w:rPr>
+        <w:t xml:space="preserve"> </w:t>
+      </w:r>
+      <w:proofErr w:type="spellStart"/>
+      <w:r>
+        <w:rPr>
+          <w:lang w:val="en-US"/>
+        </w:rPr>
+        <w:t>зведено</w:t>
+      </w:r>
+      <w:proofErr w:type="spellEnd"/>
+      <w:r>
+        <w:rPr>
+          <w:lang w:val="en-US"/>
+        </w:rPr>
+        <w:t xml:space="preserve"> у </w:t>
+      </w:r>
+      <w:proofErr w:type="spellStart"/>
+      <w:r>
+        <w:rPr>
+          <w:lang w:val="en-US"/>
+        </w:rPr>
+        <w:t>таблицю</w:t>
+      </w:r>
+      <w:proofErr w:type="spellEnd"/>
+      <w:r>
+        <w:rPr>
+          <w:lang w:val="en-US"/>
+        </w:rPr>
+        <w:t xml:space="preserve"> 3.3.</w:t>
       </w:r>
     </w:p>
     <w:p>
@@ -11211,7 +15972,161 @@
         <w:rPr>
           <w:lang w:val="en-US"/>
         </w:rPr>
-        <w:t xml:space="preserve">З наведених результатів випливає, що розроблений генетичний алгоритм дозволяє знайти маршрути на </w:t>
+        <w:t xml:space="preserve">З </w:t>
+      </w:r>
+      <w:proofErr w:type="spellStart"/>
+      <w:r>
+        <w:rPr>
+          <w:lang w:val="en-US"/>
+        </w:rPr>
+        <w:t>наведених</w:t>
+      </w:r>
+      <w:proofErr w:type="spellEnd"/>
+      <w:r>
+        <w:rPr>
+          <w:lang w:val="en-US"/>
+        </w:rPr>
+        <w:t xml:space="preserve"> </w:t>
+      </w:r>
+      <w:proofErr w:type="spellStart"/>
+      <w:r>
+        <w:rPr>
+          <w:lang w:val="en-US"/>
+        </w:rPr>
+        <w:t>результатів</w:t>
+      </w:r>
+      <w:proofErr w:type="spellEnd"/>
+      <w:r>
+        <w:rPr>
+          <w:lang w:val="en-US"/>
+        </w:rPr>
+        <w:t xml:space="preserve"> </w:t>
+      </w:r>
+      <w:proofErr w:type="spellStart"/>
+      <w:r>
+        <w:rPr>
+          <w:lang w:val="en-US"/>
+        </w:rPr>
+        <w:t>випливає</w:t>
+      </w:r>
+      <w:proofErr w:type="spellEnd"/>
+      <w:r>
+        <w:rPr>
+          <w:lang w:val="en-US"/>
+        </w:rPr>
+        <w:t xml:space="preserve">, </w:t>
+      </w:r>
+      <w:proofErr w:type="spellStart"/>
+      <w:r>
+        <w:rPr>
+          <w:lang w:val="en-US"/>
+        </w:rPr>
+        <w:t>що</w:t>
+      </w:r>
+      <w:proofErr w:type="spellEnd"/>
+      <w:r>
+        <w:rPr>
+          <w:lang w:val="en-US"/>
+        </w:rPr>
+        <w:t xml:space="preserve"> </w:t>
+      </w:r>
+      <w:proofErr w:type="spellStart"/>
+      <w:r>
+        <w:rPr>
+          <w:lang w:val="en-US"/>
+        </w:rPr>
+        <w:t>розроблений</w:t>
+      </w:r>
+      <w:proofErr w:type="spellEnd"/>
+      <w:r>
+        <w:rPr>
+          <w:lang w:val="en-US"/>
+        </w:rPr>
+        <w:t xml:space="preserve"> </w:t>
+      </w:r>
+      <w:proofErr w:type="spellStart"/>
+      <w:r>
+        <w:rPr>
+          <w:lang w:val="en-US"/>
+        </w:rPr>
+        <w:t>генетичний</w:t>
+      </w:r>
+      <w:proofErr w:type="spellEnd"/>
+      <w:r>
+        <w:rPr>
+          <w:lang w:val="en-US"/>
+        </w:rPr>
+        <w:t xml:space="preserve"> </w:t>
+      </w:r>
+      <w:proofErr w:type="spellStart"/>
+      <w:r>
+        <w:rPr>
+          <w:lang w:val="en-US"/>
+        </w:rPr>
+        <w:t>алгоритм</w:t>
+      </w:r>
+      <w:proofErr w:type="spellEnd"/>
+      <w:r>
+        <w:rPr>
+          <w:lang w:val="en-US"/>
+        </w:rPr>
+        <w:t xml:space="preserve"> </w:t>
+      </w:r>
+      <w:proofErr w:type="spellStart"/>
+      <w:r>
+        <w:rPr>
+          <w:lang w:val="en-US"/>
+        </w:rPr>
+        <w:t>дозволяє</w:t>
+      </w:r>
+      <w:proofErr w:type="spellEnd"/>
+      <w:r>
+        <w:rPr>
+          <w:lang w:val="en-US"/>
+        </w:rPr>
+        <w:t xml:space="preserve"> </w:t>
+      </w:r>
+      <w:proofErr w:type="spellStart"/>
+      <w:r>
+        <w:rPr>
+          <w:lang w:val="en-US"/>
+        </w:rPr>
+        <w:t>знайти</w:t>
+      </w:r>
+      <w:proofErr w:type="spellEnd"/>
+      <w:r>
+        <w:rPr>
+          <w:lang w:val="en-US"/>
+        </w:rPr>
+        <w:t xml:space="preserve"> </w:t>
+      </w:r>
+      <w:proofErr w:type="spellStart"/>
+      <w:r>
+        <w:rPr>
+          <w:lang w:val="en-US"/>
+        </w:rPr>
+        <w:t>маршрути</w:t>
+      </w:r>
+      <w:proofErr w:type="spellEnd"/>
+      <w:r>
+        <w:rPr>
+          <w:lang w:val="en-US"/>
+        </w:rPr>
+        <w:t xml:space="preserve"> </w:t>
+      </w:r>
+      <w:proofErr w:type="spellStart"/>
+      <w:r>
+        <w:rPr>
+          <w:lang w:val="en-US"/>
+        </w:rPr>
+        <w:t>на</w:t>
+      </w:r>
+      <w:proofErr w:type="spellEnd"/>
+      <w:r>
+        <w:rPr>
+          <w:lang w:val="en-US"/>
+        </w:rPr>
+        <w:t xml:space="preserve"> </w:t>
       </w:r>
       <w:r>
         <w:rPr>
@@ -11241,8 +16156,268 @@
         <w:rPr>
           <w:lang w:val="en-US"/>
         </w:rPr>
-        <w:t>% коротші порівняно з класичними конструктивними евристиками. Зростання часу обчислень компенсується суттєво вищою якістю розв’язку, особливо у задачах із великою кількістю пунктів</w:t>
-      </w:r>
+        <w:t xml:space="preserve">% </w:t>
+      </w:r>
+      <w:proofErr w:type="spellStart"/>
+      <w:r>
+        <w:rPr>
+          <w:lang w:val="en-US"/>
+        </w:rPr>
+        <w:t>коротші</w:t>
+      </w:r>
+      <w:proofErr w:type="spellEnd"/>
+      <w:r>
+        <w:rPr>
+          <w:lang w:val="en-US"/>
+        </w:rPr>
+        <w:t xml:space="preserve"> </w:t>
+      </w:r>
+      <w:proofErr w:type="spellStart"/>
+      <w:r>
+        <w:rPr>
+          <w:lang w:val="en-US"/>
+        </w:rPr>
+        <w:t>порівняно</w:t>
+      </w:r>
+      <w:proofErr w:type="spellEnd"/>
+      <w:r>
+        <w:rPr>
+          <w:lang w:val="en-US"/>
+        </w:rPr>
+        <w:t xml:space="preserve"> з </w:t>
+      </w:r>
+      <w:proofErr w:type="spellStart"/>
+      <w:r>
+        <w:rPr>
+          <w:lang w:val="en-US"/>
+        </w:rPr>
+        <w:t>класичними</w:t>
+      </w:r>
+      <w:proofErr w:type="spellEnd"/>
+      <w:r>
+        <w:rPr>
+          <w:lang w:val="en-US"/>
+        </w:rPr>
+        <w:t xml:space="preserve"> </w:t>
+      </w:r>
+      <w:proofErr w:type="spellStart"/>
+      <w:r>
+        <w:rPr>
+          <w:lang w:val="en-US"/>
+        </w:rPr>
+        <w:t>конструктивними</w:t>
+      </w:r>
+      <w:proofErr w:type="spellEnd"/>
+      <w:r>
+        <w:rPr>
+          <w:lang w:val="en-US"/>
+        </w:rPr>
+        <w:t xml:space="preserve"> </w:t>
+      </w:r>
+      <w:proofErr w:type="spellStart"/>
+      <w:r>
+        <w:rPr>
+          <w:lang w:val="en-US"/>
+        </w:rPr>
+        <w:t>евристиками</w:t>
+      </w:r>
+      <w:proofErr w:type="spellEnd"/>
+      <w:r>
+        <w:rPr>
+          <w:lang w:val="en-US"/>
+        </w:rPr>
+        <w:t xml:space="preserve">. </w:t>
+      </w:r>
+      <w:proofErr w:type="spellStart"/>
+      <w:r>
+        <w:rPr>
+          <w:lang w:val="en-US"/>
+        </w:rPr>
+        <w:t>Зростання</w:t>
+      </w:r>
+      <w:proofErr w:type="spellEnd"/>
+      <w:r>
+        <w:rPr>
+          <w:lang w:val="en-US"/>
+        </w:rPr>
+        <w:t xml:space="preserve"> </w:t>
+      </w:r>
+      <w:proofErr w:type="spellStart"/>
+      <w:r>
+        <w:rPr>
+          <w:lang w:val="en-US"/>
+        </w:rPr>
+        <w:t>часу</w:t>
+      </w:r>
+      <w:proofErr w:type="spellEnd"/>
+      <w:r>
+        <w:rPr>
+          <w:lang w:val="en-US"/>
+        </w:rPr>
+        <w:t xml:space="preserve"> </w:t>
+      </w:r>
+      <w:proofErr w:type="spellStart"/>
+      <w:r>
+        <w:rPr>
+          <w:lang w:val="en-US"/>
+        </w:rPr>
+        <w:t>обчислень</w:t>
+      </w:r>
+      <w:proofErr w:type="spellEnd"/>
+      <w:r>
+        <w:rPr>
+          <w:lang w:val="en-US"/>
+        </w:rPr>
+        <w:t xml:space="preserve"> </w:t>
+      </w:r>
+      <w:proofErr w:type="spellStart"/>
+      <w:r>
+        <w:rPr>
+          <w:lang w:val="en-US"/>
+        </w:rPr>
+        <w:t>компенсується</w:t>
+      </w:r>
+      <w:proofErr w:type="spellEnd"/>
+      <w:r>
+        <w:rPr>
+          <w:lang w:val="en-US"/>
+        </w:rPr>
+        <w:t xml:space="preserve"> </w:t>
+      </w:r>
+      <w:proofErr w:type="spellStart"/>
+      <w:r>
+        <w:rPr>
+          <w:lang w:val="en-US"/>
+        </w:rPr>
+        <w:t>суттєво</w:t>
+      </w:r>
+      <w:proofErr w:type="spellEnd"/>
+      <w:r>
+        <w:rPr>
+          <w:lang w:val="en-US"/>
+        </w:rPr>
+        <w:t xml:space="preserve"> </w:t>
+      </w:r>
+      <w:proofErr w:type="spellStart"/>
+      <w:r>
+        <w:rPr>
+          <w:lang w:val="en-US"/>
+        </w:rPr>
+        <w:t>вищою</w:t>
+      </w:r>
+      <w:proofErr w:type="spellEnd"/>
+      <w:r>
+        <w:rPr>
+          <w:lang w:val="en-US"/>
+        </w:rPr>
+        <w:t xml:space="preserve"> </w:t>
+      </w:r>
+      <w:proofErr w:type="spellStart"/>
+      <w:r>
+        <w:rPr>
+          <w:lang w:val="en-US"/>
+        </w:rPr>
+        <w:t>якістю</w:t>
+      </w:r>
+      <w:proofErr w:type="spellEnd"/>
+      <w:r>
+        <w:rPr>
+          <w:lang w:val="en-US"/>
+        </w:rPr>
+        <w:t xml:space="preserve"> </w:t>
+      </w:r>
+      <w:proofErr w:type="spellStart"/>
+      <w:r>
+        <w:rPr>
+          <w:lang w:val="en-US"/>
+        </w:rPr>
+        <w:t>розв’язку</w:t>
+      </w:r>
+      <w:proofErr w:type="spellEnd"/>
+      <w:r>
+        <w:rPr>
+          <w:lang w:val="en-US"/>
+        </w:rPr>
+        <w:t xml:space="preserve">, </w:t>
+      </w:r>
+      <w:proofErr w:type="spellStart"/>
+      <w:r>
+        <w:rPr>
+          <w:lang w:val="en-US"/>
+        </w:rPr>
+        <w:t>особливо</w:t>
+      </w:r>
+      <w:proofErr w:type="spellEnd"/>
+      <w:r>
+        <w:rPr>
+          <w:lang w:val="en-US"/>
+        </w:rPr>
+        <w:t xml:space="preserve"> у </w:t>
+      </w:r>
+      <w:proofErr w:type="spellStart"/>
+      <w:r>
+        <w:rPr>
+          <w:lang w:val="en-US"/>
+        </w:rPr>
+        <w:t>задачах</w:t>
+      </w:r>
+      <w:proofErr w:type="spellEnd"/>
+      <w:r>
+        <w:rPr>
+          <w:lang w:val="en-US"/>
+        </w:rPr>
+        <w:t xml:space="preserve"> </w:t>
+      </w:r>
+      <w:proofErr w:type="spellStart"/>
+      <w:r>
+        <w:rPr>
+          <w:lang w:val="en-US"/>
+        </w:rPr>
+        <w:t>із</w:t>
+      </w:r>
+      <w:proofErr w:type="spellEnd"/>
+      <w:r>
+        <w:rPr>
+          <w:lang w:val="en-US"/>
+        </w:rPr>
+        <w:t xml:space="preserve"> </w:t>
+      </w:r>
+      <w:proofErr w:type="spellStart"/>
+      <w:r>
+        <w:rPr>
+          <w:lang w:val="en-US"/>
+        </w:rPr>
+        <w:t>великою</w:t>
+      </w:r>
+      <w:proofErr w:type="spellEnd"/>
+      <w:r>
+        <w:rPr>
+          <w:lang w:val="en-US"/>
+        </w:rPr>
+        <w:t xml:space="preserve"> </w:t>
+      </w:r>
+      <w:proofErr w:type="spellStart"/>
+      <w:r>
+        <w:rPr>
+          <w:lang w:val="en-US"/>
+        </w:rPr>
+        <w:t>кількістю</w:t>
+      </w:r>
+      <w:proofErr w:type="spellEnd"/>
+      <w:r>
+        <w:rPr>
+          <w:lang w:val="en-US"/>
+        </w:rPr>
+        <w:t xml:space="preserve"> </w:t>
+      </w:r>
+      <w:proofErr w:type="spellStart"/>
+      <w:r>
+        <w:rPr>
+          <w:lang w:val="en-US"/>
+        </w:rPr>
+        <w:t>пунктів</w:t>
+      </w:r>
+      <w:proofErr w:type="spellEnd"/>
       <w:r>
         <w:rPr>
           <w:lang w:val="en-US"/>
@@ -11257,7 +16432,77 @@
         <w:rPr>
           <w:lang w:val="en-US"/>
         </w:rPr>
-        <w:t xml:space="preserve"> та жорсткими обмеженнями часових вікон.</w:t>
+        <w:t xml:space="preserve"> </w:t>
+      </w:r>
+      <w:proofErr w:type="spellStart"/>
+      <w:r>
+        <w:rPr>
+          <w:lang w:val="en-US"/>
+        </w:rPr>
+        <w:t>та</w:t>
+      </w:r>
+      <w:proofErr w:type="spellEnd"/>
+      <w:r>
+        <w:rPr>
+          <w:lang w:val="en-US"/>
+        </w:rPr>
+        <w:t xml:space="preserve"> </w:t>
+      </w:r>
+      <w:proofErr w:type="spellStart"/>
+      <w:r>
+        <w:rPr>
+          <w:lang w:val="en-US"/>
+        </w:rPr>
+        <w:t>жорсткими</w:t>
+      </w:r>
+      <w:proofErr w:type="spellEnd"/>
+      <w:r>
+        <w:rPr>
+          <w:lang w:val="en-US"/>
+        </w:rPr>
+        <w:t xml:space="preserve"> </w:t>
+      </w:r>
+      <w:proofErr w:type="spellStart"/>
+      <w:r>
+        <w:rPr>
+          <w:lang w:val="en-US"/>
+        </w:rPr>
+        <w:t>обмеженнями</w:t>
+      </w:r>
+      <w:proofErr w:type="spellEnd"/>
+      <w:r>
+        <w:rPr>
+          <w:lang w:val="en-US"/>
+        </w:rPr>
+        <w:t xml:space="preserve"> </w:t>
+      </w:r>
+      <w:proofErr w:type="spellStart"/>
+      <w:r>
+        <w:rPr>
+          <w:lang w:val="en-US"/>
+        </w:rPr>
+        <w:t>часових</w:t>
+      </w:r>
+      <w:proofErr w:type="spellEnd"/>
+      <w:r>
+        <w:rPr>
+          <w:lang w:val="en-US"/>
+        </w:rPr>
+        <w:t xml:space="preserve"> </w:t>
+      </w:r>
+      <w:proofErr w:type="spellStart"/>
+      <w:r>
+        <w:rPr>
+          <w:lang w:val="en-US"/>
+        </w:rPr>
+        <w:t>вікон</w:t>
+      </w:r>
+      <w:proofErr w:type="spellEnd"/>
+      <w:r>
+        <w:rPr>
+          <w:lang w:val="en-US"/>
+        </w:rPr>
+        <w:t>.</w:t>
       </w:r>
     </w:p>
     <w:p>
@@ -11293,18 +16538,754 @@
         <w:rPr>
           <w:lang w:val="en-US"/>
         </w:rPr>
-        <w:t xml:space="preserve"> розділі представлено програмну реалізацію розробленої інтелектуальної системи оптимізації розподілу вантажів. Обґрунтовано вибір мови програмування Python та фреймворку Streamlit, визначено перелік допоміжних бібліотек та сформульовано мінімальні вимоги до апаратного забезпечення.</w:t>
+        <w:t xml:space="preserve"> </w:t>
+      </w:r>
+      <w:proofErr w:type="spellStart"/>
+      <w:r>
+        <w:rPr>
+          <w:lang w:val="en-US"/>
+        </w:rPr>
+        <w:t>розділі</w:t>
+      </w:r>
+      <w:proofErr w:type="spellEnd"/>
+      <w:r>
+        <w:rPr>
+          <w:lang w:val="en-US"/>
+        </w:rPr>
+        <w:t xml:space="preserve"> </w:t>
+      </w:r>
+      <w:proofErr w:type="spellStart"/>
+      <w:r>
+        <w:rPr>
+          <w:lang w:val="en-US"/>
+        </w:rPr>
+        <w:t>представлено</w:t>
+      </w:r>
+      <w:proofErr w:type="spellEnd"/>
+      <w:r>
+        <w:rPr>
+          <w:lang w:val="en-US"/>
+        </w:rPr>
+        <w:t xml:space="preserve"> </w:t>
+      </w:r>
+      <w:proofErr w:type="spellStart"/>
+      <w:r>
+        <w:rPr>
+          <w:lang w:val="en-US"/>
+        </w:rPr>
+        <w:t>програмну</w:t>
+      </w:r>
+      <w:proofErr w:type="spellEnd"/>
+      <w:r>
+        <w:rPr>
+          <w:lang w:val="en-US"/>
+        </w:rPr>
+        <w:t xml:space="preserve"> </w:t>
+      </w:r>
+      <w:proofErr w:type="spellStart"/>
+      <w:r>
+        <w:rPr>
+          <w:lang w:val="en-US"/>
+        </w:rPr>
+        <w:t>реалізацію</w:t>
+      </w:r>
+      <w:proofErr w:type="spellEnd"/>
+      <w:r>
+        <w:rPr>
+          <w:lang w:val="en-US"/>
+        </w:rPr>
+        <w:t xml:space="preserve"> </w:t>
+      </w:r>
+      <w:proofErr w:type="spellStart"/>
+      <w:r>
+        <w:rPr>
+          <w:lang w:val="en-US"/>
+        </w:rPr>
+        <w:t>розробленої</w:t>
+      </w:r>
+      <w:proofErr w:type="spellEnd"/>
+      <w:r>
+        <w:rPr>
+          <w:lang w:val="en-US"/>
+        </w:rPr>
+        <w:t xml:space="preserve"> </w:t>
+      </w:r>
+      <w:proofErr w:type="spellStart"/>
+      <w:r>
+        <w:rPr>
+          <w:lang w:val="en-US"/>
+        </w:rPr>
+        <w:t>інтелектуальної</w:t>
+      </w:r>
+      <w:proofErr w:type="spellEnd"/>
+      <w:r>
+        <w:rPr>
+          <w:lang w:val="en-US"/>
+        </w:rPr>
+        <w:t xml:space="preserve"> </w:t>
+      </w:r>
+      <w:proofErr w:type="spellStart"/>
+      <w:r>
+        <w:rPr>
+          <w:lang w:val="en-US"/>
+        </w:rPr>
+        <w:t>системи</w:t>
+      </w:r>
+      <w:proofErr w:type="spellEnd"/>
+      <w:r>
+        <w:rPr>
+          <w:lang w:val="en-US"/>
+        </w:rPr>
+        <w:t xml:space="preserve"> </w:t>
+      </w:r>
+      <w:proofErr w:type="spellStart"/>
+      <w:r>
+        <w:rPr>
+          <w:lang w:val="en-US"/>
+        </w:rPr>
+        <w:t>оптимізації</w:t>
+      </w:r>
+      <w:proofErr w:type="spellEnd"/>
+      <w:r>
+        <w:rPr>
+          <w:lang w:val="en-US"/>
+        </w:rPr>
+        <w:t xml:space="preserve"> </w:t>
+      </w:r>
+      <w:proofErr w:type="spellStart"/>
+      <w:r>
+        <w:rPr>
+          <w:lang w:val="en-US"/>
+        </w:rPr>
+        <w:t>розподілу</w:t>
+      </w:r>
+      <w:proofErr w:type="spellEnd"/>
+      <w:r>
+        <w:rPr>
+          <w:lang w:val="en-US"/>
+        </w:rPr>
+        <w:t xml:space="preserve"> </w:t>
+      </w:r>
+      <w:proofErr w:type="spellStart"/>
+      <w:r>
+        <w:rPr>
+          <w:lang w:val="en-US"/>
+        </w:rPr>
+        <w:t>вантажів</w:t>
+      </w:r>
+      <w:proofErr w:type="spellEnd"/>
+      <w:r>
+        <w:rPr>
+          <w:lang w:val="en-US"/>
+        </w:rPr>
+        <w:t xml:space="preserve">. </w:t>
+      </w:r>
+      <w:proofErr w:type="spellStart"/>
+      <w:r>
+        <w:rPr>
+          <w:lang w:val="en-US"/>
+        </w:rPr>
+        <w:t>Обґрунтовано</w:t>
+      </w:r>
+      <w:proofErr w:type="spellEnd"/>
+      <w:r>
+        <w:rPr>
+          <w:lang w:val="en-US"/>
+        </w:rPr>
+        <w:t xml:space="preserve"> </w:t>
+      </w:r>
+      <w:proofErr w:type="spellStart"/>
+      <w:r>
+        <w:rPr>
+          <w:lang w:val="en-US"/>
+        </w:rPr>
+        <w:t>вибір</w:t>
+      </w:r>
+      <w:proofErr w:type="spellEnd"/>
+      <w:r>
+        <w:rPr>
+          <w:lang w:val="en-US"/>
+        </w:rPr>
+        <w:t xml:space="preserve"> </w:t>
+      </w:r>
+      <w:proofErr w:type="spellStart"/>
+      <w:r>
+        <w:rPr>
+          <w:lang w:val="en-US"/>
+        </w:rPr>
+        <w:t>мови</w:t>
+      </w:r>
+      <w:proofErr w:type="spellEnd"/>
+      <w:r>
+        <w:rPr>
+          <w:lang w:val="en-US"/>
+        </w:rPr>
+        <w:t xml:space="preserve"> </w:t>
+      </w:r>
+      <w:proofErr w:type="spellStart"/>
+      <w:r>
+        <w:rPr>
+          <w:lang w:val="en-US"/>
+        </w:rPr>
+        <w:t>програмування</w:t>
+      </w:r>
+      <w:proofErr w:type="spellEnd"/>
+      <w:r>
+        <w:rPr>
+          <w:lang w:val="en-US"/>
+        </w:rPr>
+        <w:t xml:space="preserve"> Python </w:t>
+      </w:r>
+      <w:proofErr w:type="spellStart"/>
+      <w:r>
+        <w:rPr>
+          <w:lang w:val="en-US"/>
+        </w:rPr>
+        <w:t>та</w:t>
+      </w:r>
+      <w:proofErr w:type="spellEnd"/>
+      <w:r>
+        <w:rPr>
+          <w:lang w:val="en-US"/>
+        </w:rPr>
+        <w:t xml:space="preserve"> </w:t>
+      </w:r>
+      <w:proofErr w:type="spellStart"/>
+      <w:r>
+        <w:rPr>
+          <w:lang w:val="en-US"/>
+        </w:rPr>
+        <w:t>фреймворку</w:t>
+      </w:r>
+      <w:proofErr w:type="spellEnd"/>
+      <w:r>
+        <w:rPr>
+          <w:lang w:val="en-US"/>
+        </w:rPr>
+        <w:t xml:space="preserve"> </w:t>
+      </w:r>
+      <w:proofErr w:type="spellStart"/>
+      <w:r>
+        <w:rPr>
+          <w:lang w:val="en-US"/>
+        </w:rPr>
+        <w:t>Streamlit</w:t>
+      </w:r>
+      <w:proofErr w:type="spellEnd"/>
+      <w:r>
+        <w:rPr>
+          <w:lang w:val="en-US"/>
+        </w:rPr>
+        <w:t xml:space="preserve">, </w:t>
+      </w:r>
+      <w:proofErr w:type="spellStart"/>
+      <w:r>
+        <w:rPr>
+          <w:lang w:val="en-US"/>
+        </w:rPr>
+        <w:t>визначено</w:t>
+      </w:r>
+      <w:proofErr w:type="spellEnd"/>
+      <w:r>
+        <w:rPr>
+          <w:lang w:val="en-US"/>
+        </w:rPr>
+        <w:t xml:space="preserve"> </w:t>
+      </w:r>
+      <w:proofErr w:type="spellStart"/>
+      <w:r>
+        <w:rPr>
+          <w:lang w:val="en-US"/>
+        </w:rPr>
+        <w:t>перелік</w:t>
+      </w:r>
+      <w:proofErr w:type="spellEnd"/>
+      <w:r>
+        <w:rPr>
+          <w:lang w:val="en-US"/>
+        </w:rPr>
+        <w:t xml:space="preserve"> </w:t>
+      </w:r>
+      <w:proofErr w:type="spellStart"/>
+      <w:r>
+        <w:rPr>
+          <w:lang w:val="en-US"/>
+        </w:rPr>
+        <w:t>допоміжних</w:t>
+      </w:r>
+      <w:proofErr w:type="spellEnd"/>
+      <w:r>
+        <w:rPr>
+          <w:lang w:val="en-US"/>
+        </w:rPr>
+        <w:t xml:space="preserve"> </w:t>
+      </w:r>
+      <w:proofErr w:type="spellStart"/>
+      <w:r>
+        <w:rPr>
+          <w:lang w:val="en-US"/>
+        </w:rPr>
+        <w:t>бібліотек</w:t>
+      </w:r>
+      <w:proofErr w:type="spellEnd"/>
+      <w:r>
+        <w:rPr>
+          <w:lang w:val="en-US"/>
+        </w:rPr>
+        <w:t xml:space="preserve"> </w:t>
+      </w:r>
+      <w:proofErr w:type="spellStart"/>
+      <w:r>
+        <w:rPr>
+          <w:lang w:val="en-US"/>
+        </w:rPr>
+        <w:t>та</w:t>
+      </w:r>
+      <w:proofErr w:type="spellEnd"/>
+      <w:r>
+        <w:rPr>
+          <w:lang w:val="en-US"/>
+        </w:rPr>
+        <w:t xml:space="preserve"> </w:t>
+      </w:r>
+      <w:proofErr w:type="spellStart"/>
+      <w:r>
+        <w:rPr>
+          <w:lang w:val="en-US"/>
+        </w:rPr>
+        <w:t>сформульовано</w:t>
+      </w:r>
+      <w:proofErr w:type="spellEnd"/>
+      <w:r>
+        <w:rPr>
+          <w:lang w:val="en-US"/>
+        </w:rPr>
+        <w:t xml:space="preserve"> </w:t>
+      </w:r>
+      <w:proofErr w:type="spellStart"/>
+      <w:r>
+        <w:rPr>
+          <w:lang w:val="en-US"/>
+        </w:rPr>
+        <w:t>мінімальні</w:t>
+      </w:r>
+      <w:proofErr w:type="spellEnd"/>
+      <w:r>
+        <w:rPr>
+          <w:lang w:val="en-US"/>
+        </w:rPr>
+        <w:t xml:space="preserve"> </w:t>
+      </w:r>
+      <w:proofErr w:type="spellStart"/>
+      <w:r>
+        <w:rPr>
+          <w:lang w:val="en-US"/>
+        </w:rPr>
+        <w:t>вимоги</w:t>
+      </w:r>
+      <w:proofErr w:type="spellEnd"/>
+      <w:r>
+        <w:rPr>
+          <w:lang w:val="en-US"/>
+        </w:rPr>
+        <w:t xml:space="preserve"> </w:t>
+      </w:r>
+      <w:proofErr w:type="spellStart"/>
+      <w:r>
+        <w:rPr>
+          <w:lang w:val="en-US"/>
+        </w:rPr>
+        <w:t>до</w:t>
+      </w:r>
+      <w:proofErr w:type="spellEnd"/>
+      <w:r>
+        <w:rPr>
+          <w:lang w:val="en-US"/>
+        </w:rPr>
+        <w:t xml:space="preserve"> </w:t>
+      </w:r>
+      <w:proofErr w:type="spellStart"/>
+      <w:r>
+        <w:rPr>
+          <w:lang w:val="en-US"/>
+        </w:rPr>
+        <w:t>апаратного</w:t>
+      </w:r>
+      <w:proofErr w:type="spellEnd"/>
+      <w:r>
+        <w:rPr>
+          <w:lang w:val="en-US"/>
+        </w:rPr>
+        <w:t xml:space="preserve"> </w:t>
+      </w:r>
+      <w:proofErr w:type="spellStart"/>
+      <w:r>
+        <w:rPr>
+          <w:lang w:val="en-US"/>
+        </w:rPr>
+        <w:t>забезпечення</w:t>
+      </w:r>
+      <w:proofErr w:type="spellEnd"/>
+      <w:r>
+        <w:rPr>
+          <w:lang w:val="en-US"/>
+        </w:rPr>
+        <w:t>.</w:t>
       </w:r>
     </w:p>
     <w:p>
       <w:pPr>
         <w:ind w:firstLine="709"/>
       </w:pPr>
-      <w:r>
-        <w:rPr>
-          <w:lang w:val="en-US"/>
-        </w:rPr>
-        <w:t>Описано етапи проектування та виконання системи, а також надано детальні інструкції користувача та програміста, що забезпечують можливість самостійного розгортання та налаштування системи на новій робочій станції.</w:t>
+      <w:proofErr w:type="spellStart"/>
+      <w:r>
+        <w:rPr>
+          <w:lang w:val="en-US"/>
+        </w:rPr>
+        <w:t>Описано</w:t>
+      </w:r>
+      <w:proofErr w:type="spellEnd"/>
+      <w:r>
+        <w:rPr>
+          <w:lang w:val="en-US"/>
+        </w:rPr>
+        <w:t xml:space="preserve"> </w:t>
+      </w:r>
+      <w:proofErr w:type="spellStart"/>
+      <w:r>
+        <w:rPr>
+          <w:lang w:val="en-US"/>
+        </w:rPr>
+        <w:t>етапи</w:t>
+      </w:r>
+      <w:proofErr w:type="spellEnd"/>
+      <w:r>
+        <w:rPr>
+          <w:lang w:val="en-US"/>
+        </w:rPr>
+        <w:t xml:space="preserve"> </w:t>
+      </w:r>
+      <w:proofErr w:type="spellStart"/>
+      <w:r>
+        <w:rPr>
+          <w:lang w:val="en-US"/>
+        </w:rPr>
+        <w:t>проектування</w:t>
+      </w:r>
+      <w:proofErr w:type="spellEnd"/>
+      <w:r>
+        <w:rPr>
+          <w:lang w:val="en-US"/>
+        </w:rPr>
+        <w:t xml:space="preserve"> </w:t>
+      </w:r>
+      <w:proofErr w:type="spellStart"/>
+      <w:r>
+        <w:rPr>
+          <w:lang w:val="en-US"/>
+        </w:rPr>
+        <w:t>та</w:t>
+      </w:r>
+      <w:proofErr w:type="spellEnd"/>
+      <w:r>
+        <w:rPr>
+          <w:lang w:val="en-US"/>
+        </w:rPr>
+        <w:t xml:space="preserve"> </w:t>
+      </w:r>
+      <w:proofErr w:type="spellStart"/>
+      <w:r>
+        <w:rPr>
+          <w:lang w:val="en-US"/>
+        </w:rPr>
+        <w:t>виконання</w:t>
+      </w:r>
+      <w:proofErr w:type="spellEnd"/>
+      <w:r>
+        <w:rPr>
+          <w:lang w:val="en-US"/>
+        </w:rPr>
+        <w:t xml:space="preserve"> </w:t>
+      </w:r>
+      <w:proofErr w:type="spellStart"/>
+      <w:r>
+        <w:rPr>
+          <w:lang w:val="en-US"/>
+        </w:rPr>
+        <w:t>системи</w:t>
+      </w:r>
+      <w:proofErr w:type="spellEnd"/>
+      <w:r>
+        <w:rPr>
+          <w:lang w:val="en-US"/>
+        </w:rPr>
+        <w:t xml:space="preserve">, а </w:t>
+      </w:r>
+      <w:proofErr w:type="spellStart"/>
+      <w:r>
+        <w:rPr>
+          <w:lang w:val="en-US"/>
+        </w:rPr>
+        <w:t>також</w:t>
+      </w:r>
+      <w:proofErr w:type="spellEnd"/>
+      <w:r>
+        <w:rPr>
+          <w:lang w:val="en-US"/>
+        </w:rPr>
+        <w:t xml:space="preserve"> </w:t>
+      </w:r>
+      <w:proofErr w:type="spellStart"/>
+      <w:r>
+        <w:rPr>
+          <w:lang w:val="en-US"/>
+        </w:rPr>
+        <w:t>надано</w:t>
+      </w:r>
+      <w:proofErr w:type="spellEnd"/>
+      <w:r>
+        <w:rPr>
+          <w:lang w:val="en-US"/>
+        </w:rPr>
+        <w:t xml:space="preserve"> </w:t>
+      </w:r>
+      <w:proofErr w:type="spellStart"/>
+      <w:r>
+        <w:rPr>
+          <w:lang w:val="en-US"/>
+        </w:rPr>
+        <w:t>детальні</w:t>
+      </w:r>
+      <w:proofErr w:type="spellEnd"/>
+      <w:r>
+        <w:rPr>
+          <w:lang w:val="en-US"/>
+        </w:rPr>
+        <w:t xml:space="preserve"> </w:t>
+      </w:r>
+      <w:proofErr w:type="spellStart"/>
+      <w:r>
+        <w:rPr>
+          <w:lang w:val="en-US"/>
+        </w:rPr>
+        <w:t>інструкції</w:t>
+      </w:r>
+      <w:proofErr w:type="spellEnd"/>
+      <w:r>
+        <w:rPr>
+          <w:lang w:val="en-US"/>
+        </w:rPr>
+        <w:t xml:space="preserve"> </w:t>
+      </w:r>
+      <w:proofErr w:type="spellStart"/>
+      <w:r>
+        <w:rPr>
+          <w:lang w:val="en-US"/>
+        </w:rPr>
+        <w:t>користувача</w:t>
+      </w:r>
+      <w:proofErr w:type="spellEnd"/>
+      <w:r>
+        <w:rPr>
+          <w:lang w:val="en-US"/>
+        </w:rPr>
+        <w:t xml:space="preserve"> </w:t>
+      </w:r>
+      <w:proofErr w:type="spellStart"/>
+      <w:r>
+        <w:rPr>
+          <w:lang w:val="en-US"/>
+        </w:rPr>
+        <w:t>та</w:t>
+      </w:r>
+      <w:proofErr w:type="spellEnd"/>
+      <w:r>
+        <w:rPr>
+          <w:lang w:val="en-US"/>
+        </w:rPr>
+        <w:t xml:space="preserve"> </w:t>
+      </w:r>
+      <w:proofErr w:type="spellStart"/>
+      <w:r>
+        <w:rPr>
+          <w:lang w:val="en-US"/>
+        </w:rPr>
+        <w:t>програміста</w:t>
+      </w:r>
+      <w:proofErr w:type="spellEnd"/>
+      <w:r>
+        <w:rPr>
+          <w:lang w:val="en-US"/>
+        </w:rPr>
+        <w:t xml:space="preserve">, </w:t>
+      </w:r>
+      <w:proofErr w:type="spellStart"/>
+      <w:r>
+        <w:rPr>
+          <w:lang w:val="en-US"/>
+        </w:rPr>
+        <w:t>що</w:t>
+      </w:r>
+      <w:proofErr w:type="spellEnd"/>
+      <w:r>
+        <w:rPr>
+          <w:lang w:val="en-US"/>
+        </w:rPr>
+        <w:t xml:space="preserve"> </w:t>
+      </w:r>
+      <w:proofErr w:type="spellStart"/>
+      <w:r>
+        <w:rPr>
+          <w:lang w:val="en-US"/>
+        </w:rPr>
+        <w:t>забезпечують</w:t>
+      </w:r>
+      <w:proofErr w:type="spellEnd"/>
+      <w:r>
+        <w:rPr>
+          <w:lang w:val="en-US"/>
+        </w:rPr>
+        <w:t xml:space="preserve"> </w:t>
+      </w:r>
+      <w:proofErr w:type="spellStart"/>
+      <w:r>
+        <w:rPr>
+          <w:lang w:val="en-US"/>
+        </w:rPr>
+        <w:t>можливість</w:t>
+      </w:r>
+      <w:proofErr w:type="spellEnd"/>
+      <w:r>
+        <w:rPr>
+          <w:lang w:val="en-US"/>
+        </w:rPr>
+        <w:t xml:space="preserve"> </w:t>
+      </w:r>
+      <w:proofErr w:type="spellStart"/>
+      <w:r>
+        <w:rPr>
+          <w:lang w:val="en-US"/>
+        </w:rPr>
+        <w:t>самостійного</w:t>
+      </w:r>
+      <w:proofErr w:type="spellEnd"/>
+      <w:r>
+        <w:rPr>
+          <w:lang w:val="en-US"/>
+        </w:rPr>
+        <w:t xml:space="preserve"> </w:t>
+      </w:r>
+      <w:proofErr w:type="spellStart"/>
+      <w:r>
+        <w:rPr>
+          <w:lang w:val="en-US"/>
+        </w:rPr>
+        <w:t>розгортання</w:t>
+      </w:r>
+      <w:proofErr w:type="spellEnd"/>
+      <w:r>
+        <w:rPr>
+          <w:lang w:val="en-US"/>
+        </w:rPr>
+        <w:t xml:space="preserve"> </w:t>
+      </w:r>
+      <w:proofErr w:type="spellStart"/>
+      <w:r>
+        <w:rPr>
+          <w:lang w:val="en-US"/>
+        </w:rPr>
+        <w:t>та</w:t>
+      </w:r>
+      <w:proofErr w:type="spellEnd"/>
+      <w:r>
+        <w:rPr>
+          <w:lang w:val="en-US"/>
+        </w:rPr>
+        <w:t xml:space="preserve"> </w:t>
+      </w:r>
+      <w:proofErr w:type="spellStart"/>
+      <w:r>
+        <w:rPr>
+          <w:lang w:val="en-US"/>
+        </w:rPr>
+        <w:t>налаштування</w:t>
+      </w:r>
+      <w:proofErr w:type="spellEnd"/>
+      <w:r>
+        <w:rPr>
+          <w:lang w:val="en-US"/>
+        </w:rPr>
+        <w:t xml:space="preserve"> </w:t>
+      </w:r>
+      <w:proofErr w:type="spellStart"/>
+      <w:r>
+        <w:rPr>
+          <w:lang w:val="en-US"/>
+        </w:rPr>
+        <w:t>системи</w:t>
+      </w:r>
+      <w:proofErr w:type="spellEnd"/>
+      <w:r>
+        <w:rPr>
+          <w:lang w:val="en-US"/>
+        </w:rPr>
+        <w:t xml:space="preserve"> </w:t>
+      </w:r>
+      <w:proofErr w:type="spellStart"/>
+      <w:r>
+        <w:rPr>
+          <w:lang w:val="en-US"/>
+        </w:rPr>
+        <w:t>на</w:t>
+      </w:r>
+      <w:proofErr w:type="spellEnd"/>
+      <w:r>
+        <w:rPr>
+          <w:lang w:val="en-US"/>
+        </w:rPr>
+        <w:t xml:space="preserve"> </w:t>
+      </w:r>
+      <w:proofErr w:type="spellStart"/>
+      <w:r>
+        <w:rPr>
+          <w:lang w:val="en-US"/>
+        </w:rPr>
+        <w:t>новій</w:t>
+      </w:r>
+      <w:proofErr w:type="spellEnd"/>
+      <w:r>
+        <w:rPr>
+          <w:lang w:val="en-US"/>
+        </w:rPr>
+        <w:t xml:space="preserve"> </w:t>
+      </w:r>
+      <w:proofErr w:type="spellStart"/>
+      <w:r>
+        <w:rPr>
+          <w:lang w:val="en-US"/>
+        </w:rPr>
+        <w:t>робочій</w:t>
+      </w:r>
+      <w:proofErr w:type="spellEnd"/>
+      <w:r>
+        <w:rPr>
+          <w:lang w:val="en-US"/>
+        </w:rPr>
+        <w:t xml:space="preserve"> </w:t>
+      </w:r>
+      <w:proofErr w:type="spellStart"/>
+      <w:r>
+        <w:rPr>
+          <w:lang w:val="en-US"/>
+        </w:rPr>
+        <w:t>станції</w:t>
+      </w:r>
+      <w:proofErr w:type="spellEnd"/>
+      <w:r>
+        <w:rPr>
+          <w:lang w:val="en-US"/>
+        </w:rPr>
+        <w:t>.</w:t>
       </w:r>
     </w:p>
     <w:p>
@@ -11314,11 +17295,215 @@
           <w:lang w:val="en-US"/>
         </w:rPr>
       </w:pPr>
-      <w:r>
-        <w:rPr>
-          <w:lang w:val="en-US"/>
-        </w:rPr>
-        <w:t xml:space="preserve">Проведене тестування на реальних даних по місту Дніпро підтвердило працездатність системи на масштабах від 5 до </w:t>
+      <w:proofErr w:type="spellStart"/>
+      <w:r>
+        <w:rPr>
+          <w:lang w:val="en-US"/>
+        </w:rPr>
+        <w:t>Проведене</w:t>
+      </w:r>
+      <w:proofErr w:type="spellEnd"/>
+      <w:r>
+        <w:rPr>
+          <w:lang w:val="en-US"/>
+        </w:rPr>
+        <w:t xml:space="preserve"> </w:t>
+      </w:r>
+      <w:proofErr w:type="spellStart"/>
+      <w:r>
+        <w:rPr>
+          <w:lang w:val="en-US"/>
+        </w:rPr>
+        <w:t>тестування</w:t>
+      </w:r>
+      <w:proofErr w:type="spellEnd"/>
+      <w:r>
+        <w:rPr>
+          <w:lang w:val="en-US"/>
+        </w:rPr>
+        <w:t xml:space="preserve"> </w:t>
+      </w:r>
+      <w:proofErr w:type="spellStart"/>
+      <w:r>
+        <w:rPr>
+          <w:lang w:val="en-US"/>
+        </w:rPr>
+        <w:t>на</w:t>
+      </w:r>
+      <w:proofErr w:type="spellEnd"/>
+      <w:r>
+        <w:rPr>
+          <w:lang w:val="en-US"/>
+        </w:rPr>
+        <w:t xml:space="preserve"> </w:t>
+      </w:r>
+      <w:proofErr w:type="spellStart"/>
+      <w:r>
+        <w:rPr>
+          <w:lang w:val="en-US"/>
+        </w:rPr>
+        <w:t>реальних</w:t>
+      </w:r>
+      <w:proofErr w:type="spellEnd"/>
+      <w:r>
+        <w:rPr>
+          <w:lang w:val="en-US"/>
+        </w:rPr>
+        <w:t xml:space="preserve"> </w:t>
+      </w:r>
+      <w:proofErr w:type="spellStart"/>
+      <w:r>
+        <w:rPr>
+          <w:lang w:val="en-US"/>
+        </w:rPr>
+        <w:t>даних</w:t>
+      </w:r>
+      <w:proofErr w:type="spellEnd"/>
+      <w:r>
+        <w:rPr>
+          <w:lang w:val="en-US"/>
+        </w:rPr>
+        <w:t xml:space="preserve"> </w:t>
+      </w:r>
+      <w:proofErr w:type="spellStart"/>
+      <w:r>
+        <w:rPr>
+          <w:lang w:val="en-US"/>
+        </w:rPr>
+        <w:t>по</w:t>
+      </w:r>
+      <w:proofErr w:type="spellEnd"/>
+      <w:r>
+        <w:rPr>
+          <w:lang w:val="en-US"/>
+        </w:rPr>
+        <w:t xml:space="preserve"> </w:t>
+      </w:r>
+      <w:proofErr w:type="spellStart"/>
+      <w:r>
+        <w:rPr>
+          <w:lang w:val="en-US"/>
+        </w:rPr>
+        <w:t>місту</w:t>
+      </w:r>
+      <w:proofErr w:type="spellEnd"/>
+      <w:r>
+        <w:rPr>
+          <w:lang w:val="en-US"/>
+        </w:rPr>
+        <w:t xml:space="preserve"> </w:t>
+      </w:r>
+      <w:proofErr w:type="spellStart"/>
+      <w:r>
+        <w:rPr>
+          <w:lang w:val="en-US"/>
+        </w:rPr>
+        <w:t>Дніпро</w:t>
+      </w:r>
+      <w:proofErr w:type="spellEnd"/>
+      <w:r>
+        <w:rPr>
+          <w:lang w:val="en-US"/>
+        </w:rPr>
+        <w:t xml:space="preserve"> </w:t>
+      </w:r>
+      <w:proofErr w:type="spellStart"/>
+      <w:r>
+        <w:rPr>
+          <w:lang w:val="en-US"/>
+        </w:rPr>
+        <w:t>підтвердило</w:t>
+      </w:r>
+      <w:proofErr w:type="spellEnd"/>
+      <w:r>
+        <w:rPr>
+          <w:lang w:val="en-US"/>
+        </w:rPr>
+        <w:t xml:space="preserve"> </w:t>
+      </w:r>
+      <w:proofErr w:type="spellStart"/>
+      <w:r>
+        <w:rPr>
+          <w:lang w:val="en-US"/>
+        </w:rPr>
+        <w:t>працездатність</w:t>
+      </w:r>
+      <w:proofErr w:type="spellEnd"/>
+      <w:r>
+        <w:rPr>
+          <w:lang w:val="en-US"/>
+        </w:rPr>
+        <w:t xml:space="preserve"> </w:t>
+      </w:r>
+      <w:proofErr w:type="spellStart"/>
+      <w:r>
+        <w:rPr>
+          <w:lang w:val="en-US"/>
+        </w:rPr>
+        <w:t>системи</w:t>
+      </w:r>
+      <w:proofErr w:type="spellEnd"/>
+      <w:r>
+        <w:rPr>
+          <w:lang w:val="en-US"/>
+        </w:rPr>
+        <w:t xml:space="preserve"> </w:t>
+      </w:r>
+      <w:proofErr w:type="spellStart"/>
+      <w:r>
+        <w:rPr>
+          <w:lang w:val="en-US"/>
+        </w:rPr>
+        <w:t>на</w:t>
+      </w:r>
+      <w:proofErr w:type="spellEnd"/>
+      <w:r>
+        <w:rPr>
+          <w:lang w:val="en-US"/>
+        </w:rPr>
+        <w:t xml:space="preserve"> </w:t>
+      </w:r>
+      <w:proofErr w:type="spellStart"/>
+      <w:r>
+        <w:rPr>
+          <w:lang w:val="en-US"/>
+        </w:rPr>
+        <w:t>масштабах</w:t>
+      </w:r>
+      <w:proofErr w:type="spellEnd"/>
+      <w:r>
+        <w:rPr>
+          <w:lang w:val="en-US"/>
+        </w:rPr>
+        <w:t xml:space="preserve"> </w:t>
+      </w:r>
+      <w:proofErr w:type="spellStart"/>
+      <w:r>
+        <w:rPr>
+          <w:lang w:val="en-US"/>
+        </w:rPr>
+        <w:t>від</w:t>
+      </w:r>
+      <w:proofErr w:type="spellEnd"/>
+      <w:r>
+        <w:rPr>
+          <w:lang w:val="en-US"/>
+        </w:rPr>
+        <w:t xml:space="preserve"> 5 </w:t>
+      </w:r>
+      <w:proofErr w:type="spellStart"/>
+      <w:r>
+        <w:rPr>
+          <w:lang w:val="en-US"/>
+        </w:rPr>
+        <w:t>до</w:t>
+      </w:r>
+      <w:proofErr w:type="spellEnd"/>
+      <w:r>
+        <w:rPr>
+          <w:lang w:val="en-US"/>
+        </w:rPr>
+        <w:t xml:space="preserve"> </w:t>
       </w:r>
       <w:r>
         <w:t>5</w:t>
@@ -11327,7 +17512,203 @@
         <w:rPr>
           <w:lang w:val="en-US"/>
         </w:rPr>
-        <w:t xml:space="preserve">0 замовлень. Порівняльний аналіз з класичними евристиками довів, що розроблений генетичний алгоритм дозволяє знаходити розв’язки на </w:t>
+        <w:t xml:space="preserve">0 </w:t>
+      </w:r>
+      <w:proofErr w:type="spellStart"/>
+      <w:r>
+        <w:rPr>
+          <w:lang w:val="en-US"/>
+        </w:rPr>
+        <w:t>замовлень</w:t>
+      </w:r>
+      <w:proofErr w:type="spellEnd"/>
+      <w:r>
+        <w:rPr>
+          <w:lang w:val="en-US"/>
+        </w:rPr>
+        <w:t xml:space="preserve">. </w:t>
+      </w:r>
+      <w:proofErr w:type="spellStart"/>
+      <w:r>
+        <w:rPr>
+          <w:lang w:val="en-US"/>
+        </w:rPr>
+        <w:t>Порівняльний</w:t>
+      </w:r>
+      <w:proofErr w:type="spellEnd"/>
+      <w:r>
+        <w:rPr>
+          <w:lang w:val="en-US"/>
+        </w:rPr>
+        <w:t xml:space="preserve"> </w:t>
+      </w:r>
+      <w:proofErr w:type="spellStart"/>
+      <w:r>
+        <w:rPr>
+          <w:lang w:val="en-US"/>
+        </w:rPr>
+        <w:t>аналіз</w:t>
+      </w:r>
+      <w:proofErr w:type="spellEnd"/>
+      <w:r>
+        <w:rPr>
+          <w:lang w:val="en-US"/>
+        </w:rPr>
+        <w:t xml:space="preserve"> з </w:t>
+      </w:r>
+      <w:proofErr w:type="spellStart"/>
+      <w:r>
+        <w:rPr>
+          <w:lang w:val="en-US"/>
+        </w:rPr>
+        <w:t>класичними</w:t>
+      </w:r>
+      <w:proofErr w:type="spellEnd"/>
+      <w:r>
+        <w:rPr>
+          <w:lang w:val="en-US"/>
+        </w:rPr>
+        <w:t xml:space="preserve"> </w:t>
+      </w:r>
+      <w:proofErr w:type="spellStart"/>
+      <w:r>
+        <w:rPr>
+          <w:lang w:val="en-US"/>
+        </w:rPr>
+        <w:t>евристиками</w:t>
+      </w:r>
+      <w:proofErr w:type="spellEnd"/>
+      <w:r>
+        <w:rPr>
+          <w:lang w:val="en-US"/>
+        </w:rPr>
+        <w:t xml:space="preserve"> </w:t>
+      </w:r>
+      <w:proofErr w:type="spellStart"/>
+      <w:r>
+        <w:rPr>
+          <w:lang w:val="en-US"/>
+        </w:rPr>
+        <w:t>довів</w:t>
+      </w:r>
+      <w:proofErr w:type="spellEnd"/>
+      <w:r>
+        <w:rPr>
+          <w:lang w:val="en-US"/>
+        </w:rPr>
+        <w:t xml:space="preserve">, </w:t>
+      </w:r>
+      <w:proofErr w:type="spellStart"/>
+      <w:r>
+        <w:rPr>
+          <w:lang w:val="en-US"/>
+        </w:rPr>
+        <w:t>що</w:t>
+      </w:r>
+      <w:proofErr w:type="spellEnd"/>
+      <w:r>
+        <w:rPr>
+          <w:lang w:val="en-US"/>
+        </w:rPr>
+        <w:t xml:space="preserve"> </w:t>
+      </w:r>
+      <w:proofErr w:type="spellStart"/>
+      <w:r>
+        <w:rPr>
+          <w:lang w:val="en-US"/>
+        </w:rPr>
+        <w:t>розроблений</w:t>
+      </w:r>
+      <w:proofErr w:type="spellEnd"/>
+      <w:r>
+        <w:rPr>
+          <w:lang w:val="en-US"/>
+        </w:rPr>
+        <w:t xml:space="preserve"> </w:t>
+      </w:r>
+      <w:proofErr w:type="spellStart"/>
+      <w:r>
+        <w:rPr>
+          <w:lang w:val="en-US"/>
+        </w:rPr>
+        <w:t>генетичний</w:t>
+      </w:r>
+      <w:proofErr w:type="spellEnd"/>
+      <w:r>
+        <w:rPr>
+          <w:lang w:val="en-US"/>
+        </w:rPr>
+        <w:t xml:space="preserve"> </w:t>
+      </w:r>
+      <w:proofErr w:type="spellStart"/>
+      <w:r>
+        <w:rPr>
+          <w:lang w:val="en-US"/>
+        </w:rPr>
+        <w:t>алгоритм</w:t>
+      </w:r>
+      <w:proofErr w:type="spellEnd"/>
+      <w:r>
+        <w:rPr>
+          <w:lang w:val="en-US"/>
+        </w:rPr>
+        <w:t xml:space="preserve"> </w:t>
+      </w:r>
+      <w:proofErr w:type="spellStart"/>
+      <w:r>
+        <w:rPr>
+          <w:lang w:val="en-US"/>
+        </w:rPr>
+        <w:t>дозволяє</w:t>
+      </w:r>
+      <w:proofErr w:type="spellEnd"/>
+      <w:r>
+        <w:rPr>
+          <w:lang w:val="en-US"/>
+        </w:rPr>
+        <w:t xml:space="preserve"> </w:t>
+      </w:r>
+      <w:proofErr w:type="spellStart"/>
+      <w:r>
+        <w:rPr>
+          <w:lang w:val="en-US"/>
+        </w:rPr>
+        <w:t>знаходити</w:t>
+      </w:r>
+      <w:proofErr w:type="spellEnd"/>
+      <w:r>
+        <w:rPr>
+          <w:lang w:val="en-US"/>
+        </w:rPr>
+        <w:t xml:space="preserve"> </w:t>
+      </w:r>
+      <w:proofErr w:type="spellStart"/>
+      <w:r>
+        <w:rPr>
+          <w:lang w:val="en-US"/>
+        </w:rPr>
+        <w:t>розв’язки</w:t>
+      </w:r>
+      <w:proofErr w:type="spellEnd"/>
+      <w:r>
+        <w:rPr>
+          <w:lang w:val="en-US"/>
+        </w:rPr>
+        <w:t xml:space="preserve"> </w:t>
+      </w:r>
+      <w:proofErr w:type="spellStart"/>
+      <w:r>
+        <w:rPr>
+          <w:lang w:val="en-US"/>
+        </w:rPr>
+        <w:t>на</w:t>
+      </w:r>
+      <w:proofErr w:type="spellEnd"/>
+      <w:r>
+        <w:rPr>
+          <w:lang w:val="en-US"/>
+        </w:rPr>
+        <w:t xml:space="preserve"> </w:t>
       </w:r>
       <w:r>
         <w:t>6</w:t>
@@ -11345,7 +17726,133 @@
         <w:rPr>
           <w:lang w:val="en-US"/>
         </w:rPr>
-        <w:t xml:space="preserve"> % якісніші за традиційні методи, що відповідає поставленій меті дослідження.</w:t>
+        <w:t xml:space="preserve"> % </w:t>
+      </w:r>
+      <w:proofErr w:type="spellStart"/>
+      <w:r>
+        <w:rPr>
+          <w:lang w:val="en-US"/>
+        </w:rPr>
+        <w:t>якісніші</w:t>
+      </w:r>
+      <w:proofErr w:type="spellEnd"/>
+      <w:r>
+        <w:rPr>
+          <w:lang w:val="en-US"/>
+        </w:rPr>
+        <w:t xml:space="preserve"> </w:t>
+      </w:r>
+      <w:proofErr w:type="spellStart"/>
+      <w:r>
+        <w:rPr>
+          <w:lang w:val="en-US"/>
+        </w:rPr>
+        <w:t>за</w:t>
+      </w:r>
+      <w:proofErr w:type="spellEnd"/>
+      <w:r>
+        <w:rPr>
+          <w:lang w:val="en-US"/>
+        </w:rPr>
+        <w:t xml:space="preserve"> </w:t>
+      </w:r>
+      <w:proofErr w:type="spellStart"/>
+      <w:r>
+        <w:rPr>
+          <w:lang w:val="en-US"/>
+        </w:rPr>
+        <w:t>традиційні</w:t>
+      </w:r>
+      <w:proofErr w:type="spellEnd"/>
+      <w:r>
+        <w:rPr>
+          <w:lang w:val="en-US"/>
+        </w:rPr>
+        <w:t xml:space="preserve"> </w:t>
+      </w:r>
+      <w:proofErr w:type="spellStart"/>
+      <w:r>
+        <w:rPr>
+          <w:lang w:val="en-US"/>
+        </w:rPr>
+        <w:t>методи</w:t>
+      </w:r>
+      <w:proofErr w:type="spellEnd"/>
+      <w:r>
+        <w:rPr>
+          <w:lang w:val="en-US"/>
+        </w:rPr>
+        <w:t xml:space="preserve">, </w:t>
+      </w:r>
+      <w:proofErr w:type="spellStart"/>
+      <w:r>
+        <w:rPr>
+          <w:lang w:val="en-US"/>
+        </w:rPr>
+        <w:t>що</w:t>
+      </w:r>
+      <w:proofErr w:type="spellEnd"/>
+      <w:r>
+        <w:rPr>
+          <w:lang w:val="en-US"/>
+        </w:rPr>
+        <w:t xml:space="preserve"> </w:t>
+      </w:r>
+      <w:proofErr w:type="spellStart"/>
+      <w:r>
+        <w:rPr>
+          <w:lang w:val="en-US"/>
+        </w:rPr>
+        <w:t>відповідає</w:t>
+      </w:r>
+      <w:proofErr w:type="spellEnd"/>
+      <w:r>
+        <w:rPr>
+          <w:lang w:val="en-US"/>
+        </w:rPr>
+        <w:t xml:space="preserve"> </w:t>
+      </w:r>
+      <w:proofErr w:type="spellStart"/>
+      <w:r>
+        <w:rPr>
+          <w:lang w:val="en-US"/>
+        </w:rPr>
+        <w:t>поставленій</w:t>
+      </w:r>
+      <w:proofErr w:type="spellEnd"/>
+      <w:r>
+        <w:rPr>
+          <w:lang w:val="en-US"/>
+        </w:rPr>
+        <w:t xml:space="preserve"> </w:t>
+      </w:r>
+      <w:proofErr w:type="spellStart"/>
+      <w:r>
+        <w:rPr>
+          <w:lang w:val="en-US"/>
+        </w:rPr>
+        <w:t>меті</w:t>
+      </w:r>
+      <w:proofErr w:type="spellEnd"/>
+      <w:r>
+        <w:rPr>
+          <w:lang w:val="en-US"/>
+        </w:rPr>
+        <w:t xml:space="preserve"> </w:t>
+      </w:r>
+      <w:proofErr w:type="spellStart"/>
+      <w:r>
+        <w:rPr>
+          <w:lang w:val="en-US"/>
+        </w:rPr>
+        <w:t>дослідження</w:t>
+      </w:r>
+      <w:proofErr w:type="spellEnd"/>
+      <w:r>
+        <w:rPr>
+          <w:lang w:val="en-US"/>
+        </w:rPr>
+        <w:t>.</w:t>
       </w:r>
     </w:p>
     <w:sectPr>
